--- a/MDPM 830/Data Pipeline/Ade_Deliverables_Pipeline_Stages_and_Data_Ownership.docx
+++ b/MDPM 830/Data Pipeline/Ade_Deliverables_Pipeline_Stages_and_Data_Ownership.docx
@@ -437,7 +437,7 @@
                 <w:b w:val="0"/>
                 <w:sz w:val="19"/>
               </w:rPr>
-              <w:t>Same frame, Part C; section 3 below</w:t>
+              <w:t>Same frame, Part C; section 4 below</w:t>
             </w:r>
           </w:p>
         </w:tc>
@@ -912,7 +912,7 @@
                 <w:b w:val="0"/>
                 <w:sz w:val="19"/>
               </w:rPr>
-              <w:t>Deck slides 5 and 6; section 5 below</w:t>
+              <w:t>Deck slides 5 and 6; section 6 below</w:t>
             </w:r>
           </w:p>
         </w:tc>
@@ -1007,7 +1007,7 @@
                 <w:b w:val="0"/>
                 <w:sz w:val="19"/>
               </w:rPr>
-              <w:t>Section 6 below</w:t>
+              <w:t>Section 7 below</w:t>
             </w:r>
           </w:p>
         </w:tc>
@@ -1026,6 +1026,196 @@
                 <w:sz w:val="19"/>
               </w:rPr>
               <w:t>Open items listed</w:t>
+            </w:r>
+          </w:p>
+        </w:tc>
+      </w:tr>
+      <w:tr>
+        <w:trPr>
+          <w:cantSplit/>
+        </w:trPr>
+        <w:tc>
+          <w:tcPr>
+            <w:tcW w:type="dxa" w:w="432"/>
+          </w:tcPr>
+          <w:p>
+            <w:pPr>
+              <w:spacing w:after="20"/>
+            </w:pPr>
+            <w:r/>
+            <w:r>
+              <w:rPr>
+                <w:b/>
+                <w:sz w:val="19"/>
+              </w:rPr>
+              <w:t>10</w:t>
+            </w:r>
+          </w:p>
+        </w:tc>
+        <w:tc>
+          <w:tcPr>
+            <w:tcW w:type="dxa" w:w="3744"/>
+          </w:tcPr>
+          <w:p>
+            <w:pPr>
+              <w:spacing w:after="20"/>
+            </w:pPr>
+            <w:r/>
+            <w:r>
+              <w:rPr>
+                <w:b w:val="0"/>
+                <w:sz w:val="19"/>
+              </w:rPr>
+              <w:t>Who creates or enters data, separated from who is accountable for its accuracy</w:t>
+            </w:r>
+          </w:p>
+        </w:tc>
+        <w:tc>
+          <w:tcPr>
+            <w:tcW w:type="dxa" w:w="3456"/>
+          </w:tcPr>
+          <w:p>
+            <w:pPr>
+              <w:spacing w:after="20"/>
+            </w:pPr>
+            <w:r/>
+            <w:r>
+              <w:rPr>
+                <w:b w:val="0"/>
+                <w:sz w:val="19"/>
+              </w:rPr>
+              <w:t>Team review, 25 Oct; Session Four evaluation grid (Governance: who owns it?)</w:t>
+            </w:r>
+          </w:p>
+        </w:tc>
+        <w:tc>
+          <w:tcPr>
+            <w:tcW w:type="dxa" w:w="3744"/>
+          </w:tcPr>
+          <w:p>
+            <w:pPr>
+              <w:spacing w:after="20"/>
+            </w:pPr>
+            <w:r/>
+            <w:r>
+              <w:rPr>
+                <w:b w:val="0"/>
+                <w:sz w:val="19"/>
+              </w:rPr>
+              <w:t>Miro Parts A and B; sections 2 and 3 below</w:t>
+            </w:r>
+          </w:p>
+        </w:tc>
+        <w:tc>
+          <w:tcPr>
+            <w:tcW w:type="dxa" w:w="2304"/>
+          </w:tcPr>
+          <w:p>
+            <w:pPr>
+              <w:spacing w:after="20"/>
+            </w:pPr>
+            <w:r/>
+            <w:r>
+              <w:rPr>
+                <w:b w:val="0"/>
+                <w:sz w:val="19"/>
+              </w:rPr>
+              <w:t>Drafted; Open roles wait for Cohen</w:t>
+            </w:r>
+          </w:p>
+        </w:tc>
+      </w:tr>
+      <w:tr>
+        <w:trPr>
+          <w:cantSplit/>
+        </w:trPr>
+        <w:tc>
+          <w:tcPr>
+            <w:tcW w:type="dxa" w:w="432"/>
+          </w:tcPr>
+          <w:p>
+            <w:pPr>
+              <w:spacing w:after="20"/>
+            </w:pPr>
+            <w:r/>
+            <w:r>
+              <w:rPr>
+                <w:b/>
+                <w:sz w:val="19"/>
+              </w:rPr>
+              <w:t>11</w:t>
+            </w:r>
+          </w:p>
+        </w:tc>
+        <w:tc>
+          <w:tcPr>
+            <w:tcW w:type="dxa" w:w="3744"/>
+          </w:tcPr>
+          <w:p>
+            <w:pPr>
+              <w:spacing w:after="20"/>
+            </w:pPr>
+            <w:r/>
+            <w:r>
+              <w:rPr>
+                <w:b w:val="0"/>
+                <w:sz w:val="19"/>
+              </w:rPr>
+              <w:t>Source-to-sink trace of the data, and element-by-element lineage</w:t>
+            </w:r>
+          </w:p>
+        </w:tc>
+        <w:tc>
+          <w:tcPr>
+            <w:tcW w:type="dxa" w:w="3456"/>
+          </w:tcPr>
+          <w:p>
+            <w:pPr>
+              <w:spacing w:after="20"/>
+            </w:pPr>
+            <w:r/>
+            <w:r>
+              <w:rPr>
+                <w:b w:val="0"/>
+                <w:sz w:val="19"/>
+              </w:rPr>
+              <w:t>Team review, 25 Oct; rubric: every stage from source to sink</w:t>
+            </w:r>
+          </w:p>
+        </w:tc>
+        <w:tc>
+          <w:tcPr>
+            <w:tcW w:type="dxa" w:w="3744"/>
+          </w:tcPr>
+          <w:p>
+            <w:pPr>
+              <w:spacing w:after="20"/>
+            </w:pPr>
+            <w:r/>
+            <w:r>
+              <w:rPr>
+                <w:b w:val="0"/>
+                <w:sz w:val="19"/>
+              </w:rPr>
+              <w:t>Miro Parts E and F; section 3 below; deck slide 6</w:t>
+            </w:r>
+          </w:p>
+        </w:tc>
+        <w:tc>
+          <w:tcPr>
+            <w:tcW w:type="dxa" w:w="2304"/>
+          </w:tcPr>
+          <w:p>
+            <w:pPr>
+              <w:spacing w:after="20"/>
+            </w:pPr>
+            <w:r/>
+            <w:r>
+              <w:rPr>
+                <w:b w:val="0"/>
+                <w:sz w:val="19"/>
+              </w:rPr>
+              <w:t>Drafted</w:t>
             </w:r>
           </w:p>
         </w:tc>
@@ -1046,7 +1236,7 @@
           <w:b/>
           <w:sz w:val="26"/>
         </w:rPr>
-        <w:t>2. The five stages: owner, preparation and constraints</w:t>
+        <w:t>2. The five stages: who enters, who is accountable, preparation and constraints</w:t>
       </w:r>
     </w:p>
     <w:p>
@@ -1057,6 +1247,2751 @@
           <w:sz w:val="20"/>
         </w:rPr>
         <w:t>Rubric Step Two: show the flow from source to sink with the five stages and who or what is responsible at each; show that a preparation step exists and what it must achieve; note constraints such as data quality, frequency, format, ownership and access permissions. The technical method is not required and is not assessed.</w:t>
+      </w:r>
+    </w:p>
+    <w:tbl>
+      <w:tblPr>
+        <w:tblStyle w:val="TableGrid"/>
+        <w:tblW w:type="auto" w:w="0"/>
+        <w:tblLook w:firstColumn="1" w:firstRow="1" w:lastColumn="0" w:lastRow="0" w:noHBand="0" w:noVBand="1" w:val="04A0"/>
+      </w:tblPr>
+      <w:tblGrid>
+        <w:gridCol w:w="1975"/>
+        <w:gridCol w:w="1975"/>
+        <w:gridCol w:w="1975"/>
+        <w:gridCol w:w="1975"/>
+        <w:gridCol w:w="1975"/>
+        <w:gridCol w:w="1975"/>
+        <w:gridCol w:w="1975"/>
+      </w:tblGrid>
+      <w:tr>
+        <w:trPr>
+          <w:cantSplit/>
+          <w:tblHeader/>
+        </w:trPr>
+        <w:tc>
+          <w:tcPr>
+            <w:tcW w:type="dxa" w:w="1440"/>
+            <w:shd w:val="clear" w:fill="D9D9D9"/>
+          </w:tcPr>
+          <w:p>
+            <w:r/>
+            <w:r>
+              <w:rPr>
+                <w:b/>
+                <w:sz w:val="17"/>
+              </w:rPr>
+              <w:t>Stage</w:t>
+            </w:r>
+          </w:p>
+        </w:tc>
+        <w:tc>
+          <w:tcPr>
+            <w:tcW w:type="dxa" w:w="1944"/>
+            <w:shd w:val="clear" w:fill="D9D9D9"/>
+          </w:tcPr>
+          <w:p>
+            <w:r/>
+            <w:r>
+              <w:rPr>
+                <w:b/>
+                <w:sz w:val="17"/>
+              </w:rPr>
+              <w:t>Creates or enters</w:t>
+            </w:r>
+          </w:p>
+        </w:tc>
+        <w:tc>
+          <w:tcPr>
+            <w:tcW w:type="dxa" w:w="1944"/>
+            <w:shd w:val="clear" w:fill="D9D9D9"/>
+          </w:tcPr>
+          <w:p>
+            <w:r/>
+            <w:r>
+              <w:rPr>
+                <w:b/>
+                <w:sz w:val="17"/>
+              </w:rPr>
+              <w:t>Accountable for accuracy</w:t>
+            </w:r>
+          </w:p>
+        </w:tc>
+        <w:tc>
+          <w:tcPr>
+            <w:tcW w:type="dxa" w:w="2520"/>
+            <w:shd w:val="clear" w:fill="D9D9D9"/>
+          </w:tcPr>
+          <w:p>
+            <w:r/>
+            <w:r>
+              <w:rPr>
+                <w:b/>
+                <w:sz w:val="17"/>
+              </w:rPr>
+              <w:t>Data elements (entity: attributes; key)</w:t>
+            </w:r>
+          </w:p>
+        </w:tc>
+        <w:tc>
+          <w:tcPr>
+            <w:tcW w:type="dxa" w:w="2088"/>
+            <w:shd w:val="clear" w:fill="D9D9D9"/>
+          </w:tcPr>
+          <w:p>
+            <w:r/>
+            <w:r>
+              <w:rPr>
+                <w:b/>
+                <w:sz w:val="17"/>
+              </w:rPr>
+              <w:t>Preparation: what it must achieve</w:t>
+            </w:r>
+          </w:p>
+        </w:tc>
+        <w:tc>
+          <w:tcPr>
+            <w:tcW w:type="dxa" w:w="2088"/>
+            <w:shd w:val="clear" w:fill="D9D9D9"/>
+          </w:tcPr>
+          <w:p>
+            <w:r/>
+            <w:r>
+              <w:rPr>
+                <w:b/>
+                <w:sz w:val="17"/>
+              </w:rPr>
+              <w:t>Constraints</w:t>
+            </w:r>
+          </w:p>
+        </w:tc>
+        <w:tc>
+          <w:tcPr>
+            <w:tcW w:type="dxa" w:w="1800"/>
+            <w:shd w:val="clear" w:fill="D9D9D9"/>
+          </w:tcPr>
+          <w:p>
+            <w:r/>
+            <w:r>
+              <w:rPr>
+                <w:b/>
+                <w:sz w:val="17"/>
+              </w:rPr>
+              <w:t>Control on the hand-off</w:t>
+            </w:r>
+          </w:p>
+        </w:tc>
+      </w:tr>
+      <w:tr>
+        <w:trPr>
+          <w:cantSplit/>
+        </w:trPr>
+        <w:tc>
+          <w:tcPr>
+            <w:tcW w:type="dxa" w:w="1440"/>
+            <w:shd w:val="clear" w:fill="DCE6F2"/>
+          </w:tcPr>
+          <w:p>
+            <w:pPr>
+              <w:spacing w:after="20"/>
+            </w:pPr>
+            <w:r/>
+            <w:r>
+              <w:rPr>
+                <w:b/>
+                <w:sz w:val="17"/>
+              </w:rPr>
+              <w:t>1 Generate</w:t>
+            </w:r>
+          </w:p>
+          <w:p>
+            <w:pPr>
+              <w:spacing w:after="20"/>
+            </w:pPr>
+            <w:r>
+              <w:rPr>
+                <w:b/>
+                <w:sz w:val="17"/>
+              </w:rPr>
+              <w:t>users, systems, third parties</w:t>
+            </w:r>
+          </w:p>
+        </w:tc>
+        <w:tc>
+          <w:tcPr>
+            <w:tcW w:type="dxa" w:w="1944"/>
+          </w:tcPr>
+          <w:p>
+            <w:pPr>
+              <w:spacing w:after="20"/>
+            </w:pPr>
+            <w:r/>
+            <w:r>
+              <w:rPr>
+                <w:b w:val="0"/>
+                <w:sz w:val="17"/>
+              </w:rPr>
+              <w:t>Original requester (need); CMAC (request); coordinators (decisions); vendor, mover or warehouse (progress); client (decision)</w:t>
+            </w:r>
+          </w:p>
+        </w:tc>
+        <w:tc>
+          <w:tcPr>
+            <w:tcW w:type="dxa" w:w="1944"/>
+          </w:tcPr>
+          <w:p>
+            <w:pPr>
+              <w:spacing w:after="20"/>
+            </w:pPr>
+            <w:r/>
+            <w:r>
+              <w:rPr>
+                <w:b w:val="0"/>
+                <w:sz w:val="17"/>
+              </w:rPr>
+              <w:t>Each creator for what they state. Who answers for it once it enters the pipeline: Collect</w:t>
+            </w:r>
+          </w:p>
+        </w:tc>
+        <w:tc>
+          <w:tcPr>
+            <w:tcW w:type="dxa" w:w="2520"/>
+          </w:tcPr>
+          <w:p>
+            <w:pPr>
+              <w:spacing w:after="20"/>
+            </w:pPr>
+            <w:r/>
+            <w:r>
+              <w:rPr>
+                <w:b w:val="0"/>
+                <w:sz w:val="17"/>
+              </w:rPr>
+            </w:r>
+            <w:r>
+              <w:rPr>
+                <w:b/>
+                <w:sz w:val="17"/>
+              </w:rPr>
+              <w:t>Need:</w:t>
+            </w:r>
+            <w:r>
+              <w:rPr>
+                <w:b w:val="0"/>
+                <w:sz w:val="17"/>
+              </w:rPr>
+              <w:t xml:space="preserve"> item, quantity, location, reason</w:t>
+            </w:r>
+          </w:p>
+          <w:p>
+            <w:pPr>
+              <w:spacing w:after="20"/>
+            </w:pPr>
+            <w:r>
+              <w:rPr>
+                <w:b w:val="0"/>
+                <w:sz w:val="17"/>
+              </w:rPr>
+            </w:r>
+            <w:r>
+              <w:rPr>
+                <w:b/>
+                <w:sz w:val="17"/>
+              </w:rPr>
+              <w:t>Decision:</w:t>
+            </w:r>
+            <w:r>
+              <w:rPr>
+                <w:b w:val="0"/>
+                <w:sz w:val="17"/>
+              </w:rPr>
+              <w:t xml:space="preserve"> proposal accepted or not (not captured)</w:t>
+            </w:r>
+          </w:p>
+        </w:tc>
+        <w:tc>
+          <w:tcPr>
+            <w:tcW w:type="dxa" w:w="2088"/>
+          </w:tcPr>
+          <w:p>
+            <w:pPr>
+              <w:spacing w:after="20"/>
+            </w:pPr>
+            <w:r/>
+            <w:r>
+              <w:rPr>
+                <w:b w:val="0"/>
+                <w:sz w:val="17"/>
+              </w:rPr>
+              <w:t>None; data is created here. It must be captured where the work happens, not later from memory</w:t>
+            </w:r>
+          </w:p>
+        </w:tc>
+        <w:tc>
+          <w:tcPr>
+            <w:tcW w:type="dxa" w:w="2088"/>
+          </w:tcPr>
+          <w:p>
+            <w:pPr>
+              <w:spacing w:after="20"/>
+            </w:pPr>
+            <w:r/>
+            <w:r>
+              <w:rPr>
+                <w:b w:val="0"/>
+                <w:sz w:val="17"/>
+              </w:rPr>
+            </w:r>
+            <w:r>
+              <w:rPr>
+                <w:b/>
+                <w:sz w:val="17"/>
+              </w:rPr>
+              <w:t>Quality:</w:t>
+            </w:r>
+            <w:r>
+              <w:rPr>
+                <w:b w:val="0"/>
+                <w:sz w:val="17"/>
+              </w:rPr>
+              <w:t xml:space="preserve"> much is born in email, Teams, phone and hand-drawn floor plans</w:t>
+            </w:r>
+          </w:p>
+          <w:p>
+            <w:pPr>
+              <w:spacing w:after="20"/>
+            </w:pPr>
+            <w:r>
+              <w:rPr>
+                <w:b w:val="0"/>
+                <w:sz w:val="17"/>
+              </w:rPr>
+            </w:r>
+            <w:r>
+              <w:rPr>
+                <w:b/>
+                <w:sz w:val="17"/>
+              </w:rPr>
+              <w:t>Frequency:</w:t>
+            </w:r>
+            <w:r>
+              <w:rPr>
+                <w:b w:val="0"/>
+                <w:sz w:val="17"/>
+              </w:rPr>
+              <w:t xml:space="preserve"> human-generated, intermittent, one request at a time</w:t>
+            </w:r>
+          </w:p>
+        </w:tc>
+        <w:tc>
+          <w:tcPr>
+            <w:tcW w:type="dxa" w:w="1800"/>
+          </w:tcPr>
+          <w:p>
+            <w:pPr>
+              <w:spacing w:after="20"/>
+            </w:pPr>
+            <w:r/>
+            <w:r>
+              <w:rPr>
+                <w:b w:val="0"/>
+                <w:sz w:val="17"/>
+              </w:rPr>
+            </w:r>
+            <w:r>
+              <w:rPr>
+                <w:b/>
+                <w:sz w:val="17"/>
+              </w:rPr>
+              <w:t>A, authenticate</w:t>
+            </w:r>
+            <w:r>
+              <w:rPr>
+                <w:b w:val="0"/>
+                <w:sz w:val="17"/>
+              </w:rPr>
+              <w:t xml:space="preserve"> (into Collect): only an authorized requester may submit for their ministry. Proposed</w:t>
+            </w:r>
+          </w:p>
+        </w:tc>
+      </w:tr>
+      <w:tr>
+        <w:trPr>
+          <w:cantSplit/>
+        </w:trPr>
+        <w:tc>
+          <w:tcPr>
+            <w:tcW w:type="dxa" w:w="1440"/>
+            <w:shd w:val="clear" w:fill="DCE6F2"/>
+          </w:tcPr>
+          <w:p>
+            <w:pPr>
+              <w:spacing w:after="20"/>
+            </w:pPr>
+            <w:r/>
+            <w:r>
+              <w:rPr>
+                <w:b/>
+                <w:sz w:val="17"/>
+              </w:rPr>
+              <w:t>2 Collect</w:t>
+            </w:r>
+          </w:p>
+          <w:p>
+            <w:pPr>
+              <w:spacing w:after="20"/>
+            </w:pPr>
+            <w:r>
+              <w:rPr>
+                <w:b/>
+                <w:sz w:val="17"/>
+              </w:rPr>
+              <w:t>how, how often, under what permission</w:t>
+            </w:r>
+          </w:p>
+        </w:tc>
+        <w:tc>
+          <w:tcPr>
+            <w:tcW w:type="dxa" w:w="1944"/>
+          </w:tcPr>
+          <w:p>
+            <w:pPr>
+              <w:spacing w:after="20"/>
+            </w:pPr>
+            <w:r/>
+            <w:r>
+              <w:rPr>
+                <w:b w:val="0"/>
+                <w:sz w:val="17"/>
+              </w:rPr>
+              <w:t>CMAC at submission; coordinators for updates; PRISM Core pre-fills requester and building data</w:t>
+            </w:r>
+          </w:p>
+        </w:tc>
+        <w:tc>
+          <w:tcPr>
+            <w:tcW w:type="dxa" w:w="1944"/>
+          </w:tcPr>
+          <w:p>
+            <w:pPr>
+              <w:spacing w:after="20"/>
+            </w:pPr>
+            <w:r/>
+            <w:r>
+              <w:rPr>
+                <w:b w:val="0"/>
+                <w:sz w:val="17"/>
+              </w:rPr>
+              <w:t>CMAC for the request details submitted (Proposed). PRISM Core owner for reference data (Open)</w:t>
+            </w:r>
+          </w:p>
+        </w:tc>
+        <w:tc>
+          <w:tcPr>
+            <w:tcW w:type="dxa" w:w="2520"/>
+          </w:tcPr>
+          <w:p>
+            <w:pPr>
+              <w:spacing w:after="20"/>
+            </w:pPr>
+            <w:r/>
+            <w:r>
+              <w:rPr>
+                <w:b w:val="0"/>
+                <w:sz w:val="17"/>
+              </w:rPr>
+            </w:r>
+            <w:r>
+              <w:rPr>
+                <w:b/>
+                <w:sz w:val="17"/>
+              </w:rPr>
+              <w:t>Request</w:t>
+            </w:r>
+            <w:r>
+              <w:rPr>
+                <w:b w:val="0"/>
+                <w:sz w:val="17"/>
+              </w:rPr>
+              <w:t xml:space="preserve"> (key: Work Order ID): type, priority, funding, reason, required date, status</w:t>
+            </w:r>
+          </w:p>
+          <w:p>
+            <w:pPr>
+              <w:spacing w:after="20"/>
+            </w:pPr>
+            <w:r>
+              <w:rPr>
+                <w:b w:val="0"/>
+                <w:sz w:val="17"/>
+              </w:rPr>
+            </w:r>
+            <w:r>
+              <w:rPr>
+                <w:b/>
+                <w:sz w:val="17"/>
+              </w:rPr>
+              <w:t>Requester:</w:t>
+            </w:r>
+            <w:r>
+              <w:rPr>
+                <w:b w:val="0"/>
+                <w:sz w:val="17"/>
+              </w:rPr>
+              <w:t xml:space="preserve"> ministry, contact, email, phone</w:t>
+            </w:r>
+          </w:p>
+          <w:p>
+            <w:pPr>
+              <w:spacing w:after="20"/>
+            </w:pPr>
+            <w:r>
+              <w:rPr>
+                <w:b w:val="0"/>
+                <w:sz w:val="17"/>
+              </w:rPr>
+            </w:r>
+            <w:r>
+              <w:rPr>
+                <w:b/>
+                <w:sz w:val="17"/>
+              </w:rPr>
+              <w:t>Location:</w:t>
+            </w:r>
+            <w:r>
+              <w:rPr>
+                <w:b w:val="0"/>
+                <w:sz w:val="17"/>
+              </w:rPr>
+              <w:t xml:space="preserve"> building code, address, floor, room</w:t>
+            </w:r>
+          </w:p>
+          <w:p>
+            <w:pPr>
+              <w:spacing w:after="20"/>
+            </w:pPr>
+            <w:r>
+              <w:rPr>
+                <w:b w:val="0"/>
+                <w:sz w:val="17"/>
+              </w:rPr>
+            </w:r>
+            <w:r>
+              <w:rPr>
+                <w:b/>
+                <w:sz w:val="17"/>
+              </w:rPr>
+              <w:t>Contact:</w:t>
+            </w:r>
+            <w:r>
+              <w:rPr>
+                <w:b w:val="0"/>
+                <w:sz w:val="17"/>
+              </w:rPr>
+              <w:t xml:space="preserve"> site, alternate</w:t>
+            </w:r>
+          </w:p>
+          <w:p>
+            <w:pPr>
+              <w:spacing w:after="20"/>
+            </w:pPr>
+            <w:r>
+              <w:rPr>
+                <w:b w:val="0"/>
+                <w:sz w:val="17"/>
+              </w:rPr>
+            </w:r>
+            <w:r>
+              <w:rPr>
+                <w:b/>
+                <w:sz w:val="17"/>
+              </w:rPr>
+              <w:t>Furniture line:</w:t>
+            </w:r>
+            <w:r>
+              <w:rPr>
+                <w:b w:val="0"/>
+                <w:sz w:val="17"/>
+              </w:rPr>
+              <w:t xml:space="preserve"> item, quantity, recycled preference</w:t>
+            </w:r>
+          </w:p>
+          <w:p>
+            <w:pPr>
+              <w:spacing w:after="20"/>
+            </w:pPr>
+            <w:r>
+              <w:rPr>
+                <w:b w:val="0"/>
+                <w:sz w:val="17"/>
+              </w:rPr>
+            </w:r>
+            <w:r>
+              <w:rPr>
+                <w:b/>
+                <w:sz w:val="17"/>
+              </w:rPr>
+              <w:t>Attachment, Message</w:t>
+            </w:r>
+            <w:r>
+              <w:rPr>
+                <w:b w:val="0"/>
+                <w:sz w:val="17"/>
+              </w:rPr>
+            </w:r>
+          </w:p>
+        </w:tc>
+        <w:tc>
+          <w:tcPr>
+            <w:tcW w:type="dxa" w:w="2088"/>
+          </w:tcPr>
+          <w:p>
+            <w:pPr>
+              <w:spacing w:after="20"/>
+            </w:pPr>
+            <w:r/>
+            <w:r>
+              <w:rPr>
+                <w:b w:val="0"/>
+                <w:sz w:val="17"/>
+              </w:rPr>
+              <w:t>Guided four-step form; required fields and attachments by request type (FR-03); requester and facility data pre-filled from PRISM Core (NFR-09)</w:t>
+            </w:r>
+          </w:p>
+        </w:tc>
+        <w:tc>
+          <w:tcPr>
+            <w:tcW w:type="dxa" w:w="2088"/>
+          </w:tcPr>
+          <w:p>
+            <w:pPr>
+              <w:spacing w:after="20"/>
+            </w:pPr>
+            <w:r/>
+            <w:r>
+              <w:rPr>
+                <w:b w:val="0"/>
+                <w:sz w:val="17"/>
+              </w:rPr>
+            </w:r>
+            <w:r>
+              <w:rPr>
+                <w:b/>
+                <w:sz w:val="17"/>
+              </w:rPr>
+              <w:t>Frequency:</w:t>
+            </w:r>
+            <w:r>
+              <w:rPr>
+                <w:b w:val="0"/>
+                <w:sz w:val="17"/>
+              </w:rPr>
+              <w:t xml:space="preserve"> event-driven, on each submission or update</w:t>
+            </w:r>
+          </w:p>
+          <w:p>
+            <w:pPr>
+              <w:spacing w:after="20"/>
+            </w:pPr>
+            <w:r>
+              <w:rPr>
+                <w:b w:val="0"/>
+                <w:sz w:val="17"/>
+              </w:rPr>
+            </w:r>
+            <w:r>
+              <w:rPr>
+                <w:b/>
+                <w:sz w:val="17"/>
+              </w:rPr>
+              <w:t>Format:</w:t>
+            </w:r>
+            <w:r>
+              <w:rPr>
+                <w:b w:val="0"/>
+                <w:sz w:val="17"/>
+              </w:rPr>
+              <w:t xml:space="preserve"> form fields; files up to 10MB, replies up to 5MB</w:t>
+            </w:r>
+          </w:p>
+          <w:p>
+            <w:pPr>
+              <w:spacing w:after="20"/>
+            </w:pPr>
+            <w:r>
+              <w:rPr>
+                <w:b w:val="0"/>
+                <w:sz w:val="17"/>
+              </w:rPr>
+            </w:r>
+            <w:r>
+              <w:rPr>
+                <w:b/>
+                <w:sz w:val="17"/>
+              </w:rPr>
+              <w:t>Quality:</w:t>
+            </w:r>
+            <w:r>
+              <w:rPr>
+                <w:b w:val="0"/>
+                <w:sz w:val="17"/>
+              </w:rPr>
+              <w:t xml:space="preserve"> off-system updates are lost unless re-entered</w:t>
+            </w:r>
+          </w:p>
+          <w:p>
+            <w:pPr>
+              <w:spacing w:after="20"/>
+            </w:pPr>
+            <w:r>
+              <w:rPr>
+                <w:b w:val="0"/>
+                <w:sz w:val="17"/>
+              </w:rPr>
+            </w:r>
+            <w:r>
+              <w:rPr>
+                <w:b/>
+                <w:sz w:val="17"/>
+              </w:rPr>
+              <w:t>Ownership:</w:t>
+            </w:r>
+            <w:r>
+              <w:rPr>
+                <w:b w:val="0"/>
+                <w:sz w:val="17"/>
+              </w:rPr>
+              <w:t xml:space="preserve"> source of the pre-filled profile to confirm</w:t>
+            </w:r>
+          </w:p>
+        </w:tc>
+        <w:tc>
+          <w:tcPr>
+            <w:tcW w:type="dxa" w:w="1800"/>
+          </w:tcPr>
+          <w:p>
+            <w:pPr>
+              <w:spacing w:after="20"/>
+            </w:pPr>
+            <w:r/>
+            <w:r>
+              <w:rPr>
+                <w:b w:val="0"/>
+                <w:sz w:val="17"/>
+              </w:rPr>
+            </w:r>
+            <w:r>
+              <w:rPr>
+                <w:b/>
+                <w:sz w:val="17"/>
+              </w:rPr>
+              <w:t>V, validate</w:t>
+            </w:r>
+            <w:r>
+              <w:rPr>
+                <w:b w:val="0"/>
+                <w:sz w:val="17"/>
+              </w:rPr>
+              <w:t xml:space="preserve"> (into Keep and Shape): required fields checked against the request checklist; an incomplete request goes back to the requester. Proposed</w:t>
+            </w:r>
+          </w:p>
+        </w:tc>
+      </w:tr>
+      <w:tr>
+        <w:trPr>
+          <w:cantSplit/>
+        </w:trPr>
+        <w:tc>
+          <w:tcPr>
+            <w:tcW w:type="dxa" w:w="1440"/>
+            <w:shd w:val="clear" w:fill="DCE6F2"/>
+          </w:tcPr>
+          <w:p>
+            <w:pPr>
+              <w:spacing w:after="20"/>
+            </w:pPr>
+            <w:r/>
+            <w:r>
+              <w:rPr>
+                <w:b/>
+                <w:sz w:val="17"/>
+              </w:rPr>
+              <w:t>3 Keep and Shape</w:t>
+            </w:r>
+          </w:p>
+          <w:p>
+            <w:pPr>
+              <w:spacing w:after="20"/>
+            </w:pPr>
+            <w:r>
+              <w:rPr>
+                <w:b/>
+                <w:sz w:val="17"/>
+              </w:rPr>
+              <w:t>keep the original; clean, structure, combine</w:t>
+            </w:r>
+          </w:p>
+        </w:tc>
+        <w:tc>
+          <w:tcPr>
+            <w:tcW w:type="dxa" w:w="1944"/>
+          </w:tcPr>
+          <w:p>
+            <w:pPr>
+              <w:spacing w:after="20"/>
+            </w:pPr>
+            <w:r/>
+            <w:r>
+              <w:rPr>
+                <w:b w:val="0"/>
+                <w:sz w:val="17"/>
+              </w:rPr>
+              <w:t>Coordinators: review, assignment, status, merges</w:t>
+            </w:r>
+          </w:p>
+        </w:tc>
+        <w:tc>
+          <w:tcPr>
+            <w:tcW w:type="dxa" w:w="1944"/>
+          </w:tcPr>
+          <w:p>
+            <w:pPr>
+              <w:spacing w:after="20"/>
+            </w:pPr>
+            <w:r/>
+            <w:r>
+              <w:rPr>
+                <w:b w:val="0"/>
+                <w:sz w:val="17"/>
+              </w:rPr>
+              <w:t>Owner of the cleaning rules: Open (Proposed: Furniture Request Coordinator; confirm with Cohen)</w:t>
+            </w:r>
+          </w:p>
+        </w:tc>
+        <w:tc>
+          <w:tcPr>
+            <w:tcW w:type="dxa" w:w="2520"/>
+          </w:tcPr>
+          <w:p>
+            <w:pPr>
+              <w:spacing w:after="20"/>
+            </w:pPr>
+            <w:r/>
+            <w:r>
+              <w:rPr>
+                <w:b w:val="0"/>
+                <w:sz w:val="17"/>
+              </w:rPr>
+            </w:r>
+            <w:r>
+              <w:rPr>
+                <w:b/>
+                <w:sz w:val="17"/>
+              </w:rPr>
+              <w:t>Status event:</w:t>
+            </w:r>
+            <w:r>
+              <w:rPr>
+                <w:b w:val="0"/>
+                <w:sz w:val="17"/>
+              </w:rPr>
+              <w:t xml:space="preserve"> status, owner, timestamp</w:t>
+            </w:r>
+          </w:p>
+          <w:p>
+            <w:pPr>
+              <w:spacing w:after="20"/>
+            </w:pPr>
+            <w:r>
+              <w:rPr>
+                <w:b w:val="0"/>
+                <w:sz w:val="17"/>
+              </w:rPr>
+            </w:r>
+            <w:r>
+              <w:rPr>
+                <w:b/>
+                <w:sz w:val="17"/>
+              </w:rPr>
+              <w:t>Duplicate match key:</w:t>
+            </w:r>
+            <w:r>
+              <w:rPr>
+                <w:b w:val="0"/>
+                <w:sz w:val="17"/>
+              </w:rPr>
+              <w:t xml:space="preserve"> to define</w:t>
+            </w:r>
+          </w:p>
+        </w:tc>
+        <w:tc>
+          <w:tcPr>
+            <w:tcW w:type="dxa" w:w="2088"/>
+          </w:tcPr>
+          <w:p>
+            <w:pPr>
+              <w:spacing w:after="20"/>
+            </w:pPr>
+            <w:r/>
+            <w:r>
+              <w:rPr>
+                <w:b w:val="0"/>
+                <w:sz w:val="17"/>
+              </w:rPr>
+              <w:t>Keep the request as submitted (bronze). Build one consistent version (silver): updates linked, status standardized, duplicates checked. Six rules in section 4</w:t>
+            </w:r>
+          </w:p>
+        </w:tc>
+        <w:tc>
+          <w:tcPr>
+            <w:tcW w:type="dxa" w:w="2088"/>
+          </w:tcPr>
+          <w:p>
+            <w:pPr>
+              <w:spacing w:after="20"/>
+            </w:pPr>
+            <w:r/>
+            <w:r>
+              <w:rPr>
+                <w:b w:val="0"/>
+                <w:sz w:val="17"/>
+              </w:rPr>
+            </w:r>
+            <w:r>
+              <w:rPr>
+                <w:b/>
+                <w:sz w:val="17"/>
+              </w:rPr>
+              <w:t>Quality:</w:t>
+            </w:r>
+            <w:r>
+              <w:rPr>
+                <w:b w:val="0"/>
+                <w:sz w:val="17"/>
+              </w:rPr>
+              <w:t xml:space="preserve"> the prototype shows one request labelled both Awaiting initial review and Reviewing, and events dated before submission</w:t>
+            </w:r>
+          </w:p>
+          <w:p>
+            <w:pPr>
+              <w:spacing w:after="20"/>
+            </w:pPr>
+            <w:r>
+              <w:rPr>
+                <w:b w:val="0"/>
+                <w:sz w:val="17"/>
+              </w:rPr>
+            </w:r>
+            <w:r>
+              <w:rPr>
+                <w:b/>
+                <w:sz w:val="17"/>
+              </w:rPr>
+              <w:t>Governance:</w:t>
+            </w:r>
+            <w:r>
+              <w:rPr>
+                <w:b w:val="0"/>
+                <w:sz w:val="17"/>
+              </w:rPr>
+              <w:t xml:space="preserve"> who defines the rules is Open</w:t>
+            </w:r>
+          </w:p>
+        </w:tc>
+        <w:tc>
+          <w:tcPr>
+            <w:tcW w:type="dxa" w:w="1800"/>
+          </w:tcPr>
+          <w:p>
+            <w:pPr>
+              <w:spacing w:after="20"/>
+            </w:pPr>
+            <w:r/>
+            <w:r>
+              <w:rPr>
+                <w:b w:val="0"/>
+                <w:sz w:val="17"/>
+              </w:rPr>
+            </w:r>
+            <w:r>
+              <w:rPr>
+                <w:b/>
+                <w:sz w:val="17"/>
+              </w:rPr>
+              <w:t>F, monitor</w:t>
+            </w:r>
+            <w:r>
+              <w:rPr>
+                <w:b w:val="0"/>
+                <w:sz w:val="17"/>
+              </w:rPr>
+              <w:t xml:space="preserve"> (into Store): every stage change carries a time, so a request that stops moving is visible. Proposed</w:t>
+            </w:r>
+          </w:p>
+        </w:tc>
+      </w:tr>
+      <w:tr>
+        <w:trPr>
+          <w:cantSplit/>
+        </w:trPr>
+        <w:tc>
+          <w:tcPr>
+            <w:tcW w:type="dxa" w:w="1440"/>
+            <w:shd w:val="clear" w:fill="DCE6F2"/>
+          </w:tcPr>
+          <w:p>
+            <w:pPr>
+              <w:spacing w:after="20"/>
+            </w:pPr>
+            <w:r/>
+            <w:r>
+              <w:rPr>
+                <w:b/>
+                <w:sz w:val="17"/>
+              </w:rPr>
+              <w:t>4 Store</w:t>
+            </w:r>
+          </w:p>
+          <w:p>
+            <w:pPr>
+              <w:spacing w:after="20"/>
+            </w:pPr>
+            <w:r>
+              <w:rPr>
+                <w:b/>
+                <w:sz w:val="17"/>
+              </w:rPr>
+              <w:t>one trusted store, more than one consumer</w:t>
+            </w:r>
+          </w:p>
+        </w:tc>
+        <w:tc>
+          <w:tcPr>
+            <w:tcW w:type="dxa" w:w="1944"/>
+          </w:tcPr>
+          <w:p>
+            <w:pPr>
+              <w:spacing w:after="20"/>
+            </w:pPr>
+            <w:r/>
+            <w:r>
+              <w:rPr>
+                <w:b w:val="0"/>
+                <w:sz w:val="17"/>
+              </w:rPr>
+              <w:t>No one directly; written by the stages above</w:t>
+            </w:r>
+          </w:p>
+        </w:tc>
+        <w:tc>
+          <w:tcPr>
+            <w:tcW w:type="dxa" w:w="1944"/>
+          </w:tcPr>
+          <w:p>
+            <w:pPr>
+              <w:spacing w:after="20"/>
+            </w:pPr>
+            <w:r/>
+            <w:r>
+              <w:rPr>
+                <w:b w:val="0"/>
+                <w:sz w:val="17"/>
+              </w:rPr>
+              <w:t>Data owner for the request record end to end: Open (confirm with Cohen)</w:t>
+            </w:r>
+          </w:p>
+        </w:tc>
+        <w:tc>
+          <w:tcPr>
+            <w:tcW w:type="dxa" w:w="2520"/>
+          </w:tcPr>
+          <w:p>
+            <w:pPr>
+              <w:spacing w:after="20"/>
+            </w:pPr>
+            <w:r/>
+            <w:r>
+              <w:rPr>
+                <w:b w:val="0"/>
+                <w:sz w:val="17"/>
+              </w:rPr>
+            </w:r>
+            <w:r>
+              <w:rPr>
+                <w:b/>
+                <w:sz w:val="17"/>
+              </w:rPr>
+              <w:t>Request record:</w:t>
+            </w:r>
+            <w:r>
+              <w:rPr>
+                <w:b w:val="0"/>
+                <w:sz w:val="17"/>
+              </w:rPr>
+              <w:t xml:space="preserve"> full status and ownership history, messages, attachments, proposal and share events</w:t>
+            </w:r>
+          </w:p>
+        </w:tc>
+        <w:tc>
+          <w:tcPr>
+            <w:tcW w:type="dxa" w:w="2088"/>
+          </w:tcPr>
+          <w:p>
+            <w:pPr>
+              <w:spacing w:after="20"/>
+            </w:pPr>
+            <w:r/>
+            <w:r>
+              <w:rPr>
+                <w:b w:val="0"/>
+                <w:sz w:val="17"/>
+              </w:rPr>
+              <w:t>One trusted, auditable record that CMACs, coordinators and reporting all read</w:t>
+            </w:r>
+          </w:p>
+        </w:tc>
+        <w:tc>
+          <w:tcPr>
+            <w:tcW w:type="dxa" w:w="2088"/>
+          </w:tcPr>
+          <w:p>
+            <w:pPr>
+              <w:spacing w:after="20"/>
+            </w:pPr>
+            <w:r/>
+            <w:r>
+              <w:rPr>
+                <w:b w:val="0"/>
+                <w:sz w:val="17"/>
+              </w:rPr>
+            </w:r>
+            <w:r>
+              <w:rPr>
+                <w:b/>
+                <w:sz w:val="17"/>
+              </w:rPr>
+              <w:t>Access:</w:t>
+            </w:r>
+            <w:r>
+              <w:rPr>
+                <w:b w:val="0"/>
+                <w:sz w:val="17"/>
+              </w:rPr>
+              <w:t xml:space="preserve"> role-based (FR-25, NFR-14 to NFR-16)</w:t>
+            </w:r>
+          </w:p>
+          <w:p>
+            <w:pPr>
+              <w:spacing w:after="20"/>
+            </w:pPr>
+            <w:r>
+              <w:rPr>
+                <w:b w:val="0"/>
+                <w:sz w:val="17"/>
+              </w:rPr>
+            </w:r>
+            <w:r>
+              <w:rPr>
+                <w:b/>
+                <w:sz w:val="17"/>
+              </w:rPr>
+              <w:t>Retention:</w:t>
+            </w:r>
+            <w:r>
+              <w:rPr>
+                <w:b w:val="0"/>
+                <w:sz w:val="17"/>
+              </w:rPr>
+              <w:t xml:space="preserve"> per the Government of Alberta records schedule, to confirm (NFR-17)</w:t>
+            </w:r>
+          </w:p>
+          <w:p>
+            <w:pPr>
+              <w:spacing w:after="20"/>
+            </w:pPr>
+            <w:r>
+              <w:rPr>
+                <w:b w:val="0"/>
+                <w:sz w:val="17"/>
+              </w:rPr>
+            </w:r>
+            <w:r>
+              <w:rPr>
+                <w:b/>
+                <w:sz w:val="17"/>
+              </w:rPr>
+              <w:t>Scope:</w:t>
+            </w:r>
+            <w:r>
+              <w:rPr>
+                <w:b w:val="0"/>
+                <w:sz w:val="17"/>
+              </w:rPr>
+              <w:t xml:space="preserve"> no historical migration; no direct SnapTracker or OneGX/SAP link assumed</w:t>
+            </w:r>
+          </w:p>
+        </w:tc>
+        <w:tc>
+          <w:tcPr>
+            <w:tcW w:type="dxa" w:w="1800"/>
+          </w:tcPr>
+          <w:p>
+            <w:pPr>
+              <w:spacing w:after="20"/>
+            </w:pPr>
+            <w:r/>
+            <w:r>
+              <w:rPr>
+                <w:b w:val="0"/>
+                <w:sz w:val="17"/>
+              </w:rPr>
+            </w:r>
+            <w:r>
+              <w:rPr>
+                <w:b/>
+                <w:sz w:val="17"/>
+              </w:rPr>
+              <w:t>M, mitigate</w:t>
+            </w:r>
+            <w:r>
+              <w:rPr>
+                <w:b w:val="0"/>
+                <w:sz w:val="17"/>
+              </w:rPr>
+              <w:t xml:space="preserve"> (into Use): a failed update or upload is held and retried, and the user is told. Proposed</w:t>
+            </w:r>
+          </w:p>
+        </w:tc>
+      </w:tr>
+      <w:tr>
+        <w:trPr>
+          <w:cantSplit/>
+        </w:trPr>
+        <w:tc>
+          <w:tcPr>
+            <w:tcW w:type="dxa" w:w="1440"/>
+            <w:shd w:val="clear" w:fill="DCE6F2"/>
+          </w:tcPr>
+          <w:p>
+            <w:pPr>
+              <w:spacing w:after="20"/>
+            </w:pPr>
+            <w:r/>
+            <w:r>
+              <w:rPr>
+                <w:b/>
+                <w:sz w:val="17"/>
+              </w:rPr>
+              <w:t>5 Use</w:t>
+            </w:r>
+          </w:p>
+          <w:p>
+            <w:pPr>
+              <w:spacing w:after="20"/>
+            </w:pPr>
+            <w:r>
+              <w:rPr>
+                <w:b/>
+                <w:sz w:val="17"/>
+              </w:rPr>
+              <w:t>the sinks</w:t>
+            </w:r>
+          </w:p>
+        </w:tc>
+        <w:tc>
+          <w:tcPr>
+            <w:tcW w:type="dxa" w:w="1944"/>
+          </w:tcPr>
+          <w:p>
+            <w:pPr>
+              <w:spacing w:after="20"/>
+            </w:pPr>
+            <w:r/>
+            <w:r>
+              <w:rPr>
+                <w:b w:val="0"/>
+                <w:sz w:val="17"/>
+              </w:rPr>
+              <w:t>No new entry; CMACs, coordinators and management read</w:t>
+            </w:r>
+          </w:p>
+        </w:tc>
+        <w:tc>
+          <w:tcPr>
+            <w:tcW w:type="dxa" w:w="1944"/>
+          </w:tcPr>
+          <w:p>
+            <w:pPr>
+              <w:spacing w:after="20"/>
+            </w:pPr>
+            <w:r/>
+            <w:r>
+              <w:rPr>
+                <w:b w:val="0"/>
+                <w:sz w:val="17"/>
+              </w:rPr>
+              <w:t>Owner of each report: Open. The data owner answers for what the views show</w:t>
+            </w:r>
+          </w:p>
+        </w:tc>
+        <w:tc>
+          <w:tcPr>
+            <w:tcW w:type="dxa" w:w="2520"/>
+          </w:tcPr>
+          <w:p>
+            <w:pPr>
+              <w:spacing w:after="20"/>
+            </w:pPr>
+            <w:r/>
+            <w:r>
+              <w:rPr>
+                <w:b w:val="0"/>
+                <w:sz w:val="17"/>
+              </w:rPr>
+            </w:r>
+            <w:r>
+              <w:rPr>
+                <w:b/>
+                <w:sz w:val="17"/>
+              </w:rPr>
+              <w:t>View:</w:t>
+            </w:r>
+            <w:r>
+              <w:rPr>
+                <w:b w:val="0"/>
+                <w:sz w:val="17"/>
+              </w:rPr>
+              <w:t xml:space="preserve"> status, owner, next step, Action Required</w:t>
+            </w:r>
+          </w:p>
+          <w:p>
+            <w:pPr>
+              <w:spacing w:after="20"/>
+            </w:pPr>
+            <w:r>
+              <w:rPr>
+                <w:b w:val="0"/>
+                <w:sz w:val="17"/>
+              </w:rPr>
+            </w:r>
+            <w:r>
+              <w:rPr>
+                <w:b/>
+                <w:sz w:val="17"/>
+              </w:rPr>
+              <w:t>Measure:</w:t>
+            </w:r>
+            <w:r>
+              <w:rPr>
+                <w:b w:val="0"/>
+                <w:sz w:val="17"/>
+              </w:rPr>
+              <w:t xml:space="preserve"> time in stage, follow-ups, counts</w:t>
+            </w:r>
+          </w:p>
+        </w:tc>
+        <w:tc>
+          <w:tcPr>
+            <w:tcW w:type="dxa" w:w="2088"/>
+          </w:tcPr>
+          <w:p>
+            <w:pPr>
+              <w:spacing w:after="20"/>
+            </w:pPr>
+            <w:r/>
+            <w:r>
+              <w:rPr>
+                <w:b w:val="0"/>
+                <w:sz w:val="17"/>
+              </w:rPr>
+              <w:t>Product views read silver; management reports read gold (aggregated)</w:t>
+            </w:r>
+          </w:p>
+        </w:tc>
+        <w:tc>
+          <w:tcPr>
+            <w:tcW w:type="dxa" w:w="2088"/>
+          </w:tcPr>
+          <w:p>
+            <w:pPr>
+              <w:spacing w:after="20"/>
+            </w:pPr>
+            <w:r/>
+            <w:r>
+              <w:rPr>
+                <w:b w:val="0"/>
+                <w:sz w:val="17"/>
+              </w:rPr>
+            </w:r>
+            <w:r>
+              <w:rPr>
+                <w:b/>
+                <w:sz w:val="17"/>
+              </w:rPr>
+              <w:t>Access:</w:t>
+            </w:r>
+            <w:r>
+              <w:rPr>
+                <w:b w:val="0"/>
+                <w:sz w:val="17"/>
+              </w:rPr>
+              <w:t xml:space="preserve"> a CMAC sees only their own requests</w:t>
+            </w:r>
+          </w:p>
+          <w:p>
+            <w:pPr>
+              <w:spacing w:after="20"/>
+            </w:pPr>
+            <w:r>
+              <w:rPr>
+                <w:b w:val="0"/>
+                <w:sz w:val="17"/>
+              </w:rPr>
+            </w:r>
+            <w:r>
+              <w:rPr>
+                <w:b/>
+                <w:sz w:val="17"/>
+              </w:rPr>
+              <w:t>Frequency:</w:t>
+            </w:r>
+            <w:r>
+              <w:rPr>
+                <w:b w:val="0"/>
+                <w:sz w:val="17"/>
+              </w:rPr>
+              <w:t xml:space="preserve"> product views on demand; report frequency to confirm</w:t>
+            </w:r>
+          </w:p>
+        </w:tc>
+        <w:tc>
+          <w:tcPr>
+            <w:tcW w:type="dxa" w:w="1800"/>
+          </w:tcPr>
+          <w:p>
+            <w:pPr>
+              <w:spacing w:after="20"/>
+            </w:pPr>
+            <w:r/>
+            <w:r>
+              <w:rPr>
+                <w:b w:val="0"/>
+                <w:sz w:val="17"/>
+              </w:rPr>
+            </w:r>
+            <w:r>
+              <w:rPr>
+                <w:b/>
+                <w:sz w:val="17"/>
+              </w:rPr>
+              <w:t>S, alarm</w:t>
+            </w:r>
+            <w:r>
+              <w:rPr>
+                <w:b w:val="0"/>
+                <w:sz w:val="17"/>
+              </w:rPr>
+              <w:t xml:space="preserve"> (into the sinks): an unanswered Action Required notifies the requester; a shared proposal notifies the coordinator. Email preferred by the client. Proposed</w:t>
+            </w:r>
+          </w:p>
+        </w:tc>
+      </w:tr>
+    </w:tbl>
+    <w:p>
+      <w:pPr>
+        <w:spacing w:after="40"/>
+      </w:pPr>
+    </w:p>
+    <w:p>
+      <w:pPr>
+        <w:keepNext/>
+        <w:spacing w:before="200"/>
+      </w:pPr>
+      <w:r>
+        <w:rPr>
+          <w:b/>
+          <w:sz w:val="26"/>
+        </w:rPr>
+        <w:t>3. How request data moves from source to sink</w:t>
+      </w:r>
+    </w:p>
+    <w:p>
+      <w:r>
+        <w:rPr>
+          <w:b w:val="0"/>
+          <w:i/>
+          <w:sz w:val="20"/>
+        </w:rPr>
+        <w:t>The stage table says what happens inside each stage. This section follows the data itself between the stages, from the person who needs the furniture to the product, measurement and business sinks, and names who enters it and who answers for its accuracy at every hop.</w:t>
+      </w:r>
+    </w:p>
+    <w:p>
+      <w:r>
+        <w:rPr>
+          <w:b w:val="0"/>
+          <w:i w:val="0"/>
+          <w:sz w:val="21"/>
+        </w:rPr>
+      </w:r>
+      <w:r>
+        <w:rPr>
+          <w:b/>
+          <w:i w:val="0"/>
+          <w:sz w:val="21"/>
+        </w:rPr>
+        <w:t>Ownership principle.</w:t>
+      </w:r>
+      <w:r>
+        <w:rPr>
+          <w:b w:val="0"/>
+          <w:i w:val="0"/>
+          <w:sz w:val="21"/>
+        </w:rPr>
+        <w:t xml:space="preserve"> Creating or entering data is not the same as being accountable for its accuracy. Creators answer for what they state. The stage owner answers for the rules that make it trustworthy. The data owner answers for the record end to end. Roles marked Open wait for Cohen's confirmation.</w:t>
+      </w:r>
+    </w:p>
+    <w:p>
+      <w:r>
+        <w:rPr>
+          <w:b w:val="0"/>
+          <w:i w:val="0"/>
+          <w:sz w:val="22"/>
+        </w:rPr>
+      </w:r>
+      <w:r>
+        <w:rPr>
+          <w:b/>
+          <w:i w:val="0"/>
+          <w:sz w:val="22"/>
+        </w:rPr>
+        <w:t>Trace 1. Request details, from the requester to the sinks</w:t>
+      </w:r>
+      <w:r>
+        <w:rPr>
+          <w:b w:val="0"/>
+          <w:i w:val="0"/>
+          <w:sz w:val="22"/>
+        </w:rPr>
+      </w:r>
+    </w:p>
+    <w:tbl>
+      <w:tblPr>
+        <w:tblStyle w:val="TableGrid"/>
+        <w:tblW w:type="auto" w:w="0"/>
+        <w:tblLook w:firstColumn="1" w:firstRow="1" w:lastColumn="0" w:lastRow="0" w:noHBand="0" w:noVBand="1" w:val="04A0"/>
+      </w:tblPr>
+      <w:tblGrid>
+        <w:gridCol w:w="2765"/>
+        <w:gridCol w:w="2765"/>
+        <w:gridCol w:w="2765"/>
+        <w:gridCol w:w="2765"/>
+        <w:gridCol w:w="2765"/>
+      </w:tblGrid>
+      <w:tr>
+        <w:trPr>
+          <w:cantSplit/>
+          <w:tblHeader/>
+        </w:trPr>
+        <w:tc>
+          <w:tcPr>
+            <w:tcW w:type="dxa" w:w="2160"/>
+            <w:shd w:val="clear" w:fill="D9D9D9"/>
+          </w:tcPr>
+          <w:p>
+            <w:r/>
+            <w:r>
+              <w:rPr>
+                <w:b/>
+                <w:sz w:val="19"/>
+              </w:rPr>
+              <w:t>Hop</w:t>
+            </w:r>
+          </w:p>
+        </w:tc>
+        <w:tc>
+          <w:tcPr>
+            <w:tcW w:type="dxa" w:w="4464"/>
+            <w:shd w:val="clear" w:fill="D9D9D9"/>
+          </w:tcPr>
+          <w:p>
+            <w:r/>
+            <w:r>
+              <w:rPr>
+                <w:b/>
+                <w:sz w:val="19"/>
+              </w:rPr>
+              <w:t>What moves</w:t>
+            </w:r>
+          </w:p>
+        </w:tc>
+        <w:tc>
+          <w:tcPr>
+            <w:tcW w:type="dxa" w:w="2304"/>
+            <w:shd w:val="clear" w:fill="D9D9D9"/>
+          </w:tcPr>
+          <w:p>
+            <w:r/>
+            <w:r>
+              <w:rPr>
+                <w:b/>
+                <w:sz w:val="19"/>
+              </w:rPr>
+              <w:t>Entered by</w:t>
+            </w:r>
+          </w:p>
+        </w:tc>
+        <w:tc>
+          <w:tcPr>
+            <w:tcW w:type="dxa" w:w="3024"/>
+            <w:shd w:val="clear" w:fill="D9D9D9"/>
+          </w:tcPr>
+          <w:p>
+            <w:r/>
+            <w:r>
+              <w:rPr>
+                <w:b/>
+                <w:sz w:val="19"/>
+              </w:rPr>
+              <w:t>Accountable for accuracy</w:t>
+            </w:r>
+          </w:p>
+        </w:tc>
+        <w:tc>
+          <w:tcPr>
+            <w:tcW w:type="dxa" w:w="1872"/>
+            <w:shd w:val="clear" w:fill="D9D9D9"/>
+          </w:tcPr>
+          <w:p>
+            <w:r/>
+            <w:r>
+              <w:rPr>
+                <w:b/>
+                <w:sz w:val="19"/>
+              </w:rPr>
+              <w:t>Control into the next hop</w:t>
+            </w:r>
+          </w:p>
+        </w:tc>
+      </w:tr>
+      <w:tr>
+        <w:trPr>
+          <w:cantSplit/>
+        </w:trPr>
+        <w:tc>
+          <w:tcPr>
+            <w:tcW w:type="dxa" w:w="2160"/>
+          </w:tcPr>
+          <w:p>
+            <w:pPr>
+              <w:spacing w:after="20"/>
+            </w:pPr>
+            <w:r/>
+            <w:r>
+              <w:rPr>
+                <w:b/>
+                <w:sz w:val="19"/>
+              </w:rPr>
+              <w:t>1. Need is born</w:t>
+            </w:r>
+          </w:p>
+        </w:tc>
+        <w:tc>
+          <w:tcPr>
+            <w:tcW w:type="dxa" w:w="4464"/>
+          </w:tcPr>
+          <w:p>
+            <w:pPr>
+              <w:spacing w:after="20"/>
+            </w:pPr>
+            <w:r/>
+            <w:r>
+              <w:rPr>
+                <w:b w:val="0"/>
+                <w:sz w:val="19"/>
+              </w:rPr>
+              <w:t>Item, quantity, location, reason</w:t>
+            </w:r>
+          </w:p>
+        </w:tc>
+        <w:tc>
+          <w:tcPr>
+            <w:tcW w:type="dxa" w:w="2304"/>
+          </w:tcPr>
+          <w:p>
+            <w:pPr>
+              <w:spacing w:after="20"/>
+            </w:pPr>
+            <w:r/>
+            <w:r>
+              <w:rPr>
+                <w:b w:val="0"/>
+                <w:sz w:val="19"/>
+              </w:rPr>
+              <w:t>Original requester tells the CMAC (email, Teams, phone)</w:t>
+            </w:r>
+          </w:p>
+        </w:tc>
+        <w:tc>
+          <w:tcPr>
+            <w:tcW w:type="dxa" w:w="3024"/>
+          </w:tcPr>
+          <w:p>
+            <w:pPr>
+              <w:spacing w:after="20"/>
+            </w:pPr>
+            <w:r/>
+            <w:r>
+              <w:rPr>
+                <w:b w:val="0"/>
+                <w:sz w:val="19"/>
+              </w:rPr>
+              <w:t>Requester for what they state</w:t>
+            </w:r>
+          </w:p>
+        </w:tc>
+        <w:tc>
+          <w:tcPr>
+            <w:tcW w:type="dxa" w:w="1872"/>
+          </w:tcPr>
+          <w:p>
+            <w:pPr>
+              <w:spacing w:after="20"/>
+            </w:pPr>
+            <w:r/>
+            <w:r>
+              <w:rPr>
+                <w:b w:val="0"/>
+                <w:sz w:val="19"/>
+              </w:rPr>
+              <w:t>A, authenticate</w:t>
+            </w:r>
+          </w:p>
+        </w:tc>
+      </w:tr>
+      <w:tr>
+        <w:trPr>
+          <w:cantSplit/>
+        </w:trPr>
+        <w:tc>
+          <w:tcPr>
+            <w:tcW w:type="dxa" w:w="2160"/>
+          </w:tcPr>
+          <w:p>
+            <w:pPr>
+              <w:spacing w:after="20"/>
+            </w:pPr>
+            <w:r/>
+            <w:r>
+              <w:rPr>
+                <w:b/>
+                <w:sz w:val="19"/>
+              </w:rPr>
+              <w:t>2. Request is entered</w:t>
+            </w:r>
+          </w:p>
+        </w:tc>
+        <w:tc>
+          <w:tcPr>
+            <w:tcW w:type="dxa" w:w="4464"/>
+          </w:tcPr>
+          <w:p>
+            <w:pPr>
+              <w:spacing w:after="20"/>
+            </w:pPr>
+            <w:r/>
+            <w:r>
+              <w:rPr>
+                <w:b w:val="0"/>
+                <w:sz w:val="19"/>
+              </w:rPr>
+              <w:t>Same details in the guided form; requester and building pre-filled from PRISM Core; floor, room, type, required date, attachments added</w:t>
+            </w:r>
+          </w:p>
+        </w:tc>
+        <w:tc>
+          <w:tcPr>
+            <w:tcW w:type="dxa" w:w="2304"/>
+          </w:tcPr>
+          <w:p>
+            <w:pPr>
+              <w:spacing w:after="20"/>
+            </w:pPr>
+            <w:r/>
+            <w:r>
+              <w:rPr>
+                <w:b w:val="0"/>
+                <w:sz w:val="19"/>
+              </w:rPr>
+              <w:t>CMAC</w:t>
+            </w:r>
+          </w:p>
+        </w:tc>
+        <w:tc>
+          <w:tcPr>
+            <w:tcW w:type="dxa" w:w="3024"/>
+          </w:tcPr>
+          <w:p>
+            <w:pPr>
+              <w:spacing w:after="20"/>
+            </w:pPr>
+            <w:r/>
+            <w:r>
+              <w:rPr>
+                <w:b w:val="0"/>
+                <w:sz w:val="19"/>
+              </w:rPr>
+              <w:t>CMAC (Proposed); PRISM Core owner for pre-filled data (Open)</w:t>
+            </w:r>
+          </w:p>
+        </w:tc>
+        <w:tc>
+          <w:tcPr>
+            <w:tcW w:type="dxa" w:w="1872"/>
+          </w:tcPr>
+          <w:p>
+            <w:pPr>
+              <w:spacing w:after="20"/>
+            </w:pPr>
+            <w:r/>
+            <w:r>
+              <w:rPr>
+                <w:b w:val="0"/>
+                <w:sz w:val="19"/>
+              </w:rPr>
+              <w:t>V, validate</w:t>
+            </w:r>
+          </w:p>
+        </w:tc>
+      </w:tr>
+      <w:tr>
+        <w:trPr>
+          <w:cantSplit/>
+        </w:trPr>
+        <w:tc>
+          <w:tcPr>
+            <w:tcW w:type="dxa" w:w="2160"/>
+          </w:tcPr>
+          <w:p>
+            <w:pPr>
+              <w:spacing w:after="20"/>
+            </w:pPr>
+            <w:r/>
+            <w:r>
+              <w:rPr>
+                <w:b/>
+                <w:sz w:val="19"/>
+              </w:rPr>
+              <w:t>3. Checked and shaped</w:t>
+            </w:r>
+          </w:p>
+        </w:tc>
+        <w:tc>
+          <w:tcPr>
+            <w:tcW w:type="dxa" w:w="4464"/>
+          </w:tcPr>
+          <w:p>
+            <w:pPr>
+              <w:spacing w:after="20"/>
+            </w:pPr>
+            <w:r/>
+            <w:r>
+              <w:rPr>
+                <w:b w:val="0"/>
+                <w:sz w:val="19"/>
+              </w:rPr>
+              <w:t>Kept as submitted (bronze); then linked to one Work Order ID, standard status, required fields and attachments checked, duplicates checked (silver)</w:t>
+            </w:r>
+          </w:p>
+        </w:tc>
+        <w:tc>
+          <w:tcPr>
+            <w:tcW w:type="dxa" w:w="2304"/>
+          </w:tcPr>
+          <w:p>
+            <w:pPr>
+              <w:spacing w:after="20"/>
+            </w:pPr>
+            <w:r/>
+            <w:r>
+              <w:rPr>
+                <w:b w:val="0"/>
+                <w:sz w:val="19"/>
+              </w:rPr>
+              <w:t>Coordinator at review</w:t>
+            </w:r>
+          </w:p>
+        </w:tc>
+        <w:tc>
+          <w:tcPr>
+            <w:tcW w:type="dxa" w:w="3024"/>
+          </w:tcPr>
+          <w:p>
+            <w:pPr>
+              <w:spacing w:after="20"/>
+            </w:pPr>
+            <w:r/>
+            <w:r>
+              <w:rPr>
+                <w:b w:val="0"/>
+                <w:sz w:val="19"/>
+              </w:rPr>
+              <w:t>Rules owner: Open (Proposed: Furniture Request Coordinator)</w:t>
+            </w:r>
+          </w:p>
+        </w:tc>
+        <w:tc>
+          <w:tcPr>
+            <w:tcW w:type="dxa" w:w="1872"/>
+          </w:tcPr>
+          <w:p>
+            <w:pPr>
+              <w:spacing w:after="20"/>
+            </w:pPr>
+            <w:r/>
+            <w:r>
+              <w:rPr>
+                <w:b w:val="0"/>
+                <w:sz w:val="19"/>
+              </w:rPr>
+              <w:t>F, monitor</w:t>
+            </w:r>
+          </w:p>
+        </w:tc>
+      </w:tr>
+      <w:tr>
+        <w:trPr>
+          <w:cantSplit/>
+        </w:trPr>
+        <w:tc>
+          <w:tcPr>
+            <w:tcW w:type="dxa" w:w="2160"/>
+          </w:tcPr>
+          <w:p>
+            <w:pPr>
+              <w:spacing w:after="20"/>
+            </w:pPr>
+            <w:r/>
+            <w:r>
+              <w:rPr>
+                <w:b/>
+                <w:sz w:val="19"/>
+              </w:rPr>
+              <w:t>4. Stored as one record</w:t>
+            </w:r>
+          </w:p>
+        </w:tc>
+        <w:tc>
+          <w:tcPr>
+            <w:tcW w:type="dxa" w:w="4464"/>
+          </w:tcPr>
+          <w:p>
+            <w:pPr>
+              <w:spacing w:after="20"/>
+            </w:pPr>
+            <w:r/>
+            <w:r>
+              <w:rPr>
+                <w:b w:val="0"/>
+                <w:sz w:val="19"/>
+              </w:rPr>
+              <w:t>The request record with every change time-stamped</w:t>
+            </w:r>
+          </w:p>
+        </w:tc>
+        <w:tc>
+          <w:tcPr>
+            <w:tcW w:type="dxa" w:w="2304"/>
+          </w:tcPr>
+          <w:p>
+            <w:pPr>
+              <w:spacing w:after="20"/>
+            </w:pPr>
+            <w:r/>
+            <w:r>
+              <w:rPr>
+                <w:b w:val="0"/>
+                <w:sz w:val="19"/>
+              </w:rPr>
+              <w:t>Written by the stages above</w:t>
+            </w:r>
+          </w:p>
+        </w:tc>
+        <w:tc>
+          <w:tcPr>
+            <w:tcW w:type="dxa" w:w="3024"/>
+          </w:tcPr>
+          <w:p>
+            <w:pPr>
+              <w:spacing w:after="20"/>
+            </w:pPr>
+            <w:r/>
+            <w:r>
+              <w:rPr>
+                <w:b w:val="0"/>
+                <w:sz w:val="19"/>
+              </w:rPr>
+              <w:t>Data owner: Open (confirm with Cohen)</w:t>
+            </w:r>
+          </w:p>
+        </w:tc>
+        <w:tc>
+          <w:tcPr>
+            <w:tcW w:type="dxa" w:w="1872"/>
+          </w:tcPr>
+          <w:p>
+            <w:pPr>
+              <w:spacing w:after="20"/>
+            </w:pPr>
+            <w:r/>
+            <w:r>
+              <w:rPr>
+                <w:b w:val="0"/>
+                <w:sz w:val="19"/>
+              </w:rPr>
+              <w:t>M, mitigate</w:t>
+            </w:r>
+          </w:p>
+        </w:tc>
+      </w:tr>
+      <w:tr>
+        <w:trPr>
+          <w:cantSplit/>
+        </w:trPr>
+        <w:tc>
+          <w:tcPr>
+            <w:tcW w:type="dxa" w:w="2160"/>
+          </w:tcPr>
+          <w:p>
+            <w:pPr>
+              <w:spacing w:after="20"/>
+            </w:pPr>
+            <w:r/>
+            <w:r>
+              <w:rPr>
+                <w:b/>
+                <w:sz w:val="19"/>
+              </w:rPr>
+              <w:t>5. Read by the product</w:t>
+            </w:r>
+          </w:p>
+        </w:tc>
+        <w:tc>
+          <w:tcPr>
+            <w:tcW w:type="dxa" w:w="4464"/>
+          </w:tcPr>
+          <w:p>
+            <w:pPr>
+              <w:spacing w:after="20"/>
+            </w:pPr>
+            <w:r/>
+            <w:r>
+              <w:rPr>
+                <w:b w:val="0"/>
+                <w:sz w:val="19"/>
+              </w:rPr>
+              <w:t>Status, owner, next step, history, messages</w:t>
+            </w:r>
+          </w:p>
+        </w:tc>
+        <w:tc>
+          <w:tcPr>
+            <w:tcW w:type="dxa" w:w="2304"/>
+          </w:tcPr>
+          <w:p>
+            <w:pPr>
+              <w:spacing w:after="20"/>
+            </w:pPr>
+            <w:r/>
+            <w:r>
+              <w:rPr>
+                <w:b w:val="0"/>
+                <w:sz w:val="19"/>
+              </w:rPr>
+              <w:t>No new entry</w:t>
+            </w:r>
+          </w:p>
+        </w:tc>
+        <w:tc>
+          <w:tcPr>
+            <w:tcW w:type="dxa" w:w="3024"/>
+          </w:tcPr>
+          <w:p>
+            <w:pPr>
+              <w:spacing w:after="20"/>
+            </w:pPr>
+            <w:r/>
+            <w:r>
+              <w:rPr>
+                <w:b w:val="0"/>
+                <w:sz w:val="19"/>
+              </w:rPr>
+              <w:t>Data owner for what the views show</w:t>
+            </w:r>
+          </w:p>
+        </w:tc>
+        <w:tc>
+          <w:tcPr>
+            <w:tcW w:type="dxa" w:w="1872"/>
+          </w:tcPr>
+          <w:p>
+            <w:pPr>
+              <w:spacing w:after="20"/>
+            </w:pPr>
+            <w:r/>
+            <w:r>
+              <w:rPr>
+                <w:b w:val="0"/>
+                <w:sz w:val="19"/>
+              </w:rPr>
+              <w:t>S, alarm, into the sinks</w:t>
+            </w:r>
+          </w:p>
+        </w:tc>
+      </w:tr>
+    </w:tbl>
+    <w:p>
+      <w:pPr>
+        <w:spacing w:after="40"/>
+      </w:pPr>
+    </w:p>
+    <w:p>
+      <w:r>
+        <w:rPr>
+          <w:b w:val="0"/>
+          <w:i w:val="0"/>
+          <w:sz w:val="21"/>
+        </w:rPr>
+      </w:r>
+      <w:r>
+        <w:rPr>
+          <w:b/>
+          <w:i w:val="0"/>
+          <w:sz w:val="21"/>
+        </w:rPr>
+        <w:t>If validation fails:</w:t>
+      </w:r>
+      <w:r>
+        <w:rPr>
+          <w:b w:val="0"/>
+          <w:i w:val="0"/>
+          <w:sz w:val="21"/>
+        </w:rPr>
+        <w:t xml:space="preserve"> Incomplete: returned to the CMAC in the request thread with what is missing, then re-checked.</w:t>
+      </w:r>
+    </w:p>
+    <w:tbl>
+      <w:tblPr>
+        <w:tblStyle w:val="TableGrid"/>
+        <w:tblW w:type="auto" w:w="0"/>
+        <w:tblLook w:firstColumn="1" w:firstRow="1" w:lastColumn="0" w:lastRow="0" w:noHBand="0" w:noVBand="1" w:val="04A0"/>
+      </w:tblPr>
+      <w:tblGrid>
+        <w:gridCol w:w="6912"/>
+        <w:gridCol w:w="6912"/>
+      </w:tblGrid>
+      <w:tr>
+        <w:trPr>
+          <w:cantSplit/>
+          <w:tblHeader/>
+        </w:trPr>
+        <w:tc>
+          <w:tcPr>
+            <w:tcW w:type="dxa" w:w="2592"/>
+            <w:shd w:val="clear" w:fill="D9D9D9"/>
+          </w:tcPr>
+          <w:p>
+            <w:r/>
+            <w:r>
+              <w:rPr>
+                <w:b/>
+                <w:sz w:val="19"/>
+              </w:rPr>
+              <w:t>Sink reached</w:t>
+            </w:r>
+          </w:p>
+        </w:tc>
+        <w:tc>
+          <w:tcPr>
+            <w:tcW w:type="dxa" w:w="11232"/>
+            <w:shd w:val="clear" w:fill="D9D9D9"/>
+          </w:tcPr>
+          <w:p>
+            <w:r/>
+            <w:r>
+              <w:rPr>
+                <w:b/>
+                <w:sz w:val="19"/>
+              </w:rPr>
+              <w:t>Which data arrives and what it is used for</w:t>
+            </w:r>
+          </w:p>
+        </w:tc>
+      </w:tr>
+      <w:tr>
+        <w:trPr>
+          <w:cantSplit/>
+        </w:trPr>
+        <w:tc>
+          <w:tcPr>
+            <w:tcW w:type="dxa" w:w="2592"/>
+          </w:tcPr>
+          <w:p>
+            <w:pPr>
+              <w:spacing w:after="20"/>
+            </w:pPr>
+            <w:r/>
+            <w:r>
+              <w:rPr>
+                <w:b/>
+                <w:sz w:val="19"/>
+              </w:rPr>
+              <w:t>Product sinks</w:t>
+            </w:r>
+          </w:p>
+        </w:tc>
+        <w:tc>
+          <w:tcPr>
+            <w:tcW w:type="dxa" w:w="11232"/>
+          </w:tcPr>
+          <w:p>
+            <w:pPr>
+              <w:spacing w:after="20"/>
+            </w:pPr>
+            <w:r/>
+            <w:r>
+              <w:rPr>
+                <w:b w:val="0"/>
+                <w:sz w:val="19"/>
+              </w:rPr>
+              <w:t>CMAC request view (status, owner, next step); coordinator queue (incomplete and duplicate flags)</w:t>
+            </w:r>
+          </w:p>
+        </w:tc>
+      </w:tr>
+      <w:tr>
+        <w:trPr>
+          <w:cantSplit/>
+        </w:trPr>
+        <w:tc>
+          <w:tcPr>
+            <w:tcW w:type="dxa" w:w="2592"/>
+          </w:tcPr>
+          <w:p>
+            <w:pPr>
+              <w:spacing w:after="20"/>
+            </w:pPr>
+            <w:r/>
+            <w:r>
+              <w:rPr>
+                <w:b/>
+                <w:sz w:val="19"/>
+              </w:rPr>
+              <w:t>Measurement sink</w:t>
+            </w:r>
+          </w:p>
+        </w:tc>
+        <w:tc>
+          <w:tcPr>
+            <w:tcW w:type="dxa" w:w="11232"/>
+          </w:tcPr>
+          <w:p>
+            <w:pPr>
+              <w:spacing w:after="20"/>
+            </w:pPr>
+            <w:r/>
+            <w:r>
+              <w:rPr>
+                <w:b w:val="0"/>
+                <w:sz w:val="19"/>
+              </w:rPr>
+              <w:t>Submission time, returned-for-information events and stage-change times give right first time and time in stage</w:t>
+            </w:r>
+          </w:p>
+        </w:tc>
+      </w:tr>
+      <w:tr>
+        <w:trPr>
+          <w:cantSplit/>
+        </w:trPr>
+        <w:tc>
+          <w:tcPr>
+            <w:tcW w:type="dxa" w:w="2592"/>
+          </w:tcPr>
+          <w:p>
+            <w:pPr>
+              <w:spacing w:after="20"/>
+            </w:pPr>
+            <w:r/>
+            <w:r>
+              <w:rPr>
+                <w:b/>
+                <w:sz w:val="19"/>
+              </w:rPr>
+              <w:t>Business-value sinks</w:t>
+            </w:r>
+          </w:p>
+        </w:tc>
+        <w:tc>
+          <w:tcPr>
+            <w:tcW w:type="dxa" w:w="11232"/>
+          </w:tcPr>
+          <w:p>
+            <w:pPr>
+              <w:spacing w:after="20"/>
+            </w:pPr>
+            <w:r/>
+            <w:r>
+              <w:rPr>
+                <w:b w:val="0"/>
+                <w:sz w:val="19"/>
+              </w:rPr>
+              <w:t>Location, status and period aggregated (gold) for Infrastructure reports; recycled preference for the recycle program; item, location and fulfilment date for asset and warranty history</w:t>
+            </w:r>
+          </w:p>
+        </w:tc>
+      </w:tr>
+    </w:tbl>
+    <w:p>
+      <w:pPr>
+        <w:spacing w:after="40"/>
+      </w:pPr>
+    </w:p>
+    <w:p>
+      <w:r>
+        <w:rPr>
+          <w:b w:val="0"/>
+          <w:i w:val="0"/>
+          <w:sz w:val="22"/>
+        </w:rPr>
+      </w:r>
+      <w:r>
+        <w:rPr>
+          <w:b/>
+          <w:i w:val="0"/>
+          <w:sz w:val="22"/>
+        </w:rPr>
+        <w:t>Trace 2. A coordinator update, from review to the CMAC's view</w:t>
+      </w:r>
+      <w:r>
+        <w:rPr>
+          <w:b w:val="0"/>
+          <w:i w:val="0"/>
+          <w:sz w:val="22"/>
+        </w:rPr>
+      </w:r>
+    </w:p>
+    <w:tbl>
+      <w:tblPr>
+        <w:tblStyle w:val="TableGrid"/>
+        <w:tblW w:type="auto" w:w="0"/>
+        <w:tblLook w:firstColumn="1" w:firstRow="1" w:lastColumn="0" w:lastRow="0" w:noHBand="0" w:noVBand="1" w:val="04A0"/>
+      </w:tblPr>
+      <w:tblGrid>
+        <w:gridCol w:w="4608"/>
+        <w:gridCol w:w="4608"/>
+        <w:gridCol w:w="4608"/>
+      </w:tblGrid>
+      <w:tr>
+        <w:trPr>
+          <w:cantSplit/>
+          <w:tblHeader/>
+        </w:trPr>
+        <w:tc>
+          <w:tcPr>
+            <w:tcW w:type="dxa" w:w="2880"/>
+            <w:shd w:val="clear" w:fill="D9D9D9"/>
+          </w:tcPr>
+          <w:p>
+            <w:r/>
+            <w:r>
+              <w:rPr>
+                <w:b/>
+                <w:sz w:val="19"/>
+              </w:rPr>
+              <w:t>Hop</w:t>
+            </w:r>
+          </w:p>
+        </w:tc>
+        <w:tc>
+          <w:tcPr>
+            <w:tcW w:type="dxa" w:w="6624"/>
+            <w:shd w:val="clear" w:fill="D9D9D9"/>
+          </w:tcPr>
+          <w:p>
+            <w:r/>
+            <w:r>
+              <w:rPr>
+                <w:b/>
+                <w:sz w:val="19"/>
+              </w:rPr>
+              <w:t>What moves</w:t>
+            </w:r>
+          </w:p>
+        </w:tc>
+        <w:tc>
+          <w:tcPr>
+            <w:tcW w:type="dxa" w:w="4320"/>
+            <w:shd w:val="clear" w:fill="D9D9D9"/>
+          </w:tcPr>
+          <w:p>
+            <w:r/>
+            <w:r>
+              <w:rPr>
+                <w:b/>
+                <w:sz w:val="19"/>
+              </w:rPr>
+              <w:t>By</w:t>
+            </w:r>
+          </w:p>
+        </w:tc>
+      </w:tr>
+      <w:tr>
+        <w:trPr>
+          <w:cantSplit/>
+        </w:trPr>
+        <w:tc>
+          <w:tcPr>
+            <w:tcW w:type="dxa" w:w="2880"/>
+          </w:tcPr>
+          <w:p>
+            <w:pPr>
+              <w:spacing w:after="20"/>
+            </w:pPr>
+            <w:r/>
+            <w:r>
+              <w:rPr>
+                <w:b/>
+                <w:sz w:val="19"/>
+              </w:rPr>
+              <w:t>1. Update is created</w:t>
+            </w:r>
+          </w:p>
+        </w:tc>
+        <w:tc>
+          <w:tcPr>
+            <w:tcW w:type="dxa" w:w="6624"/>
+          </w:tcPr>
+          <w:p>
+            <w:pPr>
+              <w:spacing w:after="20"/>
+            </w:pPr>
+            <w:r/>
+            <w:r>
+              <w:rPr>
+                <w:b w:val="0"/>
+                <w:sz w:val="19"/>
+              </w:rPr>
+              <w:t>Review decision, assignment, or delivery progress from the vendor or mover</w:t>
+            </w:r>
+          </w:p>
+        </w:tc>
+        <w:tc>
+          <w:tcPr>
+            <w:tcW w:type="dxa" w:w="4320"/>
+          </w:tcPr>
+          <w:p>
+            <w:pPr>
+              <w:spacing w:after="20"/>
+            </w:pPr>
+            <w:r/>
+            <w:r>
+              <w:rPr>
+                <w:b w:val="0"/>
+                <w:sz w:val="19"/>
+              </w:rPr>
+              <w:t>Coordinator (external parties do not transact, FR-17)</w:t>
+            </w:r>
+          </w:p>
+        </w:tc>
+      </w:tr>
+      <w:tr>
+        <w:trPr>
+          <w:cantSplit/>
+        </w:trPr>
+        <w:tc>
+          <w:tcPr>
+            <w:tcW w:type="dxa" w:w="2880"/>
+          </w:tcPr>
+          <w:p>
+            <w:pPr>
+              <w:spacing w:after="20"/>
+            </w:pPr>
+            <w:r/>
+            <w:r>
+              <w:rPr>
+                <w:b/>
+                <w:sz w:val="19"/>
+              </w:rPr>
+              <w:t>2. Entered on the request</w:t>
+            </w:r>
+          </w:p>
+        </w:tc>
+        <w:tc>
+          <w:tcPr>
+            <w:tcW w:type="dxa" w:w="6624"/>
+          </w:tcPr>
+          <w:p>
+            <w:pPr>
+              <w:spacing w:after="20"/>
+            </w:pPr>
+            <w:r/>
+            <w:r>
+              <w:rPr>
+                <w:b w:val="0"/>
+                <w:sz w:val="19"/>
+              </w:rPr>
+              <w:t>Status change or message in the request thread, not in email</w:t>
+            </w:r>
+          </w:p>
+        </w:tc>
+        <w:tc>
+          <w:tcPr>
+            <w:tcW w:type="dxa" w:w="4320"/>
+          </w:tcPr>
+          <w:p>
+            <w:pPr>
+              <w:spacing w:after="20"/>
+            </w:pPr>
+            <w:r/>
+            <w:r>
+              <w:rPr>
+                <w:b w:val="0"/>
+                <w:sz w:val="19"/>
+              </w:rPr>
+              <w:t>Coordinator</w:t>
+            </w:r>
+          </w:p>
+        </w:tc>
+      </w:tr>
+      <w:tr>
+        <w:trPr>
+          <w:cantSplit/>
+        </w:trPr>
+        <w:tc>
+          <w:tcPr>
+            <w:tcW w:type="dxa" w:w="2880"/>
+          </w:tcPr>
+          <w:p>
+            <w:pPr>
+              <w:spacing w:after="20"/>
+            </w:pPr>
+            <w:r/>
+            <w:r>
+              <w:rPr>
+                <w:b/>
+                <w:sz w:val="19"/>
+              </w:rPr>
+              <w:t>3. Time-stamped event</w:t>
+            </w:r>
+          </w:p>
+        </w:tc>
+        <w:tc>
+          <w:tcPr>
+            <w:tcW w:type="dxa" w:w="6624"/>
+          </w:tcPr>
+          <w:p>
+            <w:pPr>
+              <w:spacing w:after="20"/>
+            </w:pPr>
+            <w:r/>
+            <w:r>
+              <w:rPr>
+                <w:b w:val="0"/>
+                <w:sz w:val="19"/>
+              </w:rPr>
+              <w:t>Status, owner, time</w:t>
+            </w:r>
+          </w:p>
+        </w:tc>
+        <w:tc>
+          <w:tcPr>
+            <w:tcW w:type="dxa" w:w="4320"/>
+          </w:tcPr>
+          <w:p>
+            <w:pPr>
+              <w:spacing w:after="20"/>
+            </w:pPr>
+            <w:r/>
+            <w:r>
+              <w:rPr>
+                <w:b w:val="0"/>
+                <w:sz w:val="19"/>
+              </w:rPr>
+              <w:t>The product, automatically</w:t>
+            </w:r>
+          </w:p>
+        </w:tc>
+      </w:tr>
+      <w:tr>
+        <w:trPr>
+          <w:cantSplit/>
+        </w:trPr>
+        <w:tc>
+          <w:tcPr>
+            <w:tcW w:type="dxa" w:w="2880"/>
+          </w:tcPr>
+          <w:p>
+            <w:pPr>
+              <w:spacing w:after="20"/>
+            </w:pPr>
+            <w:r/>
+            <w:r>
+              <w:rPr>
+                <w:b/>
+                <w:sz w:val="19"/>
+              </w:rPr>
+              <w:t>4. Request record updated</w:t>
+            </w:r>
+          </w:p>
+        </w:tc>
+        <w:tc>
+          <w:tcPr>
+            <w:tcW w:type="dxa" w:w="6624"/>
+          </w:tcPr>
+          <w:p>
+            <w:pPr>
+              <w:spacing w:after="20"/>
+            </w:pPr>
+            <w:r/>
+            <w:r>
+              <w:rPr>
+                <w:b w:val="0"/>
+                <w:sz w:val="19"/>
+              </w:rPr>
+              <w:t>History kept; the original never overwritten</w:t>
+            </w:r>
+          </w:p>
+        </w:tc>
+        <w:tc>
+          <w:tcPr>
+            <w:tcW w:type="dxa" w:w="4320"/>
+          </w:tcPr>
+          <w:p>
+            <w:pPr>
+              <w:spacing w:after="20"/>
+            </w:pPr>
+            <w:r/>
+            <w:r>
+              <w:rPr>
+                <w:b w:val="0"/>
+                <w:sz w:val="19"/>
+              </w:rPr>
+              <w:t>The product; data owner accountable (Open)</w:t>
+            </w:r>
+          </w:p>
+        </w:tc>
+      </w:tr>
+      <w:tr>
+        <w:trPr>
+          <w:cantSplit/>
+        </w:trPr>
+        <w:tc>
+          <w:tcPr>
+            <w:tcW w:type="dxa" w:w="2880"/>
+          </w:tcPr>
+          <w:p>
+            <w:pPr>
+              <w:spacing w:after="20"/>
+            </w:pPr>
+            <w:r/>
+            <w:r>
+              <w:rPr>
+                <w:b/>
+                <w:sz w:val="19"/>
+              </w:rPr>
+              <w:t>5. Reaches the sinks</w:t>
+            </w:r>
+          </w:p>
+        </w:tc>
+        <w:tc>
+          <w:tcPr>
+            <w:tcW w:type="dxa" w:w="6624"/>
+          </w:tcPr>
+          <w:p>
+            <w:pPr>
+              <w:spacing w:after="20"/>
+            </w:pPr>
+            <w:r/>
+            <w:r>
+              <w:rPr>
+                <w:b w:val="0"/>
+                <w:sz w:val="19"/>
+              </w:rPr>
+              <w:t>CMAC sees status and next step; Action Required triggers the alarm; time in stage is measured</w:t>
+            </w:r>
+          </w:p>
+        </w:tc>
+        <w:tc>
+          <w:tcPr>
+            <w:tcW w:type="dxa" w:w="4320"/>
+          </w:tcPr>
+          <w:p>
+            <w:pPr>
+              <w:spacing w:after="20"/>
+            </w:pPr>
+            <w:r/>
+            <w:r>
+              <w:rPr>
+                <w:b w:val="0"/>
+                <w:sz w:val="19"/>
+              </w:rPr>
+              <w:t>No new entry</w:t>
+            </w:r>
+          </w:p>
+        </w:tc>
+      </w:tr>
+    </w:tbl>
+    <w:p>
+      <w:pPr>
+        <w:spacing w:after="40"/>
+      </w:pPr>
+    </w:p>
+    <w:p>
+      <w:r>
+        <w:rPr>
+          <w:b w:val="0"/>
+          <w:i w:val="0"/>
+          <w:sz w:val="21"/>
+        </w:rPr>
+      </w:r>
+      <w:r>
+        <w:rPr>
+          <w:b/>
+          <w:i w:val="0"/>
+          <w:sz w:val="21"/>
+        </w:rPr>
+        <w:t>Leak if skipped: an update sent only by email or Teams never reaches the record (gap G1).</w:t>
+      </w:r>
+      <w:r>
+        <w:rPr>
+          <w:b w:val="0"/>
+          <w:i w:val="0"/>
+          <w:sz w:val="21"/>
+        </w:rPr>
+      </w:r>
+    </w:p>
+    <w:p>
+      <w:r>
+        <w:rPr>
+          <w:b w:val="0"/>
+          <w:i w:val="0"/>
+          <w:sz w:val="22"/>
+        </w:rPr>
+      </w:r>
+      <w:r>
+        <w:rPr>
+          <w:b/>
+          <w:i w:val="0"/>
+          <w:sz w:val="22"/>
+        </w:rPr>
+        <w:t>Data lineage, element by element</w:t>
+      </w:r>
+      <w:r>
+        <w:rPr>
+          <w:b w:val="0"/>
+          <w:i w:val="0"/>
+          <w:sz w:val="22"/>
+        </w:rPr>
       </w:r>
     </w:p>
     <w:tbl>
@@ -1080,7 +4015,7 @@
         </w:trPr>
         <w:tc>
           <w:tcPr>
-            <w:tcW w:type="dxa" w:w="1656"/>
+            <w:tcW w:type="dxa" w:w="2232"/>
             <w:shd w:val="clear" w:fill="D9D9D9"/>
           </w:tcPr>
           <w:p>
@@ -1090,7 +4025,55 @@
                 <w:b/>
                 <w:sz w:val="18"/>
               </w:rPr>
-              <w:t>Stage</w:t>
+              <w:t>Data element</w:t>
+            </w:r>
+          </w:p>
+        </w:tc>
+        <w:tc>
+          <w:tcPr>
+            <w:tcW w:type="dxa" w:w="2088"/>
+            <w:shd w:val="clear" w:fill="D9D9D9"/>
+          </w:tcPr>
+          <w:p>
+            <w:r/>
+            <w:r>
+              <w:rPr>
+                <w:b/>
+                <w:sz w:val="18"/>
+              </w:rPr>
+              <w:t>Born (created by)</w:t>
+            </w:r>
+          </w:p>
+        </w:tc>
+        <w:tc>
+          <w:tcPr>
+            <w:tcW w:type="dxa" w:w="1728"/>
+            <w:shd w:val="clear" w:fill="D9D9D9"/>
+          </w:tcPr>
+          <w:p>
+            <w:r/>
+            <w:r>
+              <w:rPr>
+                <w:b/>
+                <w:sz w:val="18"/>
+              </w:rPr>
+              <w:t>Entered by</w:t>
+            </w:r>
+          </w:p>
+        </w:tc>
+        <w:tc>
+          <w:tcPr>
+            <w:tcW w:type="dxa" w:w="3168"/>
+            <w:shd w:val="clear" w:fill="D9D9D9"/>
+          </w:tcPr>
+          <w:p>
+            <w:r/>
+            <w:r>
+              <w:rPr>
+                <w:b/>
+                <w:sz w:val="18"/>
+              </w:rPr>
+              <w:t>Accountable for accuracy</w:t>
             </w:r>
           </w:p>
         </w:tc>
@@ -1106,13 +4089,13 @@
                 <w:b/>
                 <w:sz w:val="18"/>
               </w:rPr>
-              <w:t>Who or what is responsible</w:t>
-            </w:r>
-          </w:p>
-        </w:tc>
-        <w:tc>
-          <w:tcPr>
-            <w:tcW w:type="dxa" w:w="2808"/>
+              <w:t>Path through the stages</w:t>
+            </w:r>
+          </w:p>
+        </w:tc>
+        <w:tc>
+          <w:tcPr>
+            <w:tcW w:type="dxa" w:w="2088"/>
             <w:shd w:val="clear" w:fill="D9D9D9"/>
           </w:tcPr>
           <w:p>
@@ -1122,55 +4105,7 @@
                 <w:b/>
                 <w:sz w:val="18"/>
               </w:rPr>
-              <w:t>Data elements (entity: attributes; key)</w:t>
-            </w:r>
-          </w:p>
-        </w:tc>
-        <w:tc>
-          <w:tcPr>
-            <w:tcW w:type="dxa" w:w="2448"/>
-            <w:shd w:val="clear" w:fill="D9D9D9"/>
-          </w:tcPr>
-          <w:p>
-            <w:r/>
-            <w:r>
-              <w:rPr>
-                <w:b/>
-                <w:sz w:val="18"/>
-              </w:rPr>
-              <w:t>Preparation: what it must achieve</w:t>
-            </w:r>
-          </w:p>
-        </w:tc>
-        <w:tc>
-          <w:tcPr>
-            <w:tcW w:type="dxa" w:w="2304"/>
-            <w:shd w:val="clear" w:fill="D9D9D9"/>
-          </w:tcPr>
-          <w:p>
-            <w:r/>
-            <w:r>
-              <w:rPr>
-                <w:b/>
-                <w:sz w:val="18"/>
-              </w:rPr>
-              <w:t>Constraints</w:t>
-            </w:r>
-          </w:p>
-        </w:tc>
-        <w:tc>
-          <w:tcPr>
-            <w:tcW w:type="dxa" w:w="2088"/>
-            <w:shd w:val="clear" w:fill="D9D9D9"/>
-          </w:tcPr>
-          <w:p>
-            <w:r/>
-            <w:r>
-              <w:rPr>
-                <w:b/>
-                <w:sz w:val="18"/>
-              </w:rPr>
-              <w:t>Control on the hand-off</w:t>
+              <w:t>Reaches</w:t>
             </w:r>
           </w:p>
         </w:tc>
@@ -1181,8 +4116,7 @@
         </w:trPr>
         <w:tc>
           <w:tcPr>
-            <w:tcW w:type="dxa" w:w="1656"/>
-            <w:shd w:val="clear" w:fill="DCE6F2"/>
+            <w:tcW w:type="dxa" w:w="2232"/>
           </w:tcPr>
           <w:p>
             <w:pPr>
@@ -1194,25 +4128,31 @@
                 <w:b/>
                 <w:sz w:val="18"/>
               </w:rPr>
-              <w:t>1 Generate</w:t>
-            </w:r>
-          </w:p>
+              <w:t>Item, quantity, reason</w:t>
+            </w:r>
+          </w:p>
+        </w:tc>
+        <w:tc>
+          <w:tcPr>
+            <w:tcW w:type="dxa" w:w="2088"/>
+          </w:tcPr>
           <w:p>
             <w:pPr>
               <w:spacing w:after="20"/>
             </w:pPr>
-            <w:r>
-              <w:rPr>
-                <w:b/>
+            <w:r/>
+            <w:r>
+              <w:rPr>
+                <w:b w:val="0"/>
                 <w:sz w:val="18"/>
               </w:rPr>
-              <w:t>users, systems, third parties</w:t>
-            </w:r>
-          </w:p>
-        </w:tc>
-        <w:tc>
-          <w:tcPr>
-            <w:tcW w:type="dxa" w:w="2520"/>
+              <w:t>Original requester</w:t>
+            </w:r>
+          </w:p>
+        </w:tc>
+        <w:tc>
+          <w:tcPr>
+            <w:tcW w:type="dxa" w:w="1728"/>
           </w:tcPr>
           <w:p>
             <w:pPr>
@@ -1224,13 +4164,13 @@
                 <w:b w:val="0"/>
                 <w:sz w:val="18"/>
               </w:rPr>
-              <w:t>Each creator owns what they enter: original requester (need); CMAC (request); Furniture Request Coordinator (review); Furniture Coordinator (assignment, proposal); vendor, mover or warehouse (delivery); client (decision)</w:t>
-            </w:r>
-          </w:p>
-        </w:tc>
-        <w:tc>
-          <w:tcPr>
-            <w:tcW w:type="dxa" w:w="2808"/>
+              <w:t>CMAC</w:t>
+            </w:r>
+          </w:p>
+        </w:tc>
+        <w:tc>
+          <w:tcPr>
+            <w:tcW w:type="dxa" w:w="3168"/>
           </w:tcPr>
           <w:p>
             <w:pPr>
@@ -1242,51 +4182,31 @@
                 <w:b w:val="0"/>
                 <w:sz w:val="18"/>
               </w:rPr>
-            </w:r>
-            <w:r>
-              <w:rPr>
-                <w:b/>
-                <w:sz w:val="18"/>
-              </w:rPr>
-              <w:t>Need:</w:t>
-            </w:r>
-            <w:r>
-              <w:rPr>
-                <w:b w:val="0"/>
-                <w:sz w:val="18"/>
-              </w:rPr>
-              <w:t xml:space="preserve"> item, quantity, location, reason</w:t>
-            </w:r>
-          </w:p>
+              <w:t>CMAC at submission (Proposed); coordinator once confirmed at review (Proposed)</w:t>
+            </w:r>
+          </w:p>
+        </w:tc>
+        <w:tc>
+          <w:tcPr>
+            <w:tcW w:type="dxa" w:w="2520"/>
+          </w:tcPr>
           <w:p>
             <w:pPr>
               <w:spacing w:after="20"/>
             </w:pPr>
+            <w:r/>
             <w:r>
               <w:rPr>
                 <w:b w:val="0"/>
                 <w:sz w:val="18"/>
               </w:rPr>
-            </w:r>
-            <w:r>
-              <w:rPr>
-                <w:b/>
-                <w:sz w:val="18"/>
-              </w:rPr>
-              <w:t>Decision:</w:t>
-            </w:r>
-            <w:r>
-              <w:rPr>
-                <w:b w:val="0"/>
-                <w:sz w:val="18"/>
-              </w:rPr>
-              <w:t xml:space="preserve"> proposal accepted or not (not captured)</w:t>
-            </w:r>
-          </w:p>
-        </w:tc>
-        <w:tc>
-          <w:tcPr>
-            <w:tcW w:type="dxa" w:w="2448"/>
+              <w:t>Collect, V, Keep and Shape, Store</w:t>
+            </w:r>
+          </w:p>
+        </w:tc>
+        <w:tc>
+          <w:tcPr>
+            <w:tcW w:type="dxa" w:w="2088"/>
           </w:tcPr>
           <w:p>
             <w:pPr>
@@ -1298,94 +4218,7 @@
                 <w:b w:val="0"/>
                 <w:sz w:val="18"/>
               </w:rPr>
-              <w:t>None; data is created here. It must be captured where the work happens, not later from memory</w:t>
-            </w:r>
-          </w:p>
-        </w:tc>
-        <w:tc>
-          <w:tcPr>
-            <w:tcW w:type="dxa" w:w="2304"/>
-          </w:tcPr>
-          <w:p>
-            <w:pPr>
-              <w:spacing w:after="20"/>
-            </w:pPr>
-            <w:r/>
-            <w:r>
-              <w:rPr>
-                <w:b w:val="0"/>
-                <w:sz w:val="18"/>
-              </w:rPr>
-            </w:r>
-            <w:r>
-              <w:rPr>
-                <w:b/>
-                <w:sz w:val="18"/>
-              </w:rPr>
-              <w:t>Quality:</w:t>
-            </w:r>
-            <w:r>
-              <w:rPr>
-                <w:b w:val="0"/>
-                <w:sz w:val="18"/>
-              </w:rPr>
-              <w:t xml:space="preserve"> much is born in email, Teams, phone and hand-drawn floor plans</w:t>
-            </w:r>
-          </w:p>
-          <w:p>
-            <w:pPr>
-              <w:spacing w:after="20"/>
-            </w:pPr>
-            <w:r>
-              <w:rPr>
-                <w:b w:val="0"/>
-                <w:sz w:val="18"/>
-              </w:rPr>
-            </w:r>
-            <w:r>
-              <w:rPr>
-                <w:b/>
-                <w:sz w:val="18"/>
-              </w:rPr>
-              <w:t>Frequency:</w:t>
-            </w:r>
-            <w:r>
-              <w:rPr>
-                <w:b w:val="0"/>
-                <w:sz w:val="18"/>
-              </w:rPr>
-              <w:t xml:space="preserve"> human-generated, intermittent, one request at a time</w:t>
-            </w:r>
-          </w:p>
-        </w:tc>
-        <w:tc>
-          <w:tcPr>
-            <w:tcW w:type="dxa" w:w="2088"/>
-          </w:tcPr>
-          <w:p>
-            <w:pPr>
-              <w:spacing w:after="20"/>
-            </w:pPr>
-            <w:r/>
-            <w:r>
-              <w:rPr>
-                <w:b w:val="0"/>
-                <w:sz w:val="18"/>
-              </w:rPr>
-            </w:r>
-            <w:r>
-              <w:rPr>
-                <w:b/>
-                <w:sz w:val="18"/>
-              </w:rPr>
-              <w:t>A, authenticate</w:t>
-            </w:r>
-            <w:r>
-              <w:rPr>
-                <w:b w:val="0"/>
-                <w:sz w:val="18"/>
-              </w:rPr>
-              <w:t xml:space="preserve"> (into Collect): only an authorized requester may submit for their ministry. Proposed</w:t>
+              <w:t>Product; recycle program; asset history</w:t>
             </w:r>
           </w:p>
         </w:tc>
@@ -1396,8 +4229,7 @@
         </w:trPr>
         <w:tc>
           <w:tcPr>
-            <w:tcW w:type="dxa" w:w="1656"/>
-            <w:shd w:val="clear" w:fill="DCE6F2"/>
+            <w:tcW w:type="dxa" w:w="2232"/>
           </w:tcPr>
           <w:p>
             <w:pPr>
@@ -1409,25 +4241,31 @@
                 <w:b/>
                 <w:sz w:val="18"/>
               </w:rPr>
-              <w:t>2 Collect</w:t>
-            </w:r>
-          </w:p>
+              <w:t>Building, address</w:t>
+            </w:r>
+          </w:p>
+        </w:tc>
+        <w:tc>
+          <w:tcPr>
+            <w:tcW w:type="dxa" w:w="2088"/>
+          </w:tcPr>
           <w:p>
             <w:pPr>
               <w:spacing w:after="20"/>
             </w:pPr>
-            <w:r>
-              <w:rPr>
-                <w:b/>
+            <w:r/>
+            <w:r>
+              <w:rPr>
+                <w:b w:val="0"/>
                 <w:sz w:val="18"/>
               </w:rPr>
-              <w:t>how, how often, under what permission</w:t>
-            </w:r>
-          </w:p>
-        </w:tc>
-        <w:tc>
-          <w:tcPr>
-            <w:tcW w:type="dxa" w:w="2520"/>
+              <w:t>PRISM Core</w:t>
+            </w:r>
+          </w:p>
+        </w:tc>
+        <w:tc>
+          <w:tcPr>
+            <w:tcW w:type="dxa" w:w="1728"/>
           </w:tcPr>
           <w:p>
             <w:pPr>
@@ -1439,13 +4277,13 @@
                 <w:b w:val="0"/>
                 <w:sz w:val="18"/>
               </w:rPr>
-              <w:t>CMAC at submission; coordinators for updates. System of record: to confirm</w:t>
-            </w:r>
-          </w:p>
-        </w:tc>
-        <w:tc>
-          <w:tcPr>
-            <w:tcW w:type="dxa" w:w="2808"/>
+              <w:t>Pre-filled</w:t>
+            </w:r>
+          </w:p>
+        </w:tc>
+        <w:tc>
+          <w:tcPr>
+            <w:tcW w:type="dxa" w:w="3168"/>
           </w:tcPr>
           <w:p>
             <w:pPr>
@@ -1457,299 +4295,43 @@
                 <w:b w:val="0"/>
                 <w:sz w:val="18"/>
               </w:rPr>
-            </w:r>
-            <w:r>
-              <w:rPr>
-                <w:b/>
-                <w:sz w:val="18"/>
-              </w:rPr>
-              <w:t>Request</w:t>
-            </w:r>
-            <w:r>
-              <w:rPr>
-                <w:b w:val="0"/>
-                <w:sz w:val="18"/>
-              </w:rPr>
-              <w:t xml:space="preserve"> (key: Work Order ID): type, priority, funding, reason, required date, status</w:t>
-            </w:r>
-          </w:p>
+              <w:t>PRISM Core owner (Open); CMAC flags corrections</w:t>
+            </w:r>
+          </w:p>
+        </w:tc>
+        <w:tc>
+          <w:tcPr>
+            <w:tcW w:type="dxa" w:w="2520"/>
+          </w:tcPr>
           <w:p>
             <w:pPr>
               <w:spacing w:after="20"/>
             </w:pPr>
+            <w:r/>
             <w:r>
               <w:rPr>
                 <w:b w:val="0"/>
                 <w:sz w:val="18"/>
               </w:rPr>
-            </w:r>
-            <w:r>
-              <w:rPr>
-                <w:b/>
-                <w:sz w:val="18"/>
-              </w:rPr>
-              <w:t>Requester:</w:t>
-            </w:r>
-            <w:r>
-              <w:rPr>
-                <w:b w:val="0"/>
-                <w:sz w:val="18"/>
-              </w:rPr>
-              <w:t xml:space="preserve"> ministry, contact, email, phone</w:t>
-            </w:r>
-          </w:p>
+              <w:t>Collect, Store</w:t>
+            </w:r>
+          </w:p>
+        </w:tc>
+        <w:tc>
+          <w:tcPr>
+            <w:tcW w:type="dxa" w:w="2088"/>
+          </w:tcPr>
           <w:p>
             <w:pPr>
               <w:spacing w:after="20"/>
             </w:pPr>
+            <w:r/>
             <w:r>
               <w:rPr>
                 <w:b w:val="0"/>
                 <w:sz w:val="18"/>
               </w:rPr>
-            </w:r>
-            <w:r>
-              <w:rPr>
-                <w:b/>
-                <w:sz w:val="18"/>
-              </w:rPr>
-              <w:t>Location:</w:t>
-            </w:r>
-            <w:r>
-              <w:rPr>
-                <w:b w:val="0"/>
-                <w:sz w:val="18"/>
-              </w:rPr>
-              <w:t xml:space="preserve"> building code, address, floor, room</w:t>
-            </w:r>
-          </w:p>
-          <w:p>
-            <w:pPr>
-              <w:spacing w:after="20"/>
-            </w:pPr>
-            <w:r>
-              <w:rPr>
-                <w:b w:val="0"/>
-                <w:sz w:val="18"/>
-              </w:rPr>
-            </w:r>
-            <w:r>
-              <w:rPr>
-                <w:b/>
-                <w:sz w:val="18"/>
-              </w:rPr>
-              <w:t>Contact:</w:t>
-            </w:r>
-            <w:r>
-              <w:rPr>
-                <w:b w:val="0"/>
-                <w:sz w:val="18"/>
-              </w:rPr>
-              <w:t xml:space="preserve"> site, alternate</w:t>
-            </w:r>
-          </w:p>
-          <w:p>
-            <w:pPr>
-              <w:spacing w:after="20"/>
-            </w:pPr>
-            <w:r>
-              <w:rPr>
-                <w:b w:val="0"/>
-                <w:sz w:val="18"/>
-              </w:rPr>
-            </w:r>
-            <w:r>
-              <w:rPr>
-                <w:b/>
-                <w:sz w:val="18"/>
-              </w:rPr>
-              <w:t>Furniture line:</w:t>
-            </w:r>
-            <w:r>
-              <w:rPr>
-                <w:b w:val="0"/>
-                <w:sz w:val="18"/>
-              </w:rPr>
-              <w:t xml:space="preserve"> item, quantity, recycled preference</w:t>
-            </w:r>
-          </w:p>
-          <w:p>
-            <w:pPr>
-              <w:spacing w:after="20"/>
-            </w:pPr>
-            <w:r>
-              <w:rPr>
-                <w:b w:val="0"/>
-                <w:sz w:val="18"/>
-              </w:rPr>
-            </w:r>
-            <w:r>
-              <w:rPr>
-                <w:b/>
-                <w:sz w:val="18"/>
-              </w:rPr>
-              <w:t>Attachment, Message</w:t>
-            </w:r>
-            <w:r>
-              <w:rPr>
-                <w:b w:val="0"/>
-                <w:sz w:val="18"/>
-              </w:rPr>
-            </w:r>
-          </w:p>
-        </w:tc>
-        <w:tc>
-          <w:tcPr>
-            <w:tcW w:type="dxa" w:w="2448"/>
-          </w:tcPr>
-          <w:p>
-            <w:pPr>
-              <w:spacing w:after="20"/>
-            </w:pPr>
-            <w:r/>
-            <w:r>
-              <w:rPr>
-                <w:b w:val="0"/>
-                <w:sz w:val="18"/>
-              </w:rPr>
-              <w:t>Guided four-step form; required fields and attachments by request type (FR-03); requester and facility data pre-filled from PRISM Core (NFR-09)</w:t>
-            </w:r>
-          </w:p>
-        </w:tc>
-        <w:tc>
-          <w:tcPr>
-            <w:tcW w:type="dxa" w:w="2304"/>
-          </w:tcPr>
-          <w:p>
-            <w:pPr>
-              <w:spacing w:after="20"/>
-            </w:pPr>
-            <w:r/>
-            <w:r>
-              <w:rPr>
-                <w:b w:val="0"/>
-                <w:sz w:val="18"/>
-              </w:rPr>
-            </w:r>
-            <w:r>
-              <w:rPr>
-                <w:b/>
-                <w:sz w:val="18"/>
-              </w:rPr>
-              <w:t>Frequency:</w:t>
-            </w:r>
-            <w:r>
-              <w:rPr>
-                <w:b w:val="0"/>
-                <w:sz w:val="18"/>
-              </w:rPr>
-              <w:t xml:space="preserve"> event-driven, on each submission or update</w:t>
-            </w:r>
-          </w:p>
-          <w:p>
-            <w:pPr>
-              <w:spacing w:after="20"/>
-            </w:pPr>
-            <w:r>
-              <w:rPr>
-                <w:b w:val="0"/>
-                <w:sz w:val="18"/>
-              </w:rPr>
-            </w:r>
-            <w:r>
-              <w:rPr>
-                <w:b/>
-                <w:sz w:val="18"/>
-              </w:rPr>
-              <w:t>Format:</w:t>
-            </w:r>
-            <w:r>
-              <w:rPr>
-                <w:b w:val="0"/>
-                <w:sz w:val="18"/>
-              </w:rPr>
-              <w:t xml:space="preserve"> form fields; files up to 10MB, replies up to 5MB</w:t>
-            </w:r>
-          </w:p>
-          <w:p>
-            <w:pPr>
-              <w:spacing w:after="20"/>
-            </w:pPr>
-            <w:r>
-              <w:rPr>
-                <w:b w:val="0"/>
-                <w:sz w:val="18"/>
-              </w:rPr>
-            </w:r>
-            <w:r>
-              <w:rPr>
-                <w:b/>
-                <w:sz w:val="18"/>
-              </w:rPr>
-              <w:t>Quality:</w:t>
-            </w:r>
-            <w:r>
-              <w:rPr>
-                <w:b w:val="0"/>
-                <w:sz w:val="18"/>
-              </w:rPr>
-              <w:t xml:space="preserve"> off-system updates are lost unless re-entered</w:t>
-            </w:r>
-          </w:p>
-          <w:p>
-            <w:pPr>
-              <w:spacing w:after="20"/>
-            </w:pPr>
-            <w:r>
-              <w:rPr>
-                <w:b w:val="0"/>
-                <w:sz w:val="18"/>
-              </w:rPr>
-            </w:r>
-            <w:r>
-              <w:rPr>
-                <w:b/>
-                <w:sz w:val="18"/>
-              </w:rPr>
-              <w:t>Ownership:</w:t>
-            </w:r>
-            <w:r>
-              <w:rPr>
-                <w:b w:val="0"/>
-                <w:sz w:val="18"/>
-              </w:rPr>
-              <w:t xml:space="preserve"> source of the pre-filled profile to confirm</w:t>
-            </w:r>
-          </w:p>
-        </w:tc>
-        <w:tc>
-          <w:tcPr>
-            <w:tcW w:type="dxa" w:w="2088"/>
-          </w:tcPr>
-          <w:p>
-            <w:pPr>
-              <w:spacing w:after="20"/>
-            </w:pPr>
-            <w:r/>
-            <w:r>
-              <w:rPr>
-                <w:b w:val="0"/>
-                <w:sz w:val="18"/>
-              </w:rPr>
-            </w:r>
-            <w:r>
-              <w:rPr>
-                <w:b/>
-                <w:sz w:val="18"/>
-              </w:rPr>
-              <w:t>V, validate</w:t>
-            </w:r>
-            <w:r>
-              <w:rPr>
-                <w:b w:val="0"/>
-                <w:sz w:val="18"/>
-              </w:rPr>
-              <w:t xml:space="preserve"> (into Keep and Shape): required fields checked against the request checklist; an incomplete request goes back to the requester. Proposed</w:t>
+              <w:t>Product; reports by location</w:t>
             </w:r>
           </w:p>
         </w:tc>
@@ -1760,8 +4342,7 @@
         </w:trPr>
         <w:tc>
           <w:tcPr>
-            <w:tcW w:type="dxa" w:w="1656"/>
-            <w:shd w:val="clear" w:fill="DCE6F2"/>
+            <w:tcW w:type="dxa" w:w="2232"/>
           </w:tcPr>
           <w:p>
             <w:pPr>
@@ -1773,25 +4354,31 @@
                 <w:b/>
                 <w:sz w:val="18"/>
               </w:rPr>
-              <w:t>3 Keep and Shape</w:t>
-            </w:r>
-          </w:p>
+              <w:t>Floor, room</w:t>
+            </w:r>
+          </w:p>
+        </w:tc>
+        <w:tc>
+          <w:tcPr>
+            <w:tcW w:type="dxa" w:w="2088"/>
+          </w:tcPr>
           <w:p>
             <w:pPr>
               <w:spacing w:after="20"/>
             </w:pPr>
-            <w:r>
-              <w:rPr>
-                <w:b/>
+            <w:r/>
+            <w:r>
+              <w:rPr>
+                <w:b w:val="0"/>
                 <w:sz w:val="18"/>
               </w:rPr>
-              <w:t>keep the original; clean, structure, combine</w:t>
-            </w:r>
-          </w:p>
-        </w:tc>
-        <w:tc>
-          <w:tcPr>
-            <w:tcW w:type="dxa" w:w="2520"/>
+              <w:t>CMAC</w:t>
+            </w:r>
+          </w:p>
+        </w:tc>
+        <w:tc>
+          <w:tcPr>
+            <w:tcW w:type="dxa" w:w="1728"/>
           </w:tcPr>
           <w:p>
             <w:pPr>
@@ -1803,26 +4390,13 @@
                 <w:b w:val="0"/>
                 <w:sz w:val="18"/>
               </w:rPr>
-            </w:r>
-            <w:r>
-              <w:rPr>
-                <w:b/>
-                <w:sz w:val="18"/>
-              </w:rPr>
-              <w:t>Open.</w:t>
-            </w:r>
-            <w:r>
-              <w:rPr>
-                <w:b w:val="0"/>
-                <w:sz w:val="18"/>
-              </w:rPr>
-              <w:t xml:space="preserve"> Proposed: Furniture Request Coordinator, who decides whether a request is complete enough to act on (task model 4.3)</w:t>
-            </w:r>
-          </w:p>
-        </w:tc>
-        <w:tc>
-          <w:tcPr>
-            <w:tcW w:type="dxa" w:w="2808"/>
+              <w:t>CMAC</w:t>
+            </w:r>
+          </w:p>
+        </w:tc>
+        <w:tc>
+          <w:tcPr>
+            <w:tcW w:type="dxa" w:w="3168"/>
           </w:tcPr>
           <w:p>
             <w:pPr>
@@ -1834,51 +4408,31 @@
                 <w:b w:val="0"/>
                 <w:sz w:val="18"/>
               </w:rPr>
-            </w:r>
-            <w:r>
-              <w:rPr>
-                <w:b/>
-                <w:sz w:val="18"/>
-              </w:rPr>
-              <w:t>Status event:</w:t>
-            </w:r>
-            <w:r>
-              <w:rPr>
-                <w:b w:val="0"/>
-                <w:sz w:val="18"/>
-              </w:rPr>
-              <w:t xml:space="preserve"> status, owner, timestamp</w:t>
-            </w:r>
-          </w:p>
+              <w:t>CMAC (Proposed)</w:t>
+            </w:r>
+          </w:p>
+        </w:tc>
+        <w:tc>
+          <w:tcPr>
+            <w:tcW w:type="dxa" w:w="2520"/>
+          </w:tcPr>
           <w:p>
             <w:pPr>
               <w:spacing w:after="20"/>
             </w:pPr>
+            <w:r/>
             <w:r>
               <w:rPr>
                 <w:b w:val="0"/>
                 <w:sz w:val="18"/>
               </w:rPr>
-            </w:r>
-            <w:r>
-              <w:rPr>
-                <w:b/>
-                <w:sz w:val="18"/>
-              </w:rPr>
-              <w:t>Duplicate match key:</w:t>
-            </w:r>
-            <w:r>
-              <w:rPr>
-                <w:b w:val="0"/>
-                <w:sz w:val="18"/>
-              </w:rPr>
-              <w:t xml:space="preserve"> to define</w:t>
-            </w:r>
-          </w:p>
-        </w:tc>
-        <w:tc>
-          <w:tcPr>
-            <w:tcW w:type="dxa" w:w="2448"/>
+              <w:t>Collect, V, Store</w:t>
+            </w:r>
+          </w:p>
+        </w:tc>
+        <w:tc>
+          <w:tcPr>
+            <w:tcW w:type="dxa" w:w="2088"/>
           </w:tcPr>
           <w:p>
             <w:pPr>
@@ -1890,94 +4444,7 @@
                 <w:b w:val="0"/>
                 <w:sz w:val="18"/>
               </w:rPr>
-              <w:t>Keep the request as submitted (bronze). Build one consistent version (silver): updates linked, status standardized, duplicates checked. Six rules in section 3</w:t>
-            </w:r>
-          </w:p>
-        </w:tc>
-        <w:tc>
-          <w:tcPr>
-            <w:tcW w:type="dxa" w:w="2304"/>
-          </w:tcPr>
-          <w:p>
-            <w:pPr>
-              <w:spacing w:after="20"/>
-            </w:pPr>
-            <w:r/>
-            <w:r>
-              <w:rPr>
-                <w:b w:val="0"/>
-                <w:sz w:val="18"/>
-              </w:rPr>
-            </w:r>
-            <w:r>
-              <w:rPr>
-                <w:b/>
-                <w:sz w:val="18"/>
-              </w:rPr>
-              <w:t>Quality:</w:t>
-            </w:r>
-            <w:r>
-              <w:rPr>
-                <w:b w:val="0"/>
-                <w:sz w:val="18"/>
-              </w:rPr>
-              <w:t xml:space="preserve"> the prototype shows one request labelled both Awaiting initial review and Reviewing, and events dated before submission</w:t>
-            </w:r>
-          </w:p>
-          <w:p>
-            <w:pPr>
-              <w:spacing w:after="20"/>
-            </w:pPr>
-            <w:r>
-              <w:rPr>
-                <w:b w:val="0"/>
-                <w:sz w:val="18"/>
-              </w:rPr>
-            </w:r>
-            <w:r>
-              <w:rPr>
-                <w:b/>
-                <w:sz w:val="18"/>
-              </w:rPr>
-              <w:t>Governance:</w:t>
-            </w:r>
-            <w:r>
-              <w:rPr>
-                <w:b w:val="0"/>
-                <w:sz w:val="18"/>
-              </w:rPr>
-              <w:t xml:space="preserve"> who defines the rules is Open</w:t>
-            </w:r>
-          </w:p>
-        </w:tc>
-        <w:tc>
-          <w:tcPr>
-            <w:tcW w:type="dxa" w:w="2088"/>
-          </w:tcPr>
-          <w:p>
-            <w:pPr>
-              <w:spacing w:after="20"/>
-            </w:pPr>
-            <w:r/>
-            <w:r>
-              <w:rPr>
-                <w:b w:val="0"/>
-                <w:sz w:val="18"/>
-              </w:rPr>
-            </w:r>
-            <w:r>
-              <w:rPr>
-                <w:b/>
-                <w:sz w:val="18"/>
-              </w:rPr>
-              <w:t>F, monitor</w:t>
-            </w:r>
-            <w:r>
-              <w:rPr>
-                <w:b w:val="0"/>
-                <w:sz w:val="18"/>
-              </w:rPr>
-              <w:t xml:space="preserve"> (into Store): every stage change carries a time, so a request that stops moving is visible. Proposed</w:t>
+              <w:t>Product; coordinator queue</w:t>
             </w:r>
           </w:p>
         </w:tc>
@@ -1988,8 +4455,7 @@
         </w:trPr>
         <w:tc>
           <w:tcPr>
-            <w:tcW w:type="dxa" w:w="1656"/>
-            <w:shd w:val="clear" w:fill="DCE6F2"/>
+            <w:tcW w:type="dxa" w:w="2232"/>
           </w:tcPr>
           <w:p>
             <w:pPr>
@@ -2001,25 +4467,31 @@
                 <w:b/>
                 <w:sz w:val="18"/>
               </w:rPr>
-              <w:t>4 Store</w:t>
-            </w:r>
-          </w:p>
+              <w:t>Requester profile: ministry, contact</w:t>
+            </w:r>
+          </w:p>
+        </w:tc>
+        <w:tc>
+          <w:tcPr>
+            <w:tcW w:type="dxa" w:w="2088"/>
+          </w:tcPr>
           <w:p>
             <w:pPr>
               <w:spacing w:after="20"/>
             </w:pPr>
-            <w:r>
-              <w:rPr>
-                <w:b/>
+            <w:r/>
+            <w:r>
+              <w:rPr>
+                <w:b w:val="0"/>
                 <w:sz w:val="18"/>
               </w:rPr>
-              <w:t>one trusted store, more than one consumer</w:t>
-            </w:r>
-          </w:p>
-        </w:tc>
-        <w:tc>
-          <w:tcPr>
-            <w:tcW w:type="dxa" w:w="2520"/>
+              <w:t>PRISM Core</w:t>
+            </w:r>
+          </w:p>
+        </w:tc>
+        <w:tc>
+          <w:tcPr>
+            <w:tcW w:type="dxa" w:w="1728"/>
           </w:tcPr>
           <w:p>
             <w:pPr>
@@ -2031,26 +4503,13 @@
                 <w:b w:val="0"/>
                 <w:sz w:val="18"/>
               </w:rPr>
-            </w:r>
-            <w:r>
-              <w:rPr>
-                <w:b/>
-                <w:sz w:val="18"/>
-              </w:rPr>
-              <w:t>Open:</w:t>
-            </w:r>
-            <w:r>
-              <w:rPr>
-                <w:b w:val="0"/>
-                <w:sz w:val="18"/>
-              </w:rPr>
-              <w:t xml:space="preserve"> data owner for the request record, to confirm with the client</w:t>
-            </w:r>
-          </w:p>
-        </w:tc>
-        <w:tc>
-          <w:tcPr>
-            <w:tcW w:type="dxa" w:w="2808"/>
+              <w:t>Pre-filled</w:t>
+            </w:r>
+          </w:p>
+        </w:tc>
+        <w:tc>
+          <w:tcPr>
+            <w:tcW w:type="dxa" w:w="3168"/>
           </w:tcPr>
           <w:p>
             <w:pPr>
@@ -2062,26 +4521,13 @@
                 <w:b w:val="0"/>
                 <w:sz w:val="18"/>
               </w:rPr>
-            </w:r>
-            <w:r>
-              <w:rPr>
-                <w:b/>
-                <w:sz w:val="18"/>
-              </w:rPr>
-              <w:t>Request record:</w:t>
-            </w:r>
-            <w:r>
-              <w:rPr>
-                <w:b w:val="0"/>
-                <w:sz w:val="18"/>
-              </w:rPr>
-              <w:t xml:space="preserve"> full status and ownership history, messages, attachments, proposal and share events</w:t>
-            </w:r>
-          </w:p>
-        </w:tc>
-        <w:tc>
-          <w:tcPr>
-            <w:tcW w:type="dxa" w:w="2448"/>
+              <w:t>PRISM Core owner (Open); profile source to confirm</w:t>
+            </w:r>
+          </w:p>
+        </w:tc>
+        <w:tc>
+          <w:tcPr>
+            <w:tcW w:type="dxa" w:w="2520"/>
           </w:tcPr>
           <w:p>
             <w:pPr>
@@ -2093,13 +4539,13 @@
                 <w:b w:val="0"/>
                 <w:sz w:val="18"/>
               </w:rPr>
-              <w:t>One trusted, auditable record that CMACs, coordinators and reporting all read</w:t>
-            </w:r>
-          </w:p>
-        </w:tc>
-        <w:tc>
-          <w:tcPr>
-            <w:tcW w:type="dxa" w:w="2304"/>
+              <w:t>Collect, Store</w:t>
+            </w:r>
+          </w:p>
+        </w:tc>
+        <w:tc>
+          <w:tcPr>
+            <w:tcW w:type="dxa" w:w="2088"/>
           </w:tcPr>
           <w:p>
             <w:pPr>
@@ -2111,101 +4557,7 @@
                 <w:b w:val="0"/>
                 <w:sz w:val="18"/>
               </w:rPr>
-            </w:r>
-            <w:r>
-              <w:rPr>
-                <w:b/>
-                <w:sz w:val="18"/>
-              </w:rPr>
-              <w:t>Access:</w:t>
-            </w:r>
-            <w:r>
-              <w:rPr>
-                <w:b w:val="0"/>
-                <w:sz w:val="18"/>
-              </w:rPr>
-              <w:t xml:space="preserve"> role-based (FR-25, NFR-14 to NFR-16)</w:t>
-            </w:r>
-          </w:p>
-          <w:p>
-            <w:pPr>
-              <w:spacing w:after="20"/>
-            </w:pPr>
-            <w:r>
-              <w:rPr>
-                <w:b w:val="0"/>
-                <w:sz w:val="18"/>
-              </w:rPr>
-            </w:r>
-            <w:r>
-              <w:rPr>
-                <w:b/>
-                <w:sz w:val="18"/>
-              </w:rPr>
-              <w:t>Retention:</w:t>
-            </w:r>
-            <w:r>
-              <w:rPr>
-                <w:b w:val="0"/>
-                <w:sz w:val="18"/>
-              </w:rPr>
-              <w:t xml:space="preserve"> per the Government of Alberta records schedule, to confirm (NFR-17)</w:t>
-            </w:r>
-          </w:p>
-          <w:p>
-            <w:pPr>
-              <w:spacing w:after="20"/>
-            </w:pPr>
-            <w:r>
-              <w:rPr>
-                <w:b w:val="0"/>
-                <w:sz w:val="18"/>
-              </w:rPr>
-            </w:r>
-            <w:r>
-              <w:rPr>
-                <w:b/>
-                <w:sz w:val="18"/>
-              </w:rPr>
-              <w:t>Scope:</w:t>
-            </w:r>
-            <w:r>
-              <w:rPr>
-                <w:b w:val="0"/>
-                <w:sz w:val="18"/>
-              </w:rPr>
-              <w:t xml:space="preserve"> no historical migration; no direct SnapTracker or OneGX/SAP link assumed</w:t>
-            </w:r>
-          </w:p>
-        </w:tc>
-        <w:tc>
-          <w:tcPr>
-            <w:tcW w:type="dxa" w:w="2088"/>
-          </w:tcPr>
-          <w:p>
-            <w:pPr>
-              <w:spacing w:after="20"/>
-            </w:pPr>
-            <w:r/>
-            <w:r>
-              <w:rPr>
-                <w:b w:val="0"/>
-                <w:sz w:val="18"/>
-              </w:rPr>
-            </w:r>
-            <w:r>
-              <w:rPr>
-                <w:b/>
-                <w:sz w:val="18"/>
-              </w:rPr>
-              <w:t>M, mitigate</w:t>
-            </w:r>
-            <w:r>
-              <w:rPr>
-                <w:b w:val="0"/>
-                <w:sz w:val="18"/>
-              </w:rPr>
-              <w:t xml:space="preserve"> (into Use): a failed update or upload is held and retried, and the user is told. Proposed</w:t>
+              <w:t>Product (access by ministry); reports</w:t>
             </w:r>
           </w:p>
         </w:tc>
@@ -2216,8 +4568,7 @@
         </w:trPr>
         <w:tc>
           <w:tcPr>
-            <w:tcW w:type="dxa" w:w="1656"/>
-            <w:shd w:val="clear" w:fill="DCE6F2"/>
+            <w:tcW w:type="dxa" w:w="2232"/>
           </w:tcPr>
           <w:p>
             <w:pPr>
@@ -2229,25 +4580,31 @@
                 <w:b/>
                 <w:sz w:val="18"/>
               </w:rPr>
-              <w:t>5 Use</w:t>
-            </w:r>
-          </w:p>
+              <w:t>Request type, required date, priority</w:t>
+            </w:r>
+          </w:p>
+        </w:tc>
+        <w:tc>
+          <w:tcPr>
+            <w:tcW w:type="dxa" w:w="2088"/>
+          </w:tcPr>
           <w:p>
             <w:pPr>
               <w:spacing w:after="20"/>
             </w:pPr>
-            <w:r>
-              <w:rPr>
-                <w:b/>
+            <w:r/>
+            <w:r>
+              <w:rPr>
+                <w:b w:val="0"/>
                 <w:sz w:val="18"/>
               </w:rPr>
-              <w:t>the sinks</w:t>
-            </w:r>
-          </w:p>
-        </w:tc>
-        <w:tc>
-          <w:tcPr>
-            <w:tcW w:type="dxa" w:w="2520"/>
+              <w:t>CMAC</w:t>
+            </w:r>
+          </w:p>
+        </w:tc>
+        <w:tc>
+          <w:tcPr>
+            <w:tcW w:type="dxa" w:w="1728"/>
           </w:tcPr>
           <w:p>
             <w:pPr>
@@ -2259,13 +4616,13 @@
                 <w:b w:val="0"/>
                 <w:sz w:val="18"/>
               </w:rPr>
-              <w:t>Consumers: CMACs, Furniture Coordinators, Infrastructure management. Report owner: to confirm</w:t>
-            </w:r>
-          </w:p>
-        </w:tc>
-        <w:tc>
-          <w:tcPr>
-            <w:tcW w:type="dxa" w:w="2808"/>
+              <w:t>CMAC</w:t>
+            </w:r>
+          </w:p>
+        </w:tc>
+        <w:tc>
+          <w:tcPr>
+            <w:tcW w:type="dxa" w:w="3168"/>
           </w:tcPr>
           <w:p>
             <w:pPr>
@@ -2277,51 +4634,31 @@
                 <w:b w:val="0"/>
                 <w:sz w:val="18"/>
               </w:rPr>
-            </w:r>
-            <w:r>
-              <w:rPr>
-                <w:b/>
-                <w:sz w:val="18"/>
-              </w:rPr>
-              <w:t>View:</w:t>
-            </w:r>
-            <w:r>
-              <w:rPr>
-                <w:b w:val="0"/>
-                <w:sz w:val="18"/>
-              </w:rPr>
-              <w:t xml:space="preserve"> status, owner, next step, Action Required</w:t>
-            </w:r>
-          </w:p>
+              <w:t>CMAC (Proposed)</w:t>
+            </w:r>
+          </w:p>
+        </w:tc>
+        <w:tc>
+          <w:tcPr>
+            <w:tcW w:type="dxa" w:w="2520"/>
+          </w:tcPr>
           <w:p>
             <w:pPr>
               <w:spacing w:after="20"/>
             </w:pPr>
+            <w:r/>
             <w:r>
               <w:rPr>
                 <w:b w:val="0"/>
                 <w:sz w:val="18"/>
               </w:rPr>
-            </w:r>
-            <w:r>
-              <w:rPr>
-                <w:b/>
-                <w:sz w:val="18"/>
-              </w:rPr>
-              <w:t>Measure:</w:t>
-            </w:r>
-            <w:r>
-              <w:rPr>
-                <w:b w:val="0"/>
-                <w:sz w:val="18"/>
-              </w:rPr>
-              <w:t xml:space="preserve"> time in stage, follow-ups, counts</w:t>
-            </w:r>
-          </w:p>
-        </w:tc>
-        <w:tc>
-          <w:tcPr>
-            <w:tcW w:type="dxa" w:w="2448"/>
+              <w:t>Collect, V (type sets attachments and lead time), Store</w:t>
+            </w:r>
+          </w:p>
+        </w:tc>
+        <w:tc>
+          <w:tcPr>
+            <w:tcW w:type="dxa" w:w="2088"/>
           </w:tcPr>
           <w:p>
             <w:pPr>
@@ -2333,13 +4670,18 @@
                 <w:b w:val="0"/>
                 <w:sz w:val="18"/>
               </w:rPr>
-              <w:t>Product views read silver; management reports read gold (aggregated)</w:t>
-            </w:r>
-          </w:p>
-        </w:tc>
-        <w:tc>
-          <w:tcPr>
-            <w:tcW w:type="dxa" w:w="2304"/>
+              <w:t>Product; measurement</w:t>
+            </w:r>
+          </w:p>
+        </w:tc>
+      </w:tr>
+      <w:tr>
+        <w:trPr>
+          <w:cantSplit/>
+        </w:trPr>
+        <w:tc>
+          <w:tcPr>
+            <w:tcW w:type="dxa" w:w="2232"/>
           </w:tcPr>
           <w:p>
             <w:pPr>
@@ -2348,54 +4690,34 @@
             <w:r/>
             <w:r>
               <w:rPr>
-                <w:b w:val="0"/>
-                <w:sz w:val="18"/>
-              </w:rPr>
-            </w:r>
-            <w:r>
-              <w:rPr>
                 <w:b/>
                 <w:sz w:val="18"/>
               </w:rPr>
-              <w:t>Access:</w:t>
-            </w:r>
-            <w:r>
-              <w:rPr>
-                <w:b w:val="0"/>
-                <w:sz w:val="18"/>
-              </w:rPr>
-              <w:t xml:space="preserve"> a CMAC sees only their own requests</w:t>
-            </w:r>
-          </w:p>
+              <w:t>Attachments, floor plans</w:t>
+            </w:r>
+          </w:p>
+        </w:tc>
+        <w:tc>
+          <w:tcPr>
+            <w:tcW w:type="dxa" w:w="2088"/>
+          </w:tcPr>
           <w:p>
             <w:pPr>
               <w:spacing w:after="20"/>
             </w:pPr>
+            <w:r/>
             <w:r>
               <w:rPr>
                 <w:b w:val="0"/>
                 <w:sz w:val="18"/>
               </w:rPr>
-            </w:r>
-            <w:r>
-              <w:rPr>
-                <w:b/>
-                <w:sz w:val="18"/>
-              </w:rPr>
-              <w:t>Frequency:</w:t>
-            </w:r>
-            <w:r>
-              <w:rPr>
-                <w:b w:val="0"/>
-                <w:sz w:val="18"/>
-              </w:rPr>
-              <w:t xml:space="preserve"> product views on demand; report frequency to confirm</w:t>
-            </w:r>
-          </w:p>
-        </w:tc>
-        <w:tc>
-          <w:tcPr>
-            <w:tcW w:type="dxa" w:w="2088"/>
+              <w:t>CMAC; floor plans held in another service</w:t>
+            </w:r>
+          </w:p>
+        </w:tc>
+        <w:tc>
+          <w:tcPr>
+            <w:tcW w:type="dxa" w:w="1728"/>
           </w:tcPr>
           <w:p>
             <w:pPr>
@@ -2407,20 +4729,626 @@
                 <w:b w:val="0"/>
                 <w:sz w:val="18"/>
               </w:rPr>
-            </w:r>
+              <w:t>CMAC</w:t>
+            </w:r>
+          </w:p>
+        </w:tc>
+        <w:tc>
+          <w:tcPr>
+            <w:tcW w:type="dxa" w:w="3168"/>
+          </w:tcPr>
+          <w:p>
+            <w:pPr>
+              <w:spacing w:after="20"/>
+            </w:pPr>
+            <w:r/>
+            <w:r>
+              <w:rPr>
+                <w:b w:val="0"/>
+                <w:sz w:val="18"/>
+              </w:rPr>
+              <w:t>CMAC for what is attached; floor-plan source owner (Open)</w:t>
+            </w:r>
+          </w:p>
+        </w:tc>
+        <w:tc>
+          <w:tcPr>
+            <w:tcW w:type="dxa" w:w="2520"/>
+          </w:tcPr>
+          <w:p>
+            <w:pPr>
+              <w:spacing w:after="20"/>
+            </w:pPr>
+            <w:r/>
+            <w:r>
+              <w:rPr>
+                <w:b w:val="0"/>
+                <w:sz w:val="18"/>
+              </w:rPr>
+              <w:t>Collect, V, Store</w:t>
+            </w:r>
+          </w:p>
+        </w:tc>
+        <w:tc>
+          <w:tcPr>
+            <w:tcW w:type="dxa" w:w="2088"/>
+          </w:tcPr>
+          <w:p>
+            <w:pPr>
+              <w:spacing w:after="20"/>
+            </w:pPr>
+            <w:r/>
+            <w:r>
+              <w:rPr>
+                <w:b w:val="0"/>
+                <w:sz w:val="18"/>
+              </w:rPr>
+              <w:t>Product; coordinator queue</w:t>
+            </w:r>
+          </w:p>
+        </w:tc>
+      </w:tr>
+      <w:tr>
+        <w:trPr>
+          <w:cantSplit/>
+        </w:trPr>
+        <w:tc>
+          <w:tcPr>
+            <w:tcW w:type="dxa" w:w="2232"/>
+          </w:tcPr>
+          <w:p>
+            <w:pPr>
+              <w:spacing w:after="20"/>
+            </w:pPr>
+            <w:r/>
             <w:r>
               <w:rPr>
                 <w:b/>
                 <w:sz w:val="18"/>
               </w:rPr>
-              <w:t>S, alarm</w:t>
-            </w:r>
+              <w:t>Status, assignment</w:t>
+            </w:r>
+          </w:p>
+        </w:tc>
+        <w:tc>
+          <w:tcPr>
+            <w:tcW w:type="dxa" w:w="2088"/>
+          </w:tcPr>
+          <w:p>
+            <w:pPr>
+              <w:spacing w:after="20"/>
+            </w:pPr>
+            <w:r/>
             <w:r>
               <w:rPr>
                 <w:b w:val="0"/>
                 <w:sz w:val="18"/>
               </w:rPr>
-              <w:t xml:space="preserve"> (into the sinks): an unanswered Action Required notifies the requester; a shared proposal notifies the coordinator. Email preferred by the client. Proposed</w:t>
+              <w:t>Coordinator</w:t>
+            </w:r>
+          </w:p>
+        </w:tc>
+        <w:tc>
+          <w:tcPr>
+            <w:tcW w:type="dxa" w:w="1728"/>
+          </w:tcPr>
+          <w:p>
+            <w:pPr>
+              <w:spacing w:after="20"/>
+            </w:pPr>
+            <w:r/>
+            <w:r>
+              <w:rPr>
+                <w:b w:val="0"/>
+                <w:sz w:val="18"/>
+              </w:rPr>
+              <w:t>Coordinator</w:t>
+            </w:r>
+          </w:p>
+        </w:tc>
+        <w:tc>
+          <w:tcPr>
+            <w:tcW w:type="dxa" w:w="3168"/>
+          </w:tcPr>
+          <w:p>
+            <w:pPr>
+              <w:spacing w:after="20"/>
+            </w:pPr>
+            <w:r/>
+            <w:r>
+              <w:rPr>
+                <w:b w:val="0"/>
+                <w:sz w:val="18"/>
+              </w:rPr>
+              <w:t>The coordinator who made each update; rules owner (Open)</w:t>
+            </w:r>
+          </w:p>
+        </w:tc>
+        <w:tc>
+          <w:tcPr>
+            <w:tcW w:type="dxa" w:w="2520"/>
+          </w:tcPr>
+          <w:p>
+            <w:pPr>
+              <w:spacing w:after="20"/>
+            </w:pPr>
+            <w:r/>
+            <w:r>
+              <w:rPr>
+                <w:b w:val="0"/>
+                <w:sz w:val="18"/>
+              </w:rPr>
+              <w:t>Keep and Shape, F, Store</w:t>
+            </w:r>
+          </w:p>
+        </w:tc>
+        <w:tc>
+          <w:tcPr>
+            <w:tcW w:type="dxa" w:w="2088"/>
+          </w:tcPr>
+          <w:p>
+            <w:pPr>
+              <w:spacing w:after="20"/>
+            </w:pPr>
+            <w:r/>
+            <w:r>
+              <w:rPr>
+                <w:b w:val="0"/>
+                <w:sz w:val="18"/>
+              </w:rPr>
+              <w:t>Product; measurement (time in stage)</w:t>
+            </w:r>
+          </w:p>
+        </w:tc>
+      </w:tr>
+      <w:tr>
+        <w:trPr>
+          <w:cantSplit/>
+        </w:trPr>
+        <w:tc>
+          <w:tcPr>
+            <w:tcW w:type="dxa" w:w="2232"/>
+          </w:tcPr>
+          <w:p>
+            <w:pPr>
+              <w:spacing w:after="20"/>
+            </w:pPr>
+            <w:r/>
+            <w:r>
+              <w:rPr>
+                <w:b/>
+                <w:sz w:val="18"/>
+              </w:rPr>
+              <w:t>Messages, clarifications</w:t>
+            </w:r>
+          </w:p>
+        </w:tc>
+        <w:tc>
+          <w:tcPr>
+            <w:tcW w:type="dxa" w:w="2088"/>
+          </w:tcPr>
+          <w:p>
+            <w:pPr>
+              <w:spacing w:after="20"/>
+            </w:pPr>
+            <w:r/>
+            <w:r>
+              <w:rPr>
+                <w:b w:val="0"/>
+                <w:sz w:val="18"/>
+              </w:rPr>
+              <w:t>CMAC and coordinator</w:t>
+            </w:r>
+          </w:p>
+        </w:tc>
+        <w:tc>
+          <w:tcPr>
+            <w:tcW w:type="dxa" w:w="1728"/>
+          </w:tcPr>
+          <w:p>
+            <w:pPr>
+              <w:spacing w:after="20"/>
+            </w:pPr>
+            <w:r/>
+            <w:r>
+              <w:rPr>
+                <w:b w:val="0"/>
+                <w:sz w:val="18"/>
+              </w:rPr>
+              <w:t>Each author, in the request thread</w:t>
+            </w:r>
+          </w:p>
+        </w:tc>
+        <w:tc>
+          <w:tcPr>
+            <w:tcW w:type="dxa" w:w="3168"/>
+          </w:tcPr>
+          <w:p>
+            <w:pPr>
+              <w:spacing w:after="20"/>
+            </w:pPr>
+            <w:r/>
+            <w:r>
+              <w:rPr>
+                <w:b w:val="0"/>
+                <w:sz w:val="18"/>
+              </w:rPr>
+              <w:t>Each author for content; data owner for retention (Open)</w:t>
+            </w:r>
+          </w:p>
+        </w:tc>
+        <w:tc>
+          <w:tcPr>
+            <w:tcW w:type="dxa" w:w="2520"/>
+          </w:tcPr>
+          <w:p>
+            <w:pPr>
+              <w:spacing w:after="20"/>
+            </w:pPr>
+            <w:r/>
+            <w:r>
+              <w:rPr>
+                <w:b w:val="0"/>
+                <w:sz w:val="18"/>
+              </w:rPr>
+              <w:t>Collect, Store</w:t>
+            </w:r>
+          </w:p>
+        </w:tc>
+        <w:tc>
+          <w:tcPr>
+            <w:tcW w:type="dxa" w:w="2088"/>
+          </w:tcPr>
+          <w:p>
+            <w:pPr>
+              <w:spacing w:after="20"/>
+            </w:pPr>
+            <w:r/>
+            <w:r>
+              <w:rPr>
+                <w:b w:val="0"/>
+                <w:sz w:val="18"/>
+              </w:rPr>
+              <w:t>Product; measurement (follow-ups)</w:t>
+            </w:r>
+          </w:p>
+        </w:tc>
+      </w:tr>
+      <w:tr>
+        <w:trPr>
+          <w:cantSplit/>
+        </w:trPr>
+        <w:tc>
+          <w:tcPr>
+            <w:tcW w:type="dxa" w:w="2232"/>
+          </w:tcPr>
+          <w:p>
+            <w:pPr>
+              <w:spacing w:after="20"/>
+            </w:pPr>
+            <w:r/>
+            <w:r>
+              <w:rPr>
+                <w:b/>
+                <w:sz w:val="18"/>
+              </w:rPr>
+              <w:t>Delivery progress</w:t>
+            </w:r>
+          </w:p>
+        </w:tc>
+        <w:tc>
+          <w:tcPr>
+            <w:tcW w:type="dxa" w:w="2088"/>
+          </w:tcPr>
+          <w:p>
+            <w:pPr>
+              <w:spacing w:after="20"/>
+            </w:pPr>
+            <w:r/>
+            <w:r>
+              <w:rPr>
+                <w:b w:val="0"/>
+                <w:sz w:val="18"/>
+              </w:rPr>
+              <w:t>Vendor, mover, warehouse</w:t>
+            </w:r>
+          </w:p>
+        </w:tc>
+        <w:tc>
+          <w:tcPr>
+            <w:tcW w:type="dxa" w:w="1728"/>
+          </w:tcPr>
+          <w:p>
+            <w:pPr>
+              <w:spacing w:after="20"/>
+            </w:pPr>
+            <w:r/>
+            <w:r>
+              <w:rPr>
+                <w:b w:val="0"/>
+                <w:sz w:val="18"/>
+              </w:rPr>
+              <w:t>Coordinator</w:t>
+            </w:r>
+          </w:p>
+        </w:tc>
+        <w:tc>
+          <w:tcPr>
+            <w:tcW w:type="dxa" w:w="3168"/>
+          </w:tcPr>
+          <w:p>
+            <w:pPr>
+              <w:spacing w:after="20"/>
+            </w:pPr>
+            <w:r/>
+            <w:r>
+              <w:rPr>
+                <w:b w:val="0"/>
+                <w:sz w:val="18"/>
+              </w:rPr>
+              <w:t>The coordinator who records it (Proposed)</w:t>
+            </w:r>
+          </w:p>
+        </w:tc>
+        <w:tc>
+          <w:tcPr>
+            <w:tcW w:type="dxa" w:w="2520"/>
+          </w:tcPr>
+          <w:p>
+            <w:pPr>
+              <w:spacing w:after="20"/>
+            </w:pPr>
+            <w:r/>
+            <w:r>
+              <w:rPr>
+                <w:b w:val="0"/>
+                <w:sz w:val="18"/>
+              </w:rPr>
+              <w:t>Keep and Shape, Store</w:t>
+            </w:r>
+          </w:p>
+        </w:tc>
+        <w:tc>
+          <w:tcPr>
+            <w:tcW w:type="dxa" w:w="2088"/>
+          </w:tcPr>
+          <w:p>
+            <w:pPr>
+              <w:spacing w:after="20"/>
+            </w:pPr>
+            <w:r/>
+            <w:r>
+              <w:rPr>
+                <w:b w:val="0"/>
+                <w:sz w:val="18"/>
+              </w:rPr>
+              <w:t>Product; vendor performance</w:t>
+            </w:r>
+          </w:p>
+        </w:tc>
+      </w:tr>
+      <w:tr>
+        <w:trPr>
+          <w:cantSplit/>
+        </w:trPr>
+        <w:tc>
+          <w:tcPr>
+            <w:tcW w:type="dxa" w:w="2232"/>
+          </w:tcPr>
+          <w:p>
+            <w:pPr>
+              <w:spacing w:after="20"/>
+            </w:pPr>
+            <w:r/>
+            <w:r>
+              <w:rPr>
+                <w:b/>
+                <w:sz w:val="18"/>
+              </w:rPr>
+              <w:t>Client decision on the proposal</w:t>
+            </w:r>
+          </w:p>
+        </w:tc>
+        <w:tc>
+          <w:tcPr>
+            <w:tcW w:type="dxa" w:w="2088"/>
+          </w:tcPr>
+          <w:p>
+            <w:pPr>
+              <w:spacing w:after="20"/>
+            </w:pPr>
+            <w:r/>
+            <w:r>
+              <w:rPr>
+                <w:b w:val="0"/>
+                <w:sz w:val="18"/>
+              </w:rPr>
+              <w:t>Client</w:t>
+            </w:r>
+          </w:p>
+        </w:tc>
+        <w:tc>
+          <w:tcPr>
+            <w:tcW w:type="dxa" w:w="1728"/>
+          </w:tcPr>
+          <w:p>
+            <w:pPr>
+              <w:spacing w:after="20"/>
+            </w:pPr>
+            <w:r/>
+            <w:r>
+              <w:rPr>
+                <w:b w:val="0"/>
+                <w:sz w:val="18"/>
+              </w:rPr>
+              <w:t>Not captured</w:t>
+            </w:r>
+          </w:p>
+        </w:tc>
+        <w:tc>
+          <w:tcPr>
+            <w:tcW w:type="dxa" w:w="3168"/>
+          </w:tcPr>
+          <w:p>
+            <w:pPr>
+              <w:spacing w:after="20"/>
+            </w:pPr>
+            <w:r/>
+            <w:r>
+              <w:rPr>
+                <w:b w:val="0"/>
+                <w:sz w:val="18"/>
+              </w:rPr>
+              <w:t>Open</w:t>
+            </w:r>
+          </w:p>
+        </w:tc>
+        <w:tc>
+          <w:tcPr>
+            <w:tcW w:type="dxa" w:w="2520"/>
+          </w:tcPr>
+          <w:p>
+            <w:pPr>
+              <w:spacing w:after="20"/>
+            </w:pPr>
+            <w:r/>
+            <w:r>
+              <w:rPr>
+                <w:b w:val="0"/>
+                <w:sz w:val="18"/>
+              </w:rPr>
+              <w:t>Not in the pipeline yet (gap G2)</w:t>
+            </w:r>
+          </w:p>
+        </w:tc>
+        <w:tc>
+          <w:tcPr>
+            <w:tcW w:type="dxa" w:w="2088"/>
+          </w:tcPr>
+          <w:p>
+            <w:pPr>
+              <w:spacing w:after="20"/>
+            </w:pPr>
+            <w:r/>
+            <w:r>
+              <w:rPr>
+                <w:b w:val="0"/>
+                <w:sz w:val="18"/>
+              </w:rPr>
+              <w:t>Recycle program, once captured</w:t>
+            </w:r>
+          </w:p>
+        </w:tc>
+      </w:tr>
+      <w:tr>
+        <w:trPr>
+          <w:cantSplit/>
+        </w:trPr>
+        <w:tc>
+          <w:tcPr>
+            <w:tcW w:type="dxa" w:w="2232"/>
+          </w:tcPr>
+          <w:p>
+            <w:pPr>
+              <w:spacing w:after="20"/>
+            </w:pPr>
+            <w:r/>
+            <w:r>
+              <w:rPr>
+                <w:b/>
+                <w:sz w:val="18"/>
+              </w:rPr>
+              <w:t>Stage-change timestamps</w:t>
+            </w:r>
+          </w:p>
+        </w:tc>
+        <w:tc>
+          <w:tcPr>
+            <w:tcW w:type="dxa" w:w="2088"/>
+          </w:tcPr>
+          <w:p>
+            <w:pPr>
+              <w:spacing w:after="20"/>
+            </w:pPr>
+            <w:r/>
+            <w:r>
+              <w:rPr>
+                <w:b w:val="0"/>
+                <w:sz w:val="18"/>
+              </w:rPr>
+              <w:t>The product</w:t>
+            </w:r>
+          </w:p>
+        </w:tc>
+        <w:tc>
+          <w:tcPr>
+            <w:tcW w:type="dxa" w:w="1728"/>
+          </w:tcPr>
+          <w:p>
+            <w:pPr>
+              <w:spacing w:after="20"/>
+            </w:pPr>
+            <w:r/>
+            <w:r>
+              <w:rPr>
+                <w:b w:val="0"/>
+                <w:sz w:val="18"/>
+              </w:rPr>
+              <w:t>Automatic</w:t>
+            </w:r>
+          </w:p>
+        </w:tc>
+        <w:tc>
+          <w:tcPr>
+            <w:tcW w:type="dxa" w:w="3168"/>
+          </w:tcPr>
+          <w:p>
+            <w:pPr>
+              <w:spacing w:after="20"/>
+            </w:pPr>
+            <w:r/>
+            <w:r>
+              <w:rPr>
+                <w:b w:val="0"/>
+                <w:sz w:val="18"/>
+              </w:rPr>
+              <w:t>Data owner (Open)</w:t>
+            </w:r>
+          </w:p>
+        </w:tc>
+        <w:tc>
+          <w:tcPr>
+            <w:tcW w:type="dxa" w:w="2520"/>
+          </w:tcPr>
+          <w:p>
+            <w:pPr>
+              <w:spacing w:after="20"/>
+            </w:pPr>
+            <w:r/>
+            <w:r>
+              <w:rPr>
+                <w:b w:val="0"/>
+                <w:sz w:val="18"/>
+              </w:rPr>
+              <w:t>Store</w:t>
+            </w:r>
+          </w:p>
+        </w:tc>
+        <w:tc>
+          <w:tcPr>
+            <w:tcW w:type="dxa" w:w="2088"/>
+          </w:tcPr>
+          <w:p>
+            <w:pPr>
+              <w:spacing w:after="20"/>
+            </w:pPr>
+            <w:r/>
+            <w:r>
+              <w:rPr>
+                <w:b w:val="0"/>
+                <w:sz w:val="18"/>
+              </w:rPr>
+              <w:t>Measurement; alarm</w:t>
             </w:r>
           </w:p>
         </w:tc>
@@ -2441,7 +5369,7 @@
           <w:b/>
           <w:sz w:val="26"/>
         </w:rPr>
-        <w:t>3. Cleaning requirements: what "clean" means for PRISM Furniture Request</w:t>
+        <w:t>4. Cleaning requirements: what "clean" means for PRISM Furniture Request</w:t>
       </w:r>
     </w:p>
     <w:p>
@@ -3055,7 +5983,7 @@
           <w:b/>
           <w:sz w:val="26"/>
         </w:rPr>
-        <w:t>4. Session Three and Four stage questions, answered for our product</w:t>
+        <w:t>5. Session Three and Four stage questions, answered for our product</w:t>
       </w:r>
     </w:p>
     <w:tbl>
@@ -3531,7 +6459,7 @@
                 <w:b w:val="0"/>
                 <w:sz w:val="19"/>
               </w:rPr>
-              <w:t>Rules 1 to 6 in section 3, each with its failure path.</w:t>
+              <w:t>Rules 1 to 6 in section 4, each with its failure path.</w:t>
             </w:r>
           </w:p>
         </w:tc>
@@ -3729,7 +6657,7 @@
           <w:b/>
           <w:sz w:val="26"/>
         </w:rPr>
-        <w:t>5. My slide content and speaker notes (deck slides 5 and 6)</w:t>
+        <w:t>6. My slide content and speaker notes (deck slides 5 and 6)</w:t>
       </w:r>
     </w:p>
     <w:p>
@@ -3802,7 +6730,7 @@
           <w:i w:val="0"/>
           <w:sz w:val="21"/>
         </w:rPr>
-        <w:t xml:space="preserve"> This is our pipeline model in Miro, built with the Session Four conceptual template. The scope boundary is on top, the five stages each have an owner, three kinds of sink are on the right, and the loop is underneath. Nodes do the work; connectors carry the controls. A, authenticate: only an authorized requester may submit. V, validate: required fields are checked and an incomplete request goes back to the requester. F, monitor: every stage change carries a time. M, mitigate: a failed update is retried and the user is told. S, alarm: an unanswered Action Required notifies the requester. All five are proposed until the client confirms. The audit trail is bronze, the product reads silver, and management reports read gold.</w:t>
+        <w:t xml:space="preserve"> This is our pipeline model in Miro, built with the Session Four conceptual template. The scope boundary is on top, each of the five stages shows who enters the data and who is accountable for its accuracy, three kinds of sink are on the right, and the loop is underneath. Nodes do the work; connectors carry the controls. A, authenticate: only an authorized requester may submit. V, validate: required fields are checked and an incomplete request goes back to the requester. F, monitor: every stage change carries a time. M, mitigate: a failed update is retried and the user is told. S, alarm: an unanswered Action Required notifies the requester. All five are proposed until the client confirms. The audit trail is bronze, the product reads silver, and management reports read gold.</w:t>
       </w:r>
     </w:p>
     <w:p>
@@ -3819,7 +6747,7 @@
           <w:i w:val="0"/>
           <w:sz w:val="23"/>
         </w:rPr>
-        <w:t>Slide 6. Every stage has an owner; two still need confirming</w:t>
+        <w:t>Slide 6. Request data from source to sink, with an owner at every hop</w:t>
       </w:r>
       <w:r>
         <w:rPr>
@@ -3838,7 +6766,7 @@
         <w:rPr>
           <w:b w:val="0"/>
         </w:rPr>
-        <w:t>Table: stage, owner, preparation and control, constraints (the five rows in section 2, shortened)</w:t>
+        <w:t>Five hops down the slide (need is born, request is entered, checked and shaped, stored as one record, read by the product), each showing what moves, who enters it and who is accountable; controls A, V, F, M between the hops</w:t>
       </w:r>
     </w:p>
     <w:p>
@@ -3850,7 +6778,19 @@
         <w:rPr>
           <w:b w:val="0"/>
         </w:rPr>
-        <w:t>Side panel: what "clean" means (the six rules in section 3); a product decision, not a technical one</w:t>
+        <w:t>Right column: the product, measurement and business-value sinks the data reaches; the validation return path; the principle that entering data is not the same as being accountable for its accuracy</w:t>
+      </w:r>
+    </w:p>
+    <w:p>
+      <w:pPr>
+        <w:pStyle w:val="ListBullet"/>
+        <w:spacing w:after="20"/>
+      </w:pPr>
+      <w:r>
+        <w:rPr>
+          <w:b w:val="0"/>
+        </w:rPr>
+        <w:t>Bottom line: constraints (frequency, format, access, retention, scope)</w:t>
       </w:r>
     </w:p>
     <w:p>
@@ -3875,7 +6815,7 @@
           <w:i w:val="0"/>
           <w:sz w:val="21"/>
         </w:rPr>
-        <w:t xml:space="preserve"> Each creator owns what they enter at Generate. The CMAC owns Collect at submission, and coordinators own updates. Two owners are open: Keep and Shape, where we propose the Furniture Request Coordinator because they decide whether a request is complete enough to act on, and Store, the data owner for the request record, which we will confirm with the client. The data is human-generated and intermittent, one request at a time. Files are limited to 10MB, and 5MB for replies. Access is role-based, and a CMAC sees only their own requests. The prototype already shows why the cleaning rules matter: one request carries two status labels, and some events are dated before submission. We keep the original as submitted, so any question can go back to it.</w:t>
+        <w:t xml:space="preserve"> This slide traces the data itself. It follows one request's details from the person who needs the furniture to the three kinds of sink, and names two roles at every hop: who enters the data and who is accountable for its accuracy, because they are not the same. The requester answers for the need they state. The CMAC enters the request, and we propose they answer for the details they submit; PRISM Core pre-fills requester and building data, and the owner of that reference data is open. At review the coordinator checks and shapes the request: the original is kept, and one consistent version is built with a single Work Order ID, a standard status and a duplicate check. Who owns those rules is open; we propose the Furniture Request Coordinator. If validation fails, the request goes back to the CMAC in the request thread. The record is stored once, and its data owner, open until Cohen confirms, answers for it end to end. From there the same data reaches the CMAC's view and the coordinator queue, the measurement sink through submission and stage times, and the business sinks through aggregated reports, the recycle program and asset history.</w:t>
       </w:r>
     </w:p>
     <w:p>
@@ -3888,7 +6828,7 @@
           <w:b/>
           <w:sz w:val="26"/>
         </w:rPr>
-        <w:t>6. Validation and actions (Working 2: 20 min validate, 10 min actions)</w:t>
+        <w:t>7. Validation and actions (Working 2: 20 min validate, 10 min actions)</w:t>
       </w:r>
     </w:p>
     <w:tbl>
@@ -4615,6 +7555,101 @@
                 <w:sz w:val="19"/>
               </w:rPr>
               <w:t>Unknown; the client will connect us with staff who have done both roles</w:t>
+            </w:r>
+          </w:p>
+        </w:tc>
+        <w:tc>
+          <w:tcPr>
+            <w:tcW w:type="dxa" w:w="2880"/>
+          </w:tcPr>
+          <w:p>
+            <w:pPr>
+              <w:spacing w:after="20"/>
+            </w:pPr>
+            <w:r/>
+            <w:r>
+              <w:rPr>
+                <w:b w:val="0"/>
+                <w:sz w:val="19"/>
+              </w:rPr>
+              <w:t>Client</w:t>
+            </w:r>
+          </w:p>
+        </w:tc>
+        <w:tc>
+          <w:tcPr>
+            <w:tcW w:type="dxa" w:w="2448"/>
+          </w:tcPr>
+          <w:p>
+            <w:pPr>
+              <w:spacing w:after="20"/>
+            </w:pPr>
+            <w:r/>
+            <w:r>
+              <w:rPr>
+                <w:b w:val="0"/>
+                <w:sz w:val="19"/>
+              </w:rPr>
+              <w:t>Admin 3, 29 Oct</w:t>
+            </w:r>
+          </w:p>
+        </w:tc>
+      </w:tr>
+      <w:tr>
+        <w:trPr>
+          <w:cantSplit/>
+        </w:trPr>
+        <w:tc>
+          <w:tcPr>
+            <w:tcW w:type="dxa" w:w="432"/>
+          </w:tcPr>
+          <w:p>
+            <w:pPr>
+              <w:spacing w:after="20"/>
+            </w:pPr>
+            <w:r/>
+            <w:r>
+              <w:rPr>
+                <w:b/>
+                <w:sz w:val="19"/>
+              </w:rPr>
+              <w:t>8</w:t>
+            </w:r>
+          </w:p>
+        </w:tc>
+        <w:tc>
+          <w:tcPr>
+            <w:tcW w:type="dxa" w:w="3744"/>
+          </w:tcPr>
+          <w:p>
+            <w:pPr>
+              <w:spacing w:after="20"/>
+            </w:pPr>
+            <w:r/>
+            <w:r>
+              <w:rPr>
+                <w:b w:val="0"/>
+                <w:sz w:val="19"/>
+              </w:rPr>
+              <w:t>Who is accountable for accuracy at Collect, and who owns PRISM Core reference data</w:t>
+            </w:r>
+          </w:p>
+        </w:tc>
+        <w:tc>
+          <w:tcPr>
+            <w:tcW w:type="dxa" w:w="4320"/>
+          </w:tcPr>
+          <w:p>
+            <w:pPr>
+              <w:spacing w:after="20"/>
+            </w:pPr>
+            <w:r/>
+            <w:r>
+              <w:rPr>
+                <w:b w:val="0"/>
+                <w:sz w:val="19"/>
+              </w:rPr>
+              <w:t>CMAC for submitted details; PRISM Core owner to be named</w:t>
             </w:r>
           </w:p>
         </w:tc>

--- a/MDPM 830/Data Pipeline/Ade_Deliverables_Pipeline_Stages_and_Data_Ownership.docx
+++ b/MDPM 830/Data Pipeline/Ade_Deliverables_Pipeline_Stages_and_Data_Ownership.docx
@@ -437,7 +437,7 @@
                 <w:b w:val="0"/>
                 <w:sz w:val="19"/>
               </w:rPr>
-              <w:t>Same frame, Part C; section 4 below</w:t>
+              <w:t>Same frame, Part C; section 5 below</w:t>
             </w:r>
           </w:p>
         </w:tc>
@@ -591,7 +591,7 @@
                 <w:b w:val="0"/>
                 <w:sz w:val="19"/>
               </w:rPr>
-              <w:t>Controls on the hand-offs (A, V, F, M, S)</w:t>
+              <w:t>Governance at every hand-off: authentication, validation, monitoring, mitigation, alarm</w:t>
             </w:r>
           </w:p>
         </w:tc>
@@ -609,7 +609,7 @@
                 <w:b w:val="0"/>
                 <w:sz w:val="19"/>
               </w:rPr>
-              <w:t>Session Four: connectors carry the controls</w:t>
+              <w:t>Session Four: at every hand-off, ask all five</w:t>
             </w:r>
           </w:p>
         </w:tc>
@@ -627,7 +627,7 @@
                 <w:b w:val="0"/>
                 <w:sz w:val="19"/>
               </w:rPr>
-              <w:t>Same frame, labelled connectors</w:t>
+              <w:t>Miro Part G; section 4 below</w:t>
             </w:r>
           </w:p>
         </w:tc>
@@ -645,7 +645,7 @@
                 <w:b w:val="0"/>
                 <w:sz w:val="19"/>
               </w:rPr>
-              <w:t>Proposed</w:t>
+              <w:t>Proposed where not in our requirements</w:t>
             </w:r>
           </w:p>
         </w:tc>
@@ -722,7 +722,7 @@
                 <w:b w:val="0"/>
                 <w:sz w:val="19"/>
               </w:rPr>
-              <w:t>Same frame, plus "Working 2: Pipeline Mapping (Ade)"</w:t>
+              <w:t>Same frame; the earlier draft frame is integrated as Part H</w:t>
             </w:r>
           </w:p>
         </w:tc>
@@ -912,7 +912,7 @@
                 <w:b w:val="0"/>
                 <w:sz w:val="19"/>
               </w:rPr>
-              <w:t>Deck slides 5 and 6; section 6 below</w:t>
+              <w:t>Deck slides 5 and 6; section 7 below</w:t>
             </w:r>
           </w:p>
         </w:tc>
@@ -1007,7 +1007,7 @@
                 <w:b w:val="0"/>
                 <w:sz w:val="19"/>
               </w:rPr>
-              <w:t>Section 7 below</w:t>
+              <w:t>Section 8 below</w:t>
             </w:r>
           </w:p>
         </w:tc>
@@ -1377,7 +1377,7 @@
                 <w:b/>
                 <w:sz w:val="17"/>
               </w:rPr>
-              <w:t>Control on the hand-off</w:t>
+              <w:t>Governance at the hand-off (main consideration; all five apply, section 4)</w:t>
             </w:r>
           </w:p>
         </w:tc>
@@ -1603,14 +1603,39 @@
                 <w:b/>
                 <w:sz w:val="17"/>
               </w:rPr>
-              <w:t>A, authenticate</w:t>
+              <w:t>Moves on:</w:t>
             </w:r>
             <w:r>
               <w:rPr>
                 <w:b w:val="0"/>
                 <w:sz w:val="17"/>
               </w:rPr>
-              <w:t xml:space="preserve"> (into Collect): only an authorized requester may submit for their ministry. Proposed</w:t>
+              <w:t xml:space="preserve"> the need (item, quantity, location, reason)</w:t>
+            </w:r>
+          </w:p>
+          <w:p>
+            <w:pPr>
+              <w:spacing w:after="20"/>
+            </w:pPr>
+            <w:r>
+              <w:rPr>
+                <w:b w:val="0"/>
+                <w:sz w:val="17"/>
+              </w:rPr>
+            </w:r>
+            <w:r>
+              <w:rPr>
+                <w:b/>
+                <w:sz w:val="17"/>
+              </w:rPr>
+              <w:t>Main: authentication</w:t>
+            </w:r>
+            <w:r>
+              <w:rPr>
+                <w:b w:val="0"/>
+                <w:sz w:val="17"/>
+              </w:rPr>
+              <w:t>, only an authorized requester may submit for their ministry (FR-25)</w:t>
             </w:r>
           </w:p>
         </w:tc>
@@ -1985,14 +2010,39 @@
                 <w:b/>
                 <w:sz w:val="17"/>
               </w:rPr>
-              <w:t>V, validate</w:t>
+              <w:t>Moves on:</w:t>
             </w:r>
             <w:r>
               <w:rPr>
                 <w:b w:val="0"/>
                 <w:sz w:val="17"/>
               </w:rPr>
-              <w:t xml:space="preserve"> (into Keep and Shape): required fields checked against the request checklist; an incomplete request goes back to the requester. Proposed</w:t>
+              <w:t xml:space="preserve"> the submitted request and attachments (bronze)</w:t>
+            </w:r>
+          </w:p>
+          <w:p>
+            <w:pPr>
+              <w:spacing w:after="20"/>
+            </w:pPr>
+            <w:r>
+              <w:rPr>
+                <w:b w:val="0"/>
+                <w:sz w:val="17"/>
+              </w:rPr>
+            </w:r>
+            <w:r>
+              <w:rPr>
+                <w:b/>
+                <w:sz w:val="17"/>
+              </w:rPr>
+              <w:t>Main: validation</w:t>
+            </w:r>
+            <w:r>
+              <w:rPr>
+                <w:b w:val="0"/>
+                <w:sz w:val="17"/>
+              </w:rPr>
+              <w:t>, required fields and attachments checked; an incomplete request goes back to the requester (FR-07)</w:t>
             </w:r>
           </w:p>
         </w:tc>
@@ -2138,7 +2188,7 @@
                 <w:b w:val="0"/>
                 <w:sz w:val="17"/>
               </w:rPr>
-              <w:t>Keep the request as submitted (bronze). Build one consistent version (silver): updates linked, status standardized, duplicates checked. Six rules in section 4</w:t>
+              <w:t>Keep the request as submitted (bronze). Build one consistent version (silver): updates linked, status standardized, duplicates checked. Six rules in section 5</w:t>
             </w:r>
           </w:p>
         </w:tc>
@@ -2218,14 +2268,39 @@
                 <w:b/>
                 <w:sz w:val="17"/>
               </w:rPr>
-              <w:t>F, monitor</w:t>
+              <w:t>Moves on:</w:t>
             </w:r>
             <w:r>
               <w:rPr>
                 <w:b w:val="0"/>
                 <w:sz w:val="17"/>
               </w:rPr>
-              <w:t xml:space="preserve"> (into Store): every stage change carries a time, so a request that stops moving is visible. Proposed</w:t>
+              <w:t xml:space="preserve"> the clean, linked request (silver)</w:t>
+            </w:r>
+          </w:p>
+          <w:p>
+            <w:pPr>
+              <w:spacing w:after="20"/>
+            </w:pPr>
+            <w:r>
+              <w:rPr>
+                <w:b w:val="0"/>
+                <w:sz w:val="17"/>
+              </w:rPr>
+            </w:r>
+            <w:r>
+              <w:rPr>
+                <w:b/>
+                <w:sz w:val="17"/>
+              </w:rPr>
+              <w:t>Main: monitoring</w:t>
+            </w:r>
+            <w:r>
+              <w:rPr>
+                <w:b w:val="0"/>
+                <w:sz w:val="17"/>
+              </w:rPr>
+              <w:t>, every stage change carries a time, so a request that stops moving is visible. Proposed</w:t>
             </w:r>
           </w:p>
         </w:tc>
@@ -2451,14 +2526,39 @@
                 <w:b/>
                 <w:sz w:val="17"/>
               </w:rPr>
-              <w:t>M, mitigate</w:t>
+              <w:t>Moves on:</w:t>
             </w:r>
             <w:r>
               <w:rPr>
                 <w:b w:val="0"/>
                 <w:sz w:val="17"/>
               </w:rPr>
-              <w:t xml:space="preserve"> (into Use): a failed update or upload is held and retried, and the user is told. Proposed</w:t>
+              <w:t xml:space="preserve"> the request record with its history</w:t>
+            </w:r>
+          </w:p>
+          <w:p>
+            <w:pPr>
+              <w:spacing w:after="20"/>
+            </w:pPr>
+            <w:r>
+              <w:rPr>
+                <w:b w:val="0"/>
+                <w:sz w:val="17"/>
+              </w:rPr>
+            </w:r>
+            <w:r>
+              <w:rPr>
+                <w:b/>
+                <w:sz w:val="17"/>
+              </w:rPr>
+              <w:t>Main: mitigation</w:t>
+            </w:r>
+            <w:r>
+              <w:rPr>
+                <w:b w:val="0"/>
+                <w:sz w:val="17"/>
+              </w:rPr>
+              <w:t>, a failed update or upload is retried and the user is told. Proposed</w:t>
             </w:r>
           </w:p>
         </w:tc>
@@ -2635,7 +2735,7 @@
                 <w:b w:val="0"/>
                 <w:sz w:val="17"/>
               </w:rPr>
-              <w:t xml:space="preserve"> a CMAC sees only their own requests</w:t>
+              <w:t xml:space="preserve"> Proposed: a CMAC sees only their own requests. Exact permissions to confirm with Cohen</w:t>
             </w:r>
           </w:p>
           <w:p>
@@ -2684,14 +2784,39 @@
                 <w:b/>
                 <w:sz w:val="17"/>
               </w:rPr>
-              <w:t>S, alarm</w:t>
+              <w:t>Moves on:</w:t>
             </w:r>
             <w:r>
               <w:rPr>
                 <w:b w:val="0"/>
                 <w:sz w:val="17"/>
               </w:rPr>
-              <w:t xml:space="preserve"> (into the sinks): an unanswered Action Required notifies the requester; a shared proposal notifies the coordinator. Email preferred by the client. Proposed</w:t>
+              <w:t xml:space="preserve"> status, events and aggregates (gold)</w:t>
+            </w:r>
+          </w:p>
+          <w:p>
+            <w:pPr>
+              <w:spacing w:after="20"/>
+            </w:pPr>
+            <w:r>
+              <w:rPr>
+                <w:b w:val="0"/>
+                <w:sz w:val="17"/>
+              </w:rPr>
+            </w:r>
+            <w:r>
+              <w:rPr>
+                <w:b/>
+                <w:sz w:val="17"/>
+              </w:rPr>
+              <w:t>Main: alarm</w:t>
+            </w:r>
+            <w:r>
+              <w:rPr>
+                <w:b w:val="0"/>
+                <w:sz w:val="17"/>
+              </w:rPr>
+              <w:t>, an unanswered Action Required notifies the requester; email preferred by the client. Proposed</w:t>
             </w:r>
           </w:p>
         </w:tc>
@@ -2868,7 +2993,7 @@
                 <w:b/>
                 <w:sz w:val="19"/>
               </w:rPr>
-              <w:t>Control into the next hop</w:t>
+              <w:t>Passed to the next hop</w:t>
             </w:r>
           </w:p>
         </w:tc>
@@ -2963,7 +3088,7 @@
                 <w:b w:val="0"/>
                 <w:sz w:val="19"/>
               </w:rPr>
-              <w:t>A, authenticate</w:t>
+              <w:t>Need: item, quantity, location, reason</w:t>
             </w:r>
           </w:p>
         </w:tc>
@@ -3058,7 +3183,7 @@
                 <w:b w:val="0"/>
                 <w:sz w:val="19"/>
               </w:rPr>
-              <w:t>V, validate</w:t>
+              <w:t>Submitted request and attachments (bronze)</w:t>
             </w:r>
           </w:p>
         </w:tc>
@@ -3153,7 +3278,7 @@
                 <w:b w:val="0"/>
                 <w:sz w:val="19"/>
               </w:rPr>
-              <w:t>F, monitor</w:t>
+              <w:t>Clean, linked request (silver)</w:t>
             </w:r>
           </w:p>
         </w:tc>
@@ -3248,7 +3373,7 @@
                 <w:b w:val="0"/>
                 <w:sz w:val="19"/>
               </w:rPr>
-              <w:t>M, mitigate</w:t>
+              <w:t>Request record with history</w:t>
             </w:r>
           </w:p>
         </w:tc>
@@ -3343,7 +3468,7 @@
                 <w:b w:val="0"/>
                 <w:sz w:val="19"/>
               </w:rPr>
-              <w:t>S, alarm, into the sinks</w:t>
+              <w:t>Status, events and aggregates (gold) to the sinks</w:t>
             </w:r>
           </w:p>
         </w:tc>
@@ -4557,7 +4682,7 @@
                 <w:b w:val="0"/>
                 <w:sz w:val="18"/>
               </w:rPr>
-              <w:t>Product (access by ministry); reports</w:t>
+              <w:t>Product (access rule Proposed); reports</w:t>
             </w:r>
           </w:p>
         </w:tc>
@@ -5369,7 +5494,782 @@
           <w:b/>
           <w:sz w:val="26"/>
         </w:rPr>
-        <w:t>4. Cleaning requirements: what "clean" means for PRISM Furniture Request</w:t>
+        <w:t>4. Governance at every hand-off</w:t>
+      </w:r>
+    </w:p>
+    <w:p>
+      <w:r>
+        <w:rPr>
+          <w:b w:val="0"/>
+          <w:i/>
+          <w:sz w:val="20"/>
+        </w:rPr>
+        <w:t>Authentication, validation, monitoring, mitigation and alarms are considerations at every hand-off (Session Four: at every hand-off, ask all five), not one control per connection. The grid shows how each applies; letters on the stages mark the main consideration only. Cells marked Proposed, to confirm or to define need team or client confirmation.</w:t>
+      </w:r>
+    </w:p>
+    <w:tbl>
+      <w:tblPr>
+        <w:tblStyle w:val="TableGrid"/>
+        <w:tblW w:type="auto" w:w="0"/>
+        <w:tblLook w:firstColumn="1" w:firstRow="1" w:lastColumn="0" w:lastRow="0" w:noHBand="0" w:noVBand="1" w:val="04A0"/>
+      </w:tblPr>
+      <w:tblGrid>
+        <w:gridCol w:w="2304"/>
+        <w:gridCol w:w="2304"/>
+        <w:gridCol w:w="2304"/>
+        <w:gridCol w:w="2304"/>
+        <w:gridCol w:w="2304"/>
+        <w:gridCol w:w="2304"/>
+      </w:tblGrid>
+      <w:tr>
+        <w:trPr>
+          <w:cantSplit/>
+          <w:tblHeader/>
+        </w:trPr>
+        <w:tc>
+          <w:tcPr>
+            <w:tcW w:type="dxa" w:w="2304"/>
+            <w:shd w:val="clear" w:fill="D9D9D9"/>
+          </w:tcPr>
+          <w:p>
+            <w:r/>
+            <w:r>
+              <w:rPr>
+                <w:b/>
+                <w:sz w:val="17"/>
+              </w:rPr>
+              <w:t>Hand-off and what moves</w:t>
+            </w:r>
+          </w:p>
+        </w:tc>
+        <w:tc>
+          <w:tcPr>
+            <w:tcW w:type="dxa" w:w="2304"/>
+            <w:shd w:val="clear" w:fill="D9D9D9"/>
+          </w:tcPr>
+          <w:p>
+            <w:r/>
+            <w:r>
+              <w:rPr>
+                <w:b/>
+                <w:sz w:val="17"/>
+              </w:rPr>
+              <w:t>Authenticate: who may move it?</w:t>
+            </w:r>
+          </w:p>
+        </w:tc>
+        <w:tc>
+          <w:tcPr>
+            <w:tcW w:type="dxa" w:w="2304"/>
+            <w:shd w:val="clear" w:fill="D9D9D9"/>
+          </w:tcPr>
+          <w:p>
+            <w:r/>
+            <w:r>
+              <w:rPr>
+                <w:b/>
+                <w:sz w:val="17"/>
+              </w:rPr>
+              <w:t>Validate: is it acceptable?</w:t>
+            </w:r>
+          </w:p>
+        </w:tc>
+        <w:tc>
+          <w:tcPr>
+            <w:tcW w:type="dxa" w:w="2304"/>
+            <w:shd w:val="clear" w:fill="D9D9D9"/>
+          </w:tcPr>
+          <w:p>
+            <w:r/>
+            <w:r>
+              <w:rPr>
+                <w:b/>
+                <w:sz w:val="17"/>
+              </w:rPr>
+              <w:t>Monitor: would we know it stopped?</w:t>
+            </w:r>
+          </w:p>
+        </w:tc>
+        <w:tc>
+          <w:tcPr>
+            <w:tcW w:type="dxa" w:w="2304"/>
+            <w:shd w:val="clear" w:fill="D9D9D9"/>
+          </w:tcPr>
+          <w:p>
+            <w:r/>
+            <w:r>
+              <w:rPr>
+                <w:b/>
+                <w:sz w:val="17"/>
+              </w:rPr>
+              <w:t>Mitigate: what if it fails?</w:t>
+            </w:r>
+          </w:p>
+        </w:tc>
+        <w:tc>
+          <w:tcPr>
+            <w:tcW w:type="dxa" w:w="2304"/>
+            <w:shd w:val="clear" w:fill="D9D9D9"/>
+          </w:tcPr>
+          <w:p>
+            <w:r/>
+            <w:r>
+              <w:rPr>
+                <w:b/>
+                <w:sz w:val="17"/>
+              </w:rPr>
+              <w:t>Alarm: who is told?</w:t>
+            </w:r>
+          </w:p>
+        </w:tc>
+      </w:tr>
+      <w:tr>
+        <w:trPr>
+          <w:cantSplit/>
+        </w:trPr>
+        <w:tc>
+          <w:tcPr>
+            <w:tcW w:type="dxa" w:w="2304"/>
+            <w:shd w:val="clear" w:fill="DCE6F2"/>
+          </w:tcPr>
+          <w:p>
+            <w:pPr>
+              <w:spacing w:after="20"/>
+            </w:pPr>
+            <w:r/>
+            <w:r>
+              <w:rPr>
+                <w:b/>
+                <w:sz w:val="17"/>
+              </w:rPr>
+              <w:t>Generate to Collect</w:t>
+            </w:r>
+          </w:p>
+          <w:p>
+            <w:pPr>
+              <w:spacing w:after="20"/>
+            </w:pPr>
+            <w:r>
+              <w:rPr>
+                <w:b/>
+                <w:sz w:val="17"/>
+              </w:rPr>
+              <w:t>need reaches the form</w:t>
+            </w:r>
+          </w:p>
+        </w:tc>
+        <w:tc>
+          <w:tcPr>
+            <w:tcW w:type="dxa" w:w="2304"/>
+          </w:tcPr>
+          <w:p>
+            <w:pPr>
+              <w:spacing w:after="20"/>
+            </w:pPr>
+            <w:r/>
+            <w:r>
+              <w:rPr>
+                <w:b w:val="0"/>
+                <w:sz w:val="17"/>
+              </w:rPr>
+              <w:t>Only an authorized requester may submit for their ministry (FR-25)</w:t>
+            </w:r>
+          </w:p>
+        </w:tc>
+        <w:tc>
+          <w:tcPr>
+            <w:tcW w:type="dxa" w:w="2304"/>
+          </w:tcPr>
+          <w:p>
+            <w:pPr>
+              <w:spacing w:after="20"/>
+            </w:pPr>
+            <w:r/>
+            <w:r>
+              <w:rPr>
+                <w:b w:val="0"/>
+                <w:sz w:val="17"/>
+              </w:rPr>
+              <w:t>Required fields and type-specific attachments checked in the form (FR-03, FR-07)</w:t>
+            </w:r>
+          </w:p>
+        </w:tc>
+        <w:tc>
+          <w:tcPr>
+            <w:tcW w:type="dxa" w:w="2304"/>
+          </w:tcPr>
+          <w:p>
+            <w:pPr>
+              <w:spacing w:after="20"/>
+            </w:pPr>
+            <w:r/>
+            <w:r>
+              <w:rPr>
+                <w:b w:val="0"/>
+                <w:sz w:val="17"/>
+              </w:rPr>
+              <w:t>Needs kept in email, Teams or phone stay invisible (gap G1); how this is noticed: to confirm</w:t>
+            </w:r>
+          </w:p>
+        </w:tc>
+        <w:tc>
+          <w:tcPr>
+            <w:tcW w:type="dxa" w:w="2304"/>
+          </w:tcPr>
+          <w:p>
+            <w:pPr>
+              <w:spacing w:after="20"/>
+            </w:pPr>
+            <w:r/>
+            <w:r>
+              <w:rPr>
+                <w:b w:val="0"/>
+                <w:sz w:val="17"/>
+              </w:rPr>
+              <w:t>Draft saved and resumable (FR-05)</w:t>
+            </w:r>
+          </w:p>
+        </w:tc>
+        <w:tc>
+          <w:tcPr>
+            <w:tcW w:type="dxa" w:w="2304"/>
+          </w:tcPr>
+          <w:p>
+            <w:pPr>
+              <w:spacing w:after="20"/>
+            </w:pPr>
+            <w:r/>
+            <w:r>
+              <w:rPr>
+                <w:b w:val="0"/>
+                <w:sz w:val="17"/>
+              </w:rPr>
+              <w:t>Submission confirmed to the requester (FR-09)</w:t>
+            </w:r>
+          </w:p>
+        </w:tc>
+      </w:tr>
+      <w:tr>
+        <w:trPr>
+          <w:cantSplit/>
+        </w:trPr>
+        <w:tc>
+          <w:tcPr>
+            <w:tcW w:type="dxa" w:w="2304"/>
+            <w:shd w:val="clear" w:fill="DCE6F2"/>
+          </w:tcPr>
+          <w:p>
+            <w:pPr>
+              <w:spacing w:after="20"/>
+            </w:pPr>
+            <w:r/>
+            <w:r>
+              <w:rPr>
+                <w:b/>
+                <w:sz w:val="17"/>
+              </w:rPr>
+              <w:t>Collect to Keep and Shape</w:t>
+            </w:r>
+          </w:p>
+          <w:p>
+            <w:pPr>
+              <w:spacing w:after="20"/>
+            </w:pPr>
+            <w:r>
+              <w:rPr>
+                <w:b/>
+                <w:sz w:val="17"/>
+              </w:rPr>
+              <w:t>submitted request to review</w:t>
+            </w:r>
+          </w:p>
+        </w:tc>
+        <w:tc>
+          <w:tcPr>
+            <w:tcW w:type="dxa" w:w="2304"/>
+          </w:tcPr>
+          <w:p>
+            <w:pPr>
+              <w:spacing w:after="20"/>
+            </w:pPr>
+            <w:r/>
+            <w:r>
+              <w:rPr>
+                <w:b w:val="0"/>
+                <w:sz w:val="17"/>
+              </w:rPr>
+              <w:t>Only Infrastructure staff in a reviewing role may review (roles to confirm)</w:t>
+            </w:r>
+          </w:p>
+        </w:tc>
+        <w:tc>
+          <w:tcPr>
+            <w:tcW w:type="dxa" w:w="2304"/>
+          </w:tcPr>
+          <w:p>
+            <w:pPr>
+              <w:spacing w:after="20"/>
+            </w:pPr>
+            <w:r/>
+            <w:r>
+              <w:rPr>
+                <w:b w:val="0"/>
+                <w:sz w:val="17"/>
+              </w:rPr>
+              <w:t>Completeness checked at review; an incomplete request goes back to the CMAC (Scenario 7)</w:t>
+            </w:r>
+          </w:p>
+        </w:tc>
+        <w:tc>
+          <w:tcPr>
+            <w:tcW w:type="dxa" w:w="2304"/>
+          </w:tcPr>
+          <w:p>
+            <w:pPr>
+              <w:spacing w:after="20"/>
+            </w:pPr>
+            <w:r/>
+            <w:r>
+              <w:rPr>
+                <w:b w:val="0"/>
+                <w:sz w:val="17"/>
+              </w:rPr>
+              <w:t>Time from submission to first assignment recorded</w:t>
+            </w:r>
+          </w:p>
+        </w:tc>
+        <w:tc>
+          <w:tcPr>
+            <w:tcW w:type="dxa" w:w="2304"/>
+          </w:tcPr>
+          <w:p>
+            <w:pPr>
+              <w:spacing w:after="20"/>
+            </w:pPr>
+            <w:r/>
+            <w:r>
+              <w:rPr>
+                <w:b w:val="0"/>
+                <w:sz w:val="17"/>
+              </w:rPr>
+              <w:t>Original kept as submitted (bronze)</w:t>
+            </w:r>
+          </w:p>
+        </w:tc>
+        <w:tc>
+          <w:tcPr>
+            <w:tcW w:type="dxa" w:w="2304"/>
+          </w:tcPr>
+          <w:p>
+            <w:pPr>
+              <w:spacing w:after="20"/>
+            </w:pPr>
+            <w:r/>
+            <w:r>
+              <w:rPr>
+                <w:b w:val="0"/>
+                <w:sz w:val="17"/>
+              </w:rPr>
+              <w:t>CMAC told when action is required</w:t>
+            </w:r>
+          </w:p>
+        </w:tc>
+      </w:tr>
+      <w:tr>
+        <w:trPr>
+          <w:cantSplit/>
+        </w:trPr>
+        <w:tc>
+          <w:tcPr>
+            <w:tcW w:type="dxa" w:w="2304"/>
+            <w:shd w:val="clear" w:fill="DCE6F2"/>
+          </w:tcPr>
+          <w:p>
+            <w:pPr>
+              <w:spacing w:after="20"/>
+            </w:pPr>
+            <w:r/>
+            <w:r>
+              <w:rPr>
+                <w:b/>
+                <w:sz w:val="17"/>
+              </w:rPr>
+              <w:t>Keep and Shape to Store</w:t>
+            </w:r>
+          </w:p>
+          <w:p>
+            <w:pPr>
+              <w:spacing w:after="20"/>
+            </w:pPr>
+            <w:r>
+              <w:rPr>
+                <w:b/>
+                <w:sz w:val="17"/>
+              </w:rPr>
+              <w:t>clean record written</w:t>
+            </w:r>
+          </w:p>
+        </w:tc>
+        <w:tc>
+          <w:tcPr>
+            <w:tcW w:type="dxa" w:w="2304"/>
+          </w:tcPr>
+          <w:p>
+            <w:pPr>
+              <w:spacing w:after="20"/>
+            </w:pPr>
+            <w:r/>
+            <w:r>
+              <w:rPr>
+                <w:b w:val="0"/>
+                <w:sz w:val="17"/>
+              </w:rPr>
+              <w:t>Only coordinators may change status or merge duplicates (Proposed)</w:t>
+            </w:r>
+          </w:p>
+        </w:tc>
+        <w:tc>
+          <w:tcPr>
+            <w:tcW w:type="dxa" w:w="2304"/>
+          </w:tcPr>
+          <w:p>
+            <w:pPr>
+              <w:spacing w:after="20"/>
+            </w:pPr>
+            <w:r/>
+            <w:r>
+              <w:rPr>
+                <w:b w:val="0"/>
+                <w:sz w:val="17"/>
+              </w:rPr>
+              <w:t>Standard status list; duplicate check on a match key (key to define)</w:t>
+            </w:r>
+          </w:p>
+        </w:tc>
+        <w:tc>
+          <w:tcPr>
+            <w:tcW w:type="dxa" w:w="2304"/>
+          </w:tcPr>
+          <w:p>
+            <w:pPr>
+              <w:spacing w:after="20"/>
+            </w:pPr>
+            <w:r/>
+            <w:r>
+              <w:rPr>
+                <w:b w:val="0"/>
+                <w:sz w:val="17"/>
+              </w:rPr>
+              <w:t>Every stage change time-stamped and attributed</w:t>
+            </w:r>
+          </w:p>
+        </w:tc>
+        <w:tc>
+          <w:tcPr>
+            <w:tcW w:type="dxa" w:w="2304"/>
+          </w:tcPr>
+          <w:p>
+            <w:pPr>
+              <w:spacing w:after="20"/>
+            </w:pPr>
+            <w:r/>
+            <w:r>
+              <w:rPr>
+                <w:b w:val="0"/>
+                <w:sz w:val="17"/>
+              </w:rPr>
+              <w:t>A merged duplicate keeps both histories (FR-22)</w:t>
+            </w:r>
+          </w:p>
+        </w:tc>
+        <w:tc>
+          <w:tcPr>
+            <w:tcW w:type="dxa" w:w="2304"/>
+          </w:tcPr>
+          <w:p>
+            <w:pPr>
+              <w:spacing w:after="20"/>
+            </w:pPr>
+            <w:r/>
+            <w:r>
+              <w:rPr>
+                <w:b w:val="0"/>
+                <w:sz w:val="17"/>
+              </w:rPr>
+              <w:t>Coordinator alerted to a possible duplicate (Proposed)</w:t>
+            </w:r>
+          </w:p>
+        </w:tc>
+      </w:tr>
+      <w:tr>
+        <w:trPr>
+          <w:cantSplit/>
+        </w:trPr>
+        <w:tc>
+          <w:tcPr>
+            <w:tcW w:type="dxa" w:w="2304"/>
+            <w:shd w:val="clear" w:fill="DCE6F2"/>
+          </w:tcPr>
+          <w:p>
+            <w:pPr>
+              <w:spacing w:after="20"/>
+            </w:pPr>
+            <w:r/>
+            <w:r>
+              <w:rPr>
+                <w:b/>
+                <w:sz w:val="17"/>
+              </w:rPr>
+              <w:t>Store to Use</w:t>
+            </w:r>
+          </w:p>
+          <w:p>
+            <w:pPr>
+              <w:spacing w:after="20"/>
+            </w:pPr>
+            <w:r>
+              <w:rPr>
+                <w:b/>
+                <w:sz w:val="17"/>
+              </w:rPr>
+              <w:t>record read by views</w:t>
+            </w:r>
+          </w:p>
+        </w:tc>
+        <w:tc>
+          <w:tcPr>
+            <w:tcW w:type="dxa" w:w="2304"/>
+          </w:tcPr>
+          <w:p>
+            <w:pPr>
+              <w:spacing w:after="20"/>
+            </w:pPr>
+            <w:r/>
+            <w:r>
+              <w:rPr>
+                <w:b w:val="0"/>
+                <w:sz w:val="17"/>
+              </w:rPr>
+              <w:t>Role-based access to every view (FR-25, NFR-14 to NFR-16); exact permissions to confirm</w:t>
+            </w:r>
+          </w:p>
+        </w:tc>
+        <w:tc>
+          <w:tcPr>
+            <w:tcW w:type="dxa" w:w="2304"/>
+          </w:tcPr>
+          <w:p>
+            <w:pPr>
+              <w:spacing w:after="20"/>
+            </w:pPr>
+            <w:r/>
+            <w:r>
+              <w:rPr>
+                <w:b w:val="0"/>
+                <w:sz w:val="17"/>
+              </w:rPr>
+              <w:t>Views read the clean record only (silver)</w:t>
+            </w:r>
+          </w:p>
+        </w:tc>
+        <w:tc>
+          <w:tcPr>
+            <w:tcW w:type="dxa" w:w="2304"/>
+          </w:tcPr>
+          <w:p>
+            <w:pPr>
+              <w:spacing w:after="20"/>
+            </w:pPr>
+            <w:r/>
+            <w:r>
+              <w:rPr>
+                <w:b w:val="0"/>
+                <w:sz w:val="17"/>
+              </w:rPr>
+              <w:t>A request with no stage change is flagged (time threshold to define)</w:t>
+            </w:r>
+          </w:p>
+        </w:tc>
+        <w:tc>
+          <w:tcPr>
+            <w:tcW w:type="dxa" w:w="2304"/>
+          </w:tcPr>
+          <w:p>
+            <w:pPr>
+              <w:spacing w:after="20"/>
+            </w:pPr>
+            <w:r/>
+            <w:r>
+              <w:rPr>
+                <w:b w:val="0"/>
+                <w:sz w:val="17"/>
+              </w:rPr>
+              <w:t>A failed update or upload is retried and the user is told (Proposed)</w:t>
+            </w:r>
+          </w:p>
+        </w:tc>
+        <w:tc>
+          <w:tcPr>
+            <w:tcW w:type="dxa" w:w="2304"/>
+          </w:tcPr>
+          <w:p>
+            <w:pPr>
+              <w:spacing w:after="20"/>
+            </w:pPr>
+            <w:r/>
+            <w:r>
+              <w:rPr>
+                <w:b w:val="0"/>
+                <w:sz w:val="17"/>
+              </w:rPr>
+              <w:t>Stalled request visible to the coordinator (Proposed)</w:t>
+            </w:r>
+          </w:p>
+        </w:tc>
+      </w:tr>
+      <w:tr>
+        <w:trPr>
+          <w:cantSplit/>
+        </w:trPr>
+        <w:tc>
+          <w:tcPr>
+            <w:tcW w:type="dxa" w:w="2304"/>
+            <w:shd w:val="clear" w:fill="DCE6F2"/>
+          </w:tcPr>
+          <w:p>
+            <w:pPr>
+              <w:spacing w:after="20"/>
+            </w:pPr>
+            <w:r/>
+            <w:r>
+              <w:rPr>
+                <w:b/>
+                <w:sz w:val="17"/>
+              </w:rPr>
+              <w:t>Use to the sinks</w:t>
+            </w:r>
+          </w:p>
+          <w:p>
+            <w:pPr>
+              <w:spacing w:after="20"/>
+            </w:pPr>
+            <w:r>
+              <w:rPr>
+                <w:b/>
+                <w:sz w:val="17"/>
+              </w:rPr>
+              <w:t>views, measures, reports</w:t>
+            </w:r>
+          </w:p>
+        </w:tc>
+        <w:tc>
+          <w:tcPr>
+            <w:tcW w:type="dxa" w:w="2304"/>
+          </w:tcPr>
+          <w:p>
+            <w:pPr>
+              <w:spacing w:after="20"/>
+            </w:pPr>
+            <w:r/>
+            <w:r>
+              <w:rPr>
+                <w:b w:val="0"/>
+                <w:sz w:val="17"/>
+              </w:rPr>
+              <w:t>Reports aggregated and role-restricted; external requester gets a read-only status link (client)</w:t>
+            </w:r>
+          </w:p>
+        </w:tc>
+        <w:tc>
+          <w:tcPr>
+            <w:tcW w:type="dxa" w:w="2304"/>
+          </w:tcPr>
+          <w:p>
+            <w:pPr>
+              <w:spacing w:after="20"/>
+            </w:pPr>
+            <w:r/>
+            <w:r>
+              <w:rPr>
+                <w:b w:val="0"/>
+                <w:sz w:val="17"/>
+              </w:rPr>
+              <w:t>Report figures traceable back to the record</w:t>
+            </w:r>
+          </w:p>
+        </w:tc>
+        <w:tc>
+          <w:tcPr>
+            <w:tcW w:type="dxa" w:w="2304"/>
+          </w:tcPr>
+          <w:p>
+            <w:pPr>
+              <w:spacing w:after="20"/>
+            </w:pPr>
+            <w:r/>
+            <w:r>
+              <w:rPr>
+                <w:b w:val="0"/>
+                <w:sz w:val="17"/>
+              </w:rPr>
+              <w:t>Report freshness on a set period (to confirm)</w:t>
+            </w:r>
+          </w:p>
+        </w:tc>
+        <w:tc>
+          <w:tcPr>
+            <w:tcW w:type="dxa" w:w="2304"/>
+          </w:tcPr>
+          <w:p>
+            <w:pPr>
+              <w:spacing w:after="20"/>
+            </w:pPr>
+            <w:r/>
+            <w:r>
+              <w:rPr>
+                <w:b w:val="0"/>
+                <w:sz w:val="17"/>
+              </w:rPr>
+              <w:t>Retention per the Government of Alberta records schedule (NFR-17)</w:t>
+            </w:r>
+          </w:p>
+        </w:tc>
+        <w:tc>
+          <w:tcPr>
+            <w:tcW w:type="dxa" w:w="2304"/>
+          </w:tcPr>
+          <w:p>
+            <w:pPr>
+              <w:spacing w:after="20"/>
+            </w:pPr>
+            <w:r/>
+            <w:r>
+              <w:rPr>
+                <w:b w:val="0"/>
+                <w:sz w:val="17"/>
+              </w:rPr>
+              <w:t>Unanswered Action Required notifies the requester; email preferred (client)</w:t>
+            </w:r>
+          </w:p>
+        </w:tc>
+      </w:tr>
+    </w:tbl>
+    <w:p>
+      <w:pPr>
+        <w:spacing w:after="40"/>
+      </w:pPr>
+    </w:p>
+    <w:p>
+      <w:pPr>
+        <w:keepNext/>
+        <w:spacing w:before="200"/>
+      </w:pPr>
+      <w:r>
+        <w:rPr>
+          <w:b/>
+          <w:sz w:val="26"/>
+        </w:rPr>
+        <w:t>5. Cleaning requirements: what "clean" means for PRISM Furniture Request</w:t>
       </w:r>
     </w:p>
     <w:p>
@@ -5983,7 +6883,7 @@
           <w:b/>
           <w:sz w:val="26"/>
         </w:rPr>
-        <w:t>5. Session Three and Four stage questions, answered for our product</w:t>
+        <w:t>6. Session Three and Four stage questions, answered for our product</w:t>
       </w:r>
     </w:p>
     <w:tbl>
@@ -6400,7 +7300,7 @@
                 <w:b w:val="0"/>
                 <w:sz w:val="19"/>
               </w:rPr>
-              <w:t>Today nobody would notice; the CMAC chases. With control F, a request with no stage change becomes visible (time threshold to define).</w:t>
+              <w:t>Today nobody would notice; the CMAC chases. With monitoring at the hand-offs, a request with no stage change becomes visible (time threshold to define).</w:t>
             </w:r>
           </w:p>
         </w:tc>
@@ -6459,7 +7359,7 @@
                 <w:b w:val="0"/>
                 <w:sz w:val="19"/>
               </w:rPr>
-              <w:t>Rules 1 to 6 in section 4, each with its failure path.</w:t>
+              <w:t>Rules 1 to 6 in section 5, each with its failure path.</w:t>
             </w:r>
           </w:p>
         </w:tc>
@@ -6577,7 +7477,7 @@
                 <w:b w:val="0"/>
                 <w:sz w:val="19"/>
               </w:rPr>
-              <w:t>CMACs: own requests, updated at every stage change. Coordinators: their queue, current. Management: aggregates on a set period (to confirm).</w:t>
+              <w:t>CMACs: their requests (exact permissions to confirm), updated at every stage change. Coordinators: their queue, current. Management: aggregates on a set period (to confirm).</w:t>
             </w:r>
           </w:p>
         </w:tc>
@@ -6657,7 +7557,7 @@
           <w:b/>
           <w:sz w:val="26"/>
         </w:rPr>
-        <w:t>6. My slide content and speaker notes (deck slides 5 and 6)</w:t>
+        <w:t>7. My slide content and speaker notes (deck slides 5 and 6)</w:t>
       </w:r>
     </w:p>
     <w:p>
@@ -6674,7 +7574,7 @@
           <w:i w:val="0"/>
           <w:sz w:val="23"/>
         </w:rPr>
-        <w:t>Slide 5. Five stages from source to sink, with the controls on the hand-offs</w:t>
+        <w:t>Slide 5. Five stages from source to sink, and what moves between them</w:t>
       </w:r>
       <w:r>
         <w:rPr>
@@ -6693,7 +7593,7 @@
         <w:rPr>
           <w:b w:val="0"/>
         </w:rPr>
-        <w:t>Image of the Miro pipeline: scope boundary, five stages with owners, controls A V F M S on the connectors, three kinds of sink, the loop</w:t>
+        <w:t>Image of the Miro pipeline: scope boundary; five stages, each showing who enters the data and who is accountable; labels on the arrows for the data that moves; three kinds of sink; the loop</w:t>
       </w:r>
     </w:p>
     <w:p>
@@ -6730,7 +7630,7 @@
           <w:i w:val="0"/>
           <w:sz w:val="21"/>
         </w:rPr>
-        <w:t xml:space="preserve"> This is our pipeline model in Miro, built with the Session Four conceptual template. The scope boundary is on top, each of the five stages shows who enters the data and who is accountable for its accuracy, three kinds of sink are on the right, and the loop is underneath. Nodes do the work; connectors carry the controls. A, authenticate: only an authorized requester may submit. V, validate: required fields are checked and an incomplete request goes back to the requester. F, monitor: every stage change carries a time. M, mitigate: a failed update is retried and the user is told. S, alarm: an unanswered Action Required notifies the requester. All five are proposed until the client confirms. The audit trail is bronze, the product reads silver, and management reports read gold.</w:t>
+        <w:t xml:space="preserve"> This is our pipeline model in Miro, built with the Session Four conceptual template. The scope boundary is on top, each of the five stages shows who enters the data and who is accountable for its accuracy, three kinds of sink are on the right, and the loop is underneath. The labels on the arrows show what moves: the need into Collect, the submitted request and attachments into Keep and Shape, the clean, linked request into Store, the record with its history into Use, and status, events and aggregates into the sinks. Nodes do the work and connectors carry the controls, but as Session Four says, all five questions are asked at every hand-off: who may move the data, is it acceptable, would we know if it stopped, what happens if it fails, and who is told. The board's governance grid shows how each applies. Items not in our requirements are proposed until the client confirms. The audit trail is bronze, the product reads silver, and management reports read gold.</w:t>
       </w:r>
     </w:p>
     <w:p>
@@ -6766,7 +7666,7 @@
         <w:rPr>
           <w:b w:val="0"/>
         </w:rPr>
-        <w:t>Five hops down the slide (need is born, request is entered, checked and shaped, stored as one record, read by the product), each showing what moves, who enters it and who is accountable; controls A, V, F, M between the hops</w:t>
+        <w:t>Five hops down the slide (need is born, request is entered, checked and shaped, stored as one record, read by the product), each showing what moves, who enters it and who is accountable; between the hops, a label for the data passed on</w:t>
       </w:r>
     </w:p>
     <w:p>
@@ -6790,7 +7690,7 @@
         <w:rPr>
           <w:b w:val="0"/>
         </w:rPr>
-        <w:t>Bottom line: constraints (frequency, format, access, retention, scope)</w:t>
+        <w:t>Bottom line: governance (all five considerations at every hand-off, not one per arrow) and constraints, with the CMAC access rule marked Proposed</w:t>
       </w:r>
     </w:p>
     <w:p>
@@ -6828,7 +7728,7 @@
           <w:b/>
           <w:sz w:val="26"/>
         </w:rPr>
-        <w:t>7. Validation and actions (Working 2: 20 min validate, 10 min actions)</w:t>
+        <w:t>8. Validation and actions (Working 2: 20 min validate, 10 min actions)</w:t>
       </w:r>
     </w:p>
     <w:tbl>
@@ -7650,6 +8550,101 @@
                 <w:sz w:val="19"/>
               </w:rPr>
               <w:t>CMAC for submitted details; PRISM Core owner to be named</w:t>
+            </w:r>
+          </w:p>
+        </w:tc>
+        <w:tc>
+          <w:tcPr>
+            <w:tcW w:type="dxa" w:w="2880"/>
+          </w:tcPr>
+          <w:p>
+            <w:pPr>
+              <w:spacing w:after="20"/>
+            </w:pPr>
+            <w:r/>
+            <w:r>
+              <w:rPr>
+                <w:b w:val="0"/>
+                <w:sz w:val="19"/>
+              </w:rPr>
+              <w:t>Client</w:t>
+            </w:r>
+          </w:p>
+        </w:tc>
+        <w:tc>
+          <w:tcPr>
+            <w:tcW w:type="dxa" w:w="2448"/>
+          </w:tcPr>
+          <w:p>
+            <w:pPr>
+              <w:spacing w:after="20"/>
+            </w:pPr>
+            <w:r/>
+            <w:r>
+              <w:rPr>
+                <w:b w:val="0"/>
+                <w:sz w:val="19"/>
+              </w:rPr>
+              <w:t>Admin 3, 29 Oct</w:t>
+            </w:r>
+          </w:p>
+        </w:tc>
+      </w:tr>
+      <w:tr>
+        <w:trPr>
+          <w:cantSplit/>
+        </w:trPr>
+        <w:tc>
+          <w:tcPr>
+            <w:tcW w:type="dxa" w:w="432"/>
+          </w:tcPr>
+          <w:p>
+            <w:pPr>
+              <w:spacing w:after="20"/>
+            </w:pPr>
+            <w:r/>
+            <w:r>
+              <w:rPr>
+                <w:b/>
+                <w:sz w:val="19"/>
+              </w:rPr>
+              <w:t>9</w:t>
+            </w:r>
+          </w:p>
+        </w:tc>
+        <w:tc>
+          <w:tcPr>
+            <w:tcW w:type="dxa" w:w="3744"/>
+          </w:tcPr>
+          <w:p>
+            <w:pPr>
+              <w:spacing w:after="20"/>
+            </w:pPr>
+            <w:r/>
+            <w:r>
+              <w:rPr>
+                <w:b w:val="0"/>
+                <w:sz w:val="19"/>
+              </w:rPr>
+              <w:t>Exact CMAC view permissions</w:t>
+            </w:r>
+          </w:p>
+        </w:tc>
+        <w:tc>
+          <w:tcPr>
+            <w:tcW w:type="dxa" w:w="4320"/>
+          </w:tcPr>
+          <w:p>
+            <w:pPr>
+              <w:spacing w:after="20"/>
+            </w:pPr>
+            <w:r/>
+            <w:r>
+              <w:rPr>
+                <w:b w:val="0"/>
+                <w:sz w:val="19"/>
+              </w:rPr>
+              <w:t>Proposed: a CMAC sees only their own requests (or the ministry's, to confirm)</w:t>
             </w:r>
           </w:p>
         </w:tc>

--- a/MDPM 830/Data Pipeline/Ade_Deliverables_Pipeline_Stages_and_Data_Ownership.docx
+++ b/MDPM 830/Data Pipeline/Ade_Deliverables_Pipeline_Stages_and_Data_Ownership.docx
@@ -247,7 +247,7 @@
                 <w:b w:val="0"/>
                 <w:sz w:val="19"/>
               </w:rPr>
-              <w:t>Miro frame "Working 2: Pipeline Stages and Data Ownership", Part A</w:t>
+              <w:t>Miro frame "Working 2: Pipeline Stages and Data Ownership", Part A (stage cards)</w:t>
             </w:r>
           </w:p>
         </w:tc>
@@ -342,7 +342,7 @@
                 <w:b w:val="0"/>
                 <w:sz w:val="19"/>
               </w:rPr>
-              <w:t>Same frame, owner tags and Part B table</w:t>
+              <w:t>Same frame, Part A: Who enters / who is accountable card on each stage</w:t>
             </w:r>
           </w:p>
         </w:tc>
@@ -437,7 +437,7 @@
                 <w:b w:val="0"/>
                 <w:sz w:val="19"/>
               </w:rPr>
-              <w:t>Same frame, Part C; section 5 below</w:t>
+              <w:t>Same frame, Part A: Preparation card on each stage; section 5 below</w:t>
             </w:r>
           </w:p>
         </w:tc>
@@ -532,7 +532,7 @@
                 <w:b w:val="0"/>
                 <w:sz w:val="19"/>
               </w:rPr>
-              <w:t>Same frame, Part B; section 2 below</w:t>
+              <w:t>Same frame, Part A: Constraints card on each stage; section 2 below</w:t>
             </w:r>
           </w:p>
         </w:tc>
@@ -627,7 +627,7 @@
                 <w:b w:val="0"/>
                 <w:sz w:val="19"/>
               </w:rPr>
-              <w:t>Miro Part G; section 4 below</w:t>
+              <w:t>Same frame, Part B; section 4 below</w:t>
             </w:r>
           </w:p>
         </w:tc>
@@ -722,7 +722,7 @@
                 <w:b w:val="0"/>
                 <w:sz w:val="19"/>
               </w:rPr>
-              <w:t>Same frame; the earlier draft frame is integrated as Part H</w:t>
+              <w:t>Same frame, Parts A to E (one consolidated frame)</w:t>
             </w:r>
           </w:p>
         </w:tc>
@@ -1102,7 +1102,7 @@
                 <w:b w:val="0"/>
                 <w:sz w:val="19"/>
               </w:rPr>
-              <w:t>Miro Parts A and B; sections 2 and 3 below</w:t>
+              <w:t>Same frame, Parts A and C; sections 2 and 3 below</w:t>
             </w:r>
           </w:p>
         </w:tc>
@@ -1197,7 +1197,7 @@
                 <w:b w:val="0"/>
                 <w:sz w:val="19"/>
               </w:rPr>
-              <w:t>Miro Parts E and F; section 3 below; deck slide 6</w:t>
+              <w:t>Same frame, Part C; section 3 below; deck slide 6</w:t>
             </w:r>
           </w:p>
         </w:tc>
@@ -4325,7 +4325,7 @@
                 <w:b w:val="0"/>
                 <w:sz w:val="18"/>
               </w:rPr>
-              <w:t>Collect, V, Keep and Shape, Store</w:t>
+              <w:t>Collect, Keep and Shape, Store</w:t>
             </w:r>
           </w:p>
         </w:tc>
@@ -4551,7 +4551,7 @@
                 <w:b w:val="0"/>
                 <w:sz w:val="18"/>
               </w:rPr>
-              <w:t>Collect, V, Store</w:t>
+              <w:t>Collect, Store</w:t>
             </w:r>
           </w:p>
         </w:tc>
@@ -4777,7 +4777,7 @@
                 <w:b w:val="0"/>
                 <w:sz w:val="18"/>
               </w:rPr>
-              <w:t>Collect, V (type sets attachments and lead time), Store</w:t>
+              <w:t>Collect (type sets attachments and lead time), Store</w:t>
             </w:r>
           </w:p>
         </w:tc>
@@ -4890,7 +4890,7 @@
                 <w:b w:val="0"/>
                 <w:sz w:val="18"/>
               </w:rPr>
-              <w:t>Collect, V, Store</w:t>
+              <w:t>Collect, Store</w:t>
             </w:r>
           </w:p>
         </w:tc>
@@ -5003,7 +5003,7 @@
                 <w:b w:val="0"/>
                 <w:sz w:val="18"/>
               </w:rPr>
-              <w:t>Keep and Shape, F, Store</w:t>
+              <w:t>Keep and Shape, Store</w:t>
             </w:r>
           </w:p>
         </w:tc>
@@ -5473,7 +5473,7 @@
                 <w:b w:val="0"/>
                 <w:sz w:val="18"/>
               </w:rPr>
-              <w:t>Measurement; alarm</w:t>
+              <w:t>Measurement; Action Required alarm</w:t>
             </w:r>
           </w:p>
         </w:tc>
